--- a/downloads/workbook/ai-7-week-12.docx
+++ b/downloads/workbook/ai-7-week-12.docx
@@ -997,6 +997,178 @@
         <w:t>Project connection: For the Reproducible AI Research Study, retain an annotated worked trace and the changed-case reasoning. Connect the claim to its records, units and assumptions so another investigator can challenge or reproduce it.</w:t>
       </w:r>
     </w:p>
+    <w:p>
+      <w:pPr>
+        <w:pStyle w:val="Heading1"/>
+      </w:pPr>
+      <w:r>
+        <w:t>13. Project portfolio milestone</w:t>
+      </w:r>
+    </w:p>
+    <w:p>
+      <w:r>
+        <w:t>Project: Reproducible AI Research Study</w:t>
+      </w:r>
+    </w:p>
+    <w:p>
+      <w:r>
+        <w:t>Current milestone: Make a transparent first version. Keep a trace of how one input becomes an output; explain the rule or learned component.</w:t>
+      </w:r>
+    </w:p>
+    <w:p>
+      <w:r>
+        <w:t>For the Reproducible AI Research Study, retain an annotated worked trace and the changed-case reasoning. Connect the claim to its records, units and assumptions so another investigator can challenge or reproduce it.</w:t>
+      </w:r>
+    </w:p>
+    <w:tbl>
+      <w:tblPr>
+        <w:tblStyle w:val="LightShading-Accent1"/>
+        <w:tblW w:type="auto" w:w="0"/>
+        <w:tblLook w:firstColumn="1" w:firstRow="1" w:lastColumn="0" w:lastRow="0" w:noHBand="0" w:noVBand="1" w:val="04A0"/>
+      </w:tblPr>
+      <w:tblGrid>
+        <w:gridCol w:w="5112"/>
+        <w:gridCol w:w="5112"/>
+      </w:tblGrid>
+      <w:tr>
+        <w:trPr>
+          <w:tblHeader/>
+        </w:trPr>
+        <w:tc>
+          <w:tcPr>
+            <w:tcW w:type="dxa" w:w="5112"/>
+          </w:tcPr>
+          <w:p>
+            <w:r>
+              <w:t>Evidence to keep</w:t>
+            </w:r>
+          </w:p>
+        </w:tc>
+        <w:tc>
+          <w:tcPr>
+            <w:tcW w:type="dxa" w:w="5112"/>
+          </w:tcPr>
+          <w:p>
+            <w:r>
+              <w:t>My record</w:t>
+            </w:r>
+          </w:p>
+        </w:tc>
+      </w:tr>
+      <w:tr>
+        <w:tc>
+          <w:tcPr>
+            <w:tcW w:type="dxa" w:w="5112"/>
+          </w:tcPr>
+          <w:p>
+            <w:r>
+              <w:t>This week’s input and deciding step</w:t>
+            </w:r>
+          </w:p>
+        </w:tc>
+        <w:tc>
+          <w:tcPr>
+            <w:tcW w:type="dxa" w:w="5112"/>
+          </w:tcPr>
+          <w:p>
+            <w:r/>
+          </w:p>
+        </w:tc>
+      </w:tr>
+      <w:tr>
+        <w:tc>
+          <w:tcPr>
+            <w:tcW w:type="dxa" w:w="5112"/>
+          </w:tcPr>
+          <w:p>
+            <w:r>
+              <w:t>Prediction and actual result (or labelled paper trace)</w:t>
+            </w:r>
+          </w:p>
+        </w:tc>
+        <w:tc>
+          <w:tcPr>
+            <w:tcW w:type="dxa" w:w="5112"/>
+          </w:tcPr>
+          <w:p>
+            <w:r/>
+          </w:p>
+        </w:tc>
+      </w:tr>
+      <w:tr>
+        <w:tc>
+          <w:tcPr>
+            <w:tcW w:type="dxa" w:w="5112"/>
+          </w:tcPr>
+          <w:p>
+            <w:r>
+              <w:t>One change since the previous checkpoint and why</w:t>
+            </w:r>
+          </w:p>
+        </w:tc>
+        <w:tc>
+          <w:tcPr>
+            <w:tcW w:type="dxa" w:w="5112"/>
+          </w:tcPr>
+          <w:p>
+            <w:r/>
+          </w:p>
+        </w:tc>
+      </w:tr>
+      <w:tr>
+        <w:tc>
+          <w:tcPr>
+            <w:tcW w:type="dxa" w:w="5112"/>
+          </w:tcPr>
+          <w:p>
+            <w:r>
+              <w:t>One error or limit and the next test</w:t>
+            </w:r>
+          </w:p>
+        </w:tc>
+        <w:tc>
+          <w:tcPr>
+            <w:tcW w:type="dxa" w:w="5112"/>
+          </w:tcPr>
+          <w:p>
+            <w:r/>
+          </w:p>
+        </w:tc>
+      </w:tr>
+    </w:tbl>
+    <w:p>
+      <w:pPr>
+        <w:pStyle w:val="Heading3"/>
+      </w:pPr>
+      <w:r>
+        <w:t>Explain what this week adds to your project. Reuse last week’s record rather than starting again.</w:t>
+      </w:r>
+    </w:p>
+    <w:p>
+      <w:r>
+        <w:t>________________________________________________________________</w:t>
+      </w:r>
+    </w:p>
+    <w:p>
+      <w:r>
+        <w:t>________________________________________________________________</w:t>
+      </w:r>
+    </w:p>
+    <w:p>
+      <w:r>
+        <w:t>________________________________________________________________</w:t>
+      </w:r>
+    </w:p>
+    <w:p>
+      <w:r>
+        <w:t>________________________________________________________________</w:t>
+      </w:r>
+    </w:p>
+    <w:p>
+      <w:r>
+        <w:t>________________________________________________________________</w:t>
+      </w:r>
+    </w:p>
     <w:sectPr>
       <w:pgSz w:w="12240" w:h="15840"/>
       <w:pgMar w:top="936" w:right="1008" w:bottom="936" w:left="1008" w:header="720" w:footer="720" w:gutter="0"/>

--- a/downloads/workbook/ai-7-week-12.docx
+++ b/downloads/workbook/ai-7-week-12.docx
@@ -1169,6 +1169,248 @@
         <w:t>________________________________________________________________</w:t>
       </w:r>
     </w:p>
+    <w:p>
+      <w:pPr>
+        <w:pStyle w:val="Heading1"/>
+      </w:pPr>
+      <w:r>
+        <w:t>14. Supported practice and learning evidence</w:t>
+      </w:r>
+    </w:p>
+    <w:p>
+      <w:r>
+        <w:t>Use this supported practice once, in the browser or on paper. Keep the reserved independent assessment for a separate first attempt before teacher feedback.</w:t>
+      </w:r>
+    </w:p>
+    <w:p>
+      <w:r>
+        <w:t>Read a supplied uncertainty interval. A fictional study supplies an interval for a mean time difference under its stated sampling model.</w:t>
+      </w:r>
+    </w:p>
+    <w:p>
+      <w:pPr>
+        <w:pStyle w:val="Heading3"/>
+      </w:pPr>
+      <w:r>
+        <w:t>Practice 1: explain the deciding evidence</w:t>
+      </w:r>
+    </w:p>
+    <w:p>
+      <w:r>
+        <w:t>Which labelled step matches this detail? 95% describes the method’s long-run coverage, not a 95% probability for this fixed parameter.</w:t>
+      </w:r>
+    </w:p>
+    <w:p>
+      <w:r>
+        <w:t>1. Interpret the sign</w:t>
+      </w:r>
+    </w:p>
+    <w:p>
+      <w:r>
+        <w:t>2. Locate the estimate</w:t>
+      </w:r>
+    </w:p>
+    <w:p>
+      <w:r>
+        <w:t>3. Respect coverage meaning</w:t>
+      </w:r>
+    </w:p>
+    <w:p>
+      <w:pPr>
+        <w:pStyle w:val="Heading3"/>
+      </w:pPr>
+      <w:r>
+        <w:t>My selected conclusion, deciding fact and explanation</w:t>
+      </w:r>
+    </w:p>
+    <w:p>
+      <w:r>
+        <w:t>________________________________________________________________</w:t>
+      </w:r>
+    </w:p>
+    <w:p>
+      <w:r>
+        <w:t>________________________________________________________________</w:t>
+      </w:r>
+    </w:p>
+    <w:p>
+      <w:r>
+        <w:t>________________________________________________________________</w:t>
+      </w:r>
+    </w:p>
+    <w:p>
+      <w:r>
+        <w:t>________________________________________________________________</w:t>
+      </w:r>
+    </w:p>
+    <w:p>
+      <w:r>
+        <w:t>________________________________________________________________</w:t>
+      </w:r>
+    </w:p>
+    <w:p>
+      <w:r>
+        <w:t>Hint if needed: Read the steps in the pictorial case. Match the supplied detail to the stage that performs or records it.</w:t>
+      </w:r>
+    </w:p>
+    <w:p>
+      <w:r>
+        <w:t>After your attempt, compare with the supported explanation: Respect coverage meaning 95% describes the method’s long-run coverage, not a 95% probability for this fixed parameter. An uncertainty interval conveys precision under assumptions. Its endpoints, units, comparison direction and method all matter; the interval is supplied here, not calculated from unavailable raw data.</w:t>
+      </w:r>
+    </w:p>
+    <w:p>
+      <w:pPr>
+        <w:pStyle w:val="Heading3"/>
+      </w:pPr>
+      <w:r>
+        <w:t>Practice 2: explain the deciding evidence</w:t>
+      </w:r>
+    </w:p>
+    <w:p>
+      <w:r>
+        <w:t>Changed-case practice: Use a supplied interval [-1.4,0.3] instead. Which conclusion is supported by the supplied facts?</w:t>
+      </w:r>
+    </w:p>
+    <w:p>
+      <w:r>
+        <w:t>1. This one example guarantees correct results for every future input.</w:t>
+      </w:r>
+    </w:p>
+    <w:p>
+      <w:r>
+        <w:t>2. We can decide the result without examining the changed input or the procedure.</w:t>
+      </w:r>
+    </w:p>
+    <w:p>
+      <w:r>
+        <w:t>3. It includes zero and positive differences, so both no difference and slower B remain compatible with that interval.</w:t>
+      </w:r>
+    </w:p>
+    <w:p>
+      <w:pPr>
+        <w:pStyle w:val="Heading3"/>
+      </w:pPr>
+      <w:r>
+        <w:t>My selected conclusion, deciding fact and explanation</w:t>
+      </w:r>
+    </w:p>
+    <w:p>
+      <w:r>
+        <w:t>________________________________________________________________</w:t>
+      </w:r>
+    </w:p>
+    <w:p>
+      <w:r>
+        <w:t>________________________________________________________________</w:t>
+      </w:r>
+    </w:p>
+    <w:p>
+      <w:r>
+        <w:t>________________________________________________________________</w:t>
+      </w:r>
+    </w:p>
+    <w:p>
+      <w:r>
+        <w:t>________________________________________________________________</w:t>
+      </w:r>
+    </w:p>
+    <w:p>
+      <w:r>
+        <w:t>________________________________________________________________</w:t>
+      </w:r>
+    </w:p>
+    <w:p>
+      <w:r>
+        <w:t>Hint if needed: Use the changed condition and the deciding step in the pictorial trace. The answer must say what follows from those facts.</w:t>
+      </w:r>
+    </w:p>
+    <w:p>
+      <w:r>
+        <w:t>After your attempt, compare with the supported explanation: It includes zero and positive differences, so both no difference and slower B remain compatible with that interval. The new upper endpoint crosses zero.</w:t>
+      </w:r>
+    </w:p>
+    <w:p>
+      <w:pPr>
+        <w:pStyle w:val="Heading3"/>
+      </w:pPr>
+      <w:r>
+        <w:t>Repair a missing building block</w:t>
+      </w:r>
+    </w:p>
+    <w:p>
+      <w:r>
+        <w:t>Review Sampling variability (ai-7/11). Goal: Explain the mechanism and terminology of sampling variability. Short practice: Calculate the two four-case rates and their difference. Explain how changed included cases can affect a fixed model, and why identical deterministic records should not differ on a rerun.. Return to this week and explain what you changed.</w:t>
+      </w:r>
+    </w:p>
+    <w:p>
+      <w:r>
+        <w:t>Review Experimental units and independence (ai-7/9). Goal: Explain the mechanism and terminology of experimental units and independence. Short practice: Count independent plants and photo views. Construct the stated group-correct split, then explain why placing a P1 view in evaluation creates leakage for the new-plant goal.. Return to this week and explain what you changed.</w:t>
+      </w:r>
+    </w:p>
+    <w:p>
+      <w:r>
+        <w:t>Review A literature comparison matrix (ai-7/6). Goal: Explain the mechanism and terminology of a literature comparison matrix. Short practice: Explain why 8/10 indoors and 16/20 outdoors share a rate but not a controlled comparison. Which condition column must the literature matrix preserve?. Return to this week and explain what you changed.</w:t>
+      </w:r>
+    </w:p>
+    <w:p>
+      <w:pPr>
+        <w:pStyle w:val="Heading3"/>
+      </w:pPr>
+      <w:r>
+        <w:t>Predict, run and debug</w:t>
+      </w:r>
+    </w:p>
+    <w:p>
+      <w:r>
+        <w:t>The browser lab lets you edit the supported Python examples already included in this lesson. Predict first, run, inspect the actual output or error, change one input, then run again. Keep code, predictions, actual results and a reasoned revision together. On paper, label your result as a trace rather than an execution.</w:t>
+      </w:r>
+    </w:p>
+    <w:p>
+      <w:pPr>
+        <w:pStyle w:val="Heading3"/>
+      </w:pPr>
+      <w:r>
+        <w:t>Keep your completed work</w:t>
+      </w:r>
+    </w:p>
+    <w:p>
+      <w:r>
+        <w:t>Use Download completed work in the hosted lesson to export your answers, reflections, practice feedback and code-run evidence. Open the HTML copy to read or print it. Drafts stay in this browser when storage is available; clear drafts on a shared device.</w:t>
+      </w:r>
+    </w:p>
+    <w:p>
+      <w:pPr>
+        <w:pStyle w:val="Heading3"/>
+      </w:pPr>
+      <w:r>
+        <w:t>What I repaired, the evidence I kept and the next test</w:t>
+      </w:r>
+    </w:p>
+    <w:p>
+      <w:r>
+        <w:t>________________________________________________________________</w:t>
+      </w:r>
+    </w:p>
+    <w:p>
+      <w:r>
+        <w:t>________________________________________________________________</w:t>
+      </w:r>
+    </w:p>
+    <w:p>
+      <w:r>
+        <w:t>________________________________________________________________</w:t>
+      </w:r>
+    </w:p>
+    <w:p>
+      <w:r>
+        <w:t>________________________________________________________________</w:t>
+      </w:r>
+    </w:p>
+    <w:p>
+      <w:r>
+        <w:t>________________________________________________________________</w:t>
+      </w:r>
+    </w:p>
     <w:sectPr>
       <w:pgSz w:w="12240" w:h="15840"/>
       <w:pgMar w:top="936" w:right="1008" w:bottom="936" w:left="1008" w:header="720" w:footer="720" w:gutter="0"/>

--- a/downloads/workbook/ai-7-week-12.docx
+++ b/downloads/workbook/ai-7-week-12.docx
@@ -30,33 +30,45 @@
     </w:p>
     <w:p>
       <w:r>
-        <w:t>Try the recall before opening notes. Then use a different colour or a labelled second line to correct your explanation.</w:t>
+        <w:t>Record your starting explanation for Uncertainty intervals before opening notes. Show any later correction separately.</w:t>
       </w:r>
     </w:p>
     <w:p>
       <w:pPr>
-        <w:pStyle w:val="Heading3"/>
-      </w:pPr>
-      <w:r>
-        <w:t>Sampling variability</w:t>
+        <w:spacing w:line="336" w:lineRule="auto" w:after="180"/>
+      </w:pPr>
+      <w:r>
+        <w:rPr>
+          <w:b w:val="0"/>
+        </w:rPr>
+        <w:t>Try the recall before opening notes. Then use a different colour or a labelled second line to correct your explanation.</w:t>
       </w:r>
     </w:p>
     <w:p>
-      <w:r>
-        <w:t>Without opening the old lesson, explain one key idea from Sampling variability. Give an example and a mistake that the idea helps you avoid.</w:t>
+      <w:pPr>
+        <w:pStyle w:val="Heading3"/>
+      </w:pPr>
+      <w:r>
+        <w:t>Sampling variability</w:t>
       </w:r>
     </w:p>
     <w:p>
       <w:pPr>
-        <w:pStyle w:val="Heading3"/>
-      </w:pPr>
-      <w:r>
-        <w:t>My remembered idea, example and correction</w:t>
+        <w:spacing w:line="336" w:lineRule="auto" w:after="180"/>
+      </w:pPr>
+      <w:r>
+        <w:rPr>
+          <w:b w:val="0"/>
+        </w:rPr>
+        <w:t>Without opening the old lesson, explain one key idea from Sampling variability. Give an example and a mistake that the idea helps you avoid.</w:t>
       </w:r>
     </w:p>
     <w:p>
-      <w:r>
-        <w:t>________________________________________________________________</w:t>
+      <w:pPr>
+        <w:pStyle w:val="Heading3"/>
+      </w:pPr>
+      <w:r>
+        <w:t>My remembered idea, example and correction</w:t>
       </w:r>
     </w:p>
     <w:p>
@@ -70,29 +82,35 @@
       </w:r>
     </w:p>
     <w:p>
-      <w:pPr>
-        <w:pStyle w:val="Heading3"/>
-      </w:pPr>
-      <w:r>
-        <w:t>Experimental units and independence</w:t>
+      <w:r>
+        <w:t>________________________________________________________________</w:t>
       </w:r>
     </w:p>
     <w:p>
-      <w:r>
-        <w:t>Without opening the old lesson, explain one key idea from Experimental units and independence. Give an example and a mistake that the idea helps you avoid.</w:t>
+      <w:pPr>
+        <w:pStyle w:val="Heading3"/>
+      </w:pPr>
+      <w:r>
+        <w:t>Experimental units and independence</w:t>
       </w:r>
     </w:p>
     <w:p>
       <w:pPr>
-        <w:pStyle w:val="Heading3"/>
-      </w:pPr>
-      <w:r>
-        <w:t>My remembered idea, example and correction</w:t>
+        <w:spacing w:line="336" w:lineRule="auto" w:after="180"/>
+      </w:pPr>
+      <w:r>
+        <w:rPr>
+          <w:b w:val="0"/>
+        </w:rPr>
+        <w:t>Without opening the old lesson, explain one key idea from Experimental units and independence. Give an example and a mistake that the idea helps you avoid.</w:t>
       </w:r>
     </w:p>
     <w:p>
-      <w:r>
-        <w:t>________________________________________________________________</w:t>
+      <w:pPr>
+        <w:pStyle w:val="Heading3"/>
+      </w:pPr>
+      <w:r>
+        <w:t>My remembered idea, example and correction</w:t>
       </w:r>
     </w:p>
     <w:p>
@@ -106,29 +124,35 @@
       </w:r>
     </w:p>
     <w:p>
-      <w:pPr>
-        <w:pStyle w:val="Heading3"/>
-      </w:pPr>
-      <w:r>
-        <w:t>A literature comparison matrix</w:t>
+      <w:r>
+        <w:t>________________________________________________________________</w:t>
       </w:r>
     </w:p>
     <w:p>
-      <w:r>
-        <w:t>Without opening the old lesson, explain one key idea from A literature comparison matrix. Give an example and a mistake that the idea helps you avoid.</w:t>
+      <w:pPr>
+        <w:pStyle w:val="Heading3"/>
+      </w:pPr>
+      <w:r>
+        <w:t>A literature comparison matrix</w:t>
       </w:r>
     </w:p>
     <w:p>
       <w:pPr>
-        <w:pStyle w:val="Heading3"/>
-      </w:pPr>
-      <w:r>
-        <w:t>My remembered idea, example and correction</w:t>
+        <w:spacing w:line="336" w:lineRule="auto" w:after="180"/>
+      </w:pPr>
+      <w:r>
+        <w:rPr>
+          <w:b w:val="0"/>
+        </w:rPr>
+        <w:t>Without opening the old lesson, explain one key idea from A literature comparison matrix. Give an example and a mistake that the idea helps you avoid.</w:t>
       </w:r>
     </w:p>
     <w:p>
-      <w:r>
-        <w:t>________________________________________________________________</w:t>
+      <w:pPr>
+        <w:pStyle w:val="Heading3"/>
+      </w:pPr>
+      <w:r>
+        <w:t>My remembered idea, example and correction</w:t>
       </w:r>
     </w:p>
     <w:p>
@@ -142,15 +166,31 @@
       </w:r>
     </w:p>
     <w:p>
-      <w:pPr>
-        <w:pStyle w:val="Heading1"/>
-      </w:pPr>
-      <w:r>
-        <w:t>02. Practise with fading help</w:t>
+      <w:r>
+        <w:t>________________________________________________________________</w:t>
       </w:r>
     </w:p>
     <w:p>
-      <w:r>
+      <w:pPr>
+        <w:pStyle w:val="Heading1"/>
+      </w:pPr>
+      <w:r>
+        <w:t>02. Practise with fading help</w:t>
+      </w:r>
+    </w:p>
+    <w:p>
+      <w:r>
+        <w:t>Complete the supported Uncertainty intervals trace and record the first step you can explain without help.</w:t>
+      </w:r>
+    </w:p>
+    <w:p>
+      <w:pPr>
+        <w:spacing w:line="336" w:lineRule="auto" w:after="180"/>
+      </w:pPr>
+      <w:r>
+        <w:rPr>
+          <w:b w:val="0"/>
+        </w:rPr>
         <w:t>Use W2: Trace the worked case for Uncertainty intervals. Record the answer once; the lesson and workbook refer to the same attempt.</w:t>
       </w:r>
     </w:p>
@@ -279,25 +319,37 @@
     </w:p>
     <w:p>
       <w:r>
-        <w:t>Use the worked case for Uncertainty intervals. Proposed explanation: “The worked result establishes every future case”. Decide whether this explanation is supported. Point to the step or supplied fact that decides; explain your repair if needed.</w:t>
+        <w:t>Check the proposed Uncertainty intervals explanation against the supplied facts before discussing it.</w:t>
       </w:r>
     </w:p>
     <w:p>
       <w:pPr>
-        <w:pStyle w:val="Heading3"/>
-      </w:pPr>
-      <w:r>
-        <w:t>My explanation before partner discussion</w:t>
+        <w:spacing w:line="336" w:lineRule="auto" w:after="180"/>
+      </w:pPr>
+      <w:r>
+        <w:rPr>
+          <w:b w:val="0"/>
+        </w:rPr>
+        <w:t>Use the worked case for Uncertainty intervals. Proposed explanation: “The worked result establishes every future case”. Decide whether this explanation is supported.</w:t>
       </w:r>
     </w:p>
     <w:p>
-      <w:r>
-        <w:t>________________________________________________________________</w:t>
+      <w:pPr>
+        <w:spacing w:line="336" w:lineRule="auto" w:after="180"/>
+      </w:pPr>
+      <w:r>
+        <w:rPr>
+          <w:b w:val="0"/>
+        </w:rPr>
+        <w:t>Point to the step or supplied fact that decides; explain your repair if needed.</w:t>
       </w:r>
     </w:p>
     <w:p>
-      <w:r>
-        <w:t>________________________________________________________________</w:t>
+      <w:pPr>
+        <w:pStyle w:val="Heading3"/>
+      </w:pPr>
+      <w:r>
+        <w:t>My explanation before partner discussion</w:t>
       </w:r>
     </w:p>
     <w:p>
@@ -311,47 +363,65 @@
       </w:r>
     </w:p>
     <w:p>
-      <w:pPr>
-        <w:pStyle w:val="Heading1"/>
-      </w:pPr>
-      <w:r>
-        <w:t>04. Independent transfer case</w:t>
+      <w:r>
+        <w:t>________________________________________________________________</w:t>
       </w:r>
     </w:p>
     <w:p>
-      <w:pPr>
-        <w:pStyle w:val="Heading3"/>
-      </w:pPr>
-      <w:r>
-        <w:t>Independent case: Apply a new case independently</w:t>
+      <w:r>
+        <w:t>________________________________________________________________</w:t>
       </w:r>
     </w:p>
     <w:p>
-      <w:r>
-        <w:t>Mean20, n25, known sigma5 and critical1.96. Compute interval and name one assumption.</w:t>
+      <w:pPr>
+        <w:pStyle w:val="Heading1"/>
+      </w:pPr>
+      <w:r>
+        <w:t>04. Independent transfer case</w:t>
       </w:r>
     </w:p>
     <w:p>
-      <w:pPr>
-        <w:pStyle w:val="Heading3"/>
-      </w:pPr>
-      <w:r>
-        <w:t>My independent explanation, trace and limits</w:t>
+      <w:r>
+        <w:t>Write one first attempt at the reserved independent case before feedback. Repeated copies of that case refer to the same recorded attempt.</w:t>
       </w:r>
     </w:p>
     <w:p>
-      <w:r>
-        <w:t>________________________________________________________________</w:t>
+      <w:pPr>
+        <w:pStyle w:val="Heading3"/>
+      </w:pPr>
+      <w:r>
+        <w:t>Independent case: Apply a new case independently</w:t>
       </w:r>
     </w:p>
     <w:p>
-      <w:r>
-        <w:t>________________________________________________________________</w:t>
+      <w:pPr>
+        <w:spacing w:line="336" w:lineRule="auto" w:after="180"/>
+      </w:pPr>
+      <w:r>
+        <w:rPr>
+          <w:b w:val="0"/>
+        </w:rPr>
+        <w:t xml:space="preserve">Mean20, n25, </w:t>
+      </w:r>
+      <w:r>
+        <w:rPr>
+          <w:b/>
+        </w:rPr>
+        <w:t>known sigma</w:t>
+      </w:r>
+      <w:r>
+        <w:rPr>
+          <w:b w:val="0"/>
+        </w:rPr>
+        <w:t>5 and critical1.96. Compute interval and name one assumption.</w:t>
       </w:r>
     </w:p>
     <w:p>
-      <w:r>
-        <w:t>________________________________________________________________</w:t>
+      <w:pPr>
+        <w:pStyle w:val="Heading3"/>
+      </w:pPr>
+      <w:r>
+        <w:t>My independent explanation, trace and limits</w:t>
       </w:r>
     </w:p>
     <w:p>
@@ -376,48 +446,96 @@
     </w:p>
     <w:p>
       <w:r>
-        <w:t>Attempt this case before feedback. Record any help. Earlier examples below are further practice; a case already practised with feedback cannot establish fresh transfer.</w:t>
+        <w:t>________________________________________________________________</w:t>
       </w:r>
     </w:p>
     <w:p>
-      <w:pPr>
-        <w:pStyle w:val="Heading1"/>
-      </w:pPr>
-      <w:r>
-        <w:t>05. W1 Explain the mechanism</w:t>
+      <w:r>
+        <w:t>________________________________________________________________</w:t>
       </w:r>
     </w:p>
     <w:p>
       <w:r>
-        <w:t>Explain the weekly mechanism in your own words. Use the worked scenario to name its input, decision rule and output.</w:t>
+        <w:t>________________________________________________________________</w:t>
       </w:r>
     </w:p>
     <w:p>
       <w:pPr>
-        <w:pStyle w:val="Heading3"/>
-      </w:pPr>
-      <w:r>
-        <w:t>My reasoning and evidence</w:t>
+        <w:spacing w:line="336" w:lineRule="auto" w:after="180"/>
+      </w:pPr>
+      <w:r>
+        <w:rPr>
+          <w:b w:val="0"/>
+        </w:rPr>
+        <w:t>Attempt this case before feedback. Record any help. Earlier examples below are further practice; a case already practised with feedback cannot establish fresh transfer.</w:t>
       </w:r>
     </w:p>
     <w:p>
-      <w:r>
-        <w:t>________________________________________________________________</w:t>
+      <w:pPr>
+        <w:pStyle w:val="Heading1"/>
+      </w:pPr>
+      <w:r>
+        <w:t>05. W1 Explain the mechanism</w:t>
       </w:r>
     </w:p>
     <w:p>
       <w:r>
-        <w:t>________________________________________________________________</w:t>
+        <w:t>Explain the mechanism. Apply the supplied Uncertainty intervals facts and keep your reasoning.</w:t>
       </w:r>
     </w:p>
     <w:p>
-      <w:r>
-        <w:t>________________________________________________________________</w:t>
+      <w:pPr>
+        <w:spacing w:line="336" w:lineRule="auto" w:after="180"/>
+      </w:pPr>
+      <w:r>
+        <w:rPr>
+          <w:b w:val="0"/>
+        </w:rPr>
+        <w:t xml:space="preserve">Explain the weekly </w:t>
+      </w:r>
+      <w:r>
+        <w:rPr>
+          <w:b/>
+        </w:rPr>
+        <w:t>mechanism</w:t>
+      </w:r>
+      <w:r>
+        <w:rPr>
+          <w:b w:val="0"/>
+        </w:rPr>
+        <w:t xml:space="preserve"> in your own words. Use the worked scenario to name its </w:t>
+      </w:r>
+      <w:r>
+        <w:rPr>
+          <w:b/>
+        </w:rPr>
+        <w:t>input</w:t>
+      </w:r>
+      <w:r>
+        <w:rPr>
+          <w:b w:val="0"/>
+        </w:rPr>
+        <w:t xml:space="preserve">, decision rule and </w:t>
+      </w:r>
+      <w:r>
+        <w:rPr>
+          <w:b/>
+        </w:rPr>
+        <w:t>output</w:t>
+      </w:r>
+      <w:r>
+        <w:rPr>
+          <w:b w:val="0"/>
+        </w:rPr>
+        <w:t>.</w:t>
       </w:r>
     </w:p>
     <w:p>
-      <w:r>
-        <w:t>________________________________________________________________</w:t>
+      <w:pPr>
+        <w:pStyle w:val="Heading3"/>
+      </w:pPr>
+      <w:r>
+        <w:t>My reasoning and evidence</w:t>
       </w:r>
     </w:p>
     <w:p>
@@ -431,24 +549,18 @@
       </w:r>
     </w:p>
     <w:p>
-      <w:pPr>
-        <w:pStyle w:val="Heading1"/>
-      </w:pPr>
-      <w:r>
-        <w:t>06. W2 Trace the worked case</w:t>
+      <w:r>
+        <w:t>________________________________________________________________</w:t>
       </w:r>
     </w:p>
     <w:p>
       <w:r>
-        <w:t>Observed mean10, n16, sigma2. Compute standard error, margin and interval. Show the intermediate steps and give the conclusion with its scope.</w:t>
+        <w:t>________________________________________________________________</w:t>
       </w:r>
     </w:p>
     <w:p>
-      <w:pPr>
-        <w:pStyle w:val="Heading3"/>
-      </w:pPr>
-      <w:r>
-        <w:t>My reasoning and evidence</w:t>
+      <w:r>
+        <w:t>________________________________________________________________</w:t>
       </w:r>
     </w:p>
     <w:p>
@@ -457,23 +569,47 @@
       </w:r>
     </w:p>
     <w:p>
-      <w:r>
-        <w:t>________________________________________________________________</w:t>
+      <w:pPr>
+        <w:pStyle w:val="Heading1"/>
+      </w:pPr>
+      <w:r>
+        <w:t>06. W2 Trace the worked case</w:t>
       </w:r>
     </w:p>
     <w:p>
       <w:r>
-        <w:t>________________________________________________________________</w:t>
+        <w:t>Trace the worked case. Apply the supplied Uncertainty intervals facts and keep your reasoning.</w:t>
       </w:r>
     </w:p>
     <w:p>
-      <w:r>
-        <w:t>________________________________________________________________</w:t>
+      <w:pPr>
+        <w:spacing w:line="336" w:lineRule="auto" w:after="180"/>
+      </w:pPr>
+      <w:r>
+        <w:rPr>
+          <w:b w:val="0"/>
+        </w:rPr>
+        <w:t xml:space="preserve">Observed mean10, n16, sigma2. Compute </w:t>
+      </w:r>
+      <w:r>
+        <w:rPr>
+          <w:b/>
+        </w:rPr>
+        <w:t>standard error</w:t>
+      </w:r>
+      <w:r>
+        <w:rPr>
+          <w:b w:val="0"/>
+        </w:rPr>
+        <w:t>, margin and interval. Show the intermediate steps and give the conclusion with its scope.</w:t>
       </w:r>
     </w:p>
     <w:p>
-      <w:r>
-        <w:t>________________________________________________________________</w:t>
+      <w:pPr>
+        <w:pStyle w:val="Heading3"/>
+      </w:pPr>
+      <w:r>
+        <w:t>My reasoning and evidence</w:t>
       </w:r>
     </w:p>
     <w:p>
@@ -487,24 +623,18 @@
       </w:r>
     </w:p>
     <w:p>
-      <w:pPr>
-        <w:pStyle w:val="Heading1"/>
-      </w:pPr>
-      <w:r>
-        <w:t>07. W3 Audit the limit</w:t>
+      <w:r>
+        <w:t>________________________________________________________________</w:t>
       </w:r>
     </w:p>
     <w:p>
       <w:r>
-        <w:t>A report omits this qualification: A narrow interval can be precisely biased; sampling independence and representativeness must be justified. Explain how omitting it could change a reader's interpretation, and write an accurate replacement.</w:t>
+        <w:t>________________________________________________________________</w:t>
       </w:r>
     </w:p>
     <w:p>
-      <w:pPr>
-        <w:pStyle w:val="Heading3"/>
-      </w:pPr>
-      <w:r>
-        <w:t>My reasoning and evidence</w:t>
+      <w:r>
+        <w:t>________________________________________________________________</w:t>
       </w:r>
     </w:p>
     <w:p>
@@ -518,44 +648,56 @@
       </w:r>
     </w:p>
     <w:p>
-      <w:r>
-        <w:t>________________________________________________________________</w:t>
+      <w:pPr>
+        <w:pStyle w:val="Heading1"/>
+      </w:pPr>
+      <w:r>
+        <w:t>07. W3 Audit the limit</w:t>
       </w:r>
     </w:p>
     <w:p>
       <w:r>
-        <w:t>________________________________________________________________</w:t>
+        <w:t>Audit the limit. Apply the supplied Uncertainty intervals facts and keep your reasoning.</w:t>
       </w:r>
     </w:p>
     <w:p>
-      <w:r>
-        <w:t>________________________________________________________________</w:t>
+      <w:pPr>
+        <w:spacing w:line="336" w:lineRule="auto" w:after="180"/>
+      </w:pPr>
+      <w:r>
+        <w:rPr>
+          <w:b w:val="0"/>
+        </w:rPr>
+        <w:t>A report omits this qualification: A narrow interval can be precisely biased; sampling independence and representativeness must be justified.</w:t>
       </w:r>
     </w:p>
     <w:p>
-      <w:r>
-        <w:t>________________________________________________________________</w:t>
+      <w:pPr>
+        <w:spacing w:line="336" w:lineRule="auto" w:after="180"/>
+      </w:pPr>
+      <w:r>
+        <w:rPr>
+          <w:b w:val="0"/>
+        </w:rPr>
+        <w:t>Explain how omitting it could change a reader's interpretation, and write an accurate replacement.</w:t>
       </w:r>
     </w:p>
     <w:p>
       <w:pPr>
-        <w:pStyle w:val="Heading1"/>
-      </w:pPr>
-      <w:r>
-        <w:t>08. W4 Apply a new case independently</w:t>
+        <w:pStyle w:val="Heading3"/>
+      </w:pPr>
+      <w:r>
+        <w:t>My reasoning and evidence</w:t>
       </w:r>
     </w:p>
     <w:p>
       <w:r>
-        <w:t>Mean20, n25, known sigma5 and critical1.96. Compute interval and name one assumption.</w:t>
+        <w:t>________________________________________________________________</w:t>
       </w:r>
     </w:p>
     <w:p>
-      <w:pPr>
-        <w:pStyle w:val="Heading3"/>
-      </w:pPr>
-      <w:r>
-        <w:t>My reasoning and evidence</w:t>
+      <w:r>
+        <w:t>________________________________________________________________</w:t>
       </w:r>
     </w:p>
     <w:p>
@@ -579,44 +721,62 @@
       </w:r>
     </w:p>
     <w:p>
-      <w:r>
-        <w:t>________________________________________________________________</w:t>
+      <w:pPr>
+        <w:pStyle w:val="Heading1"/>
+      </w:pPr>
+      <w:r>
+        <w:t>08. W4 Apply a new case independently</w:t>
       </w:r>
     </w:p>
     <w:p>
       <w:r>
-        <w:t>________________________________________________________________</w:t>
+        <w:t>Attempt before feedback. If this repeats the selected independent case, reuse that first attempt; otherwise keep a separate record. Apply a new case independently. Apply the supplied Uncertainty intervals facts and keep your reasoning.</w:t>
       </w:r>
     </w:p>
     <w:p>
-      <w:r>
-        <w:t>________________________________________________________________</w:t>
+      <w:pPr>
+        <w:spacing w:line="336" w:lineRule="auto" w:after="180"/>
+      </w:pPr>
+      <w:r>
+        <w:rPr>
+          <w:b w:val="0"/>
+        </w:rPr>
+        <w:t xml:space="preserve">Mean20, n25, </w:t>
+      </w:r>
+      <w:r>
+        <w:rPr>
+          <w:b/>
+        </w:rPr>
+        <w:t>known sigma</w:t>
+      </w:r>
+      <w:r>
+        <w:rPr>
+          <w:b w:val="0"/>
+        </w:rPr>
+        <w:t>5 and critical1.96. Compute interval and name one assumption.</w:t>
       </w:r>
     </w:p>
     <w:p>
-      <w:r>
-        <w:t>________________________________________________________________</w:t>
+      <w:pPr>
+        <w:pStyle w:val="Heading3"/>
+      </w:pPr>
+      <w:r>
+        <w:t>My reasoning and evidence</w:t>
       </w:r>
     </w:p>
     <w:p>
-      <w:pPr>
-        <w:pStyle w:val="Heading1"/>
-      </w:pPr>
-      <w:r>
-        <w:t>09. W5 Design a revealing follow-up</w:t>
+      <w:r>
+        <w:t>________________________________________________________________</w:t>
       </w:r>
     </w:p>
     <w:p>
       <w:r>
-        <w:t>For the worked scenario, propose one additional case that could reveal a failure, describe its expected outcome before running it, and explain what would need to remain fixed for a fair comparison. Do not reuse W4 as a new final test after receiving feedback.</w:t>
+        <w:t>________________________________________________________________</w:t>
       </w:r>
     </w:p>
     <w:p>
-      <w:pPr>
-        <w:pStyle w:val="Heading3"/>
-      </w:pPr>
-      <w:r>
-        <w:t>My reasoning and evidence</w:t>
+      <w:r>
+        <w:t>________________________________________________________________</w:t>
       </w:r>
     </w:p>
     <w:p>
@@ -645,26 +805,38 @@
       </w:r>
     </w:p>
     <w:p>
-      <w:r>
-        <w:t>________________________________________________________________</w:t>
+      <w:pPr>
+        <w:pStyle w:val="Heading1"/>
+      </w:pPr>
+      <w:r>
+        <w:t>09. W5 Design a revealing follow-up</w:t>
       </w:r>
     </w:p>
     <w:p>
       <w:r>
-        <w:t>________________________________________________________________</w:t>
+        <w:t>Design a revealing follow-up. Apply the supplied Uncertainty intervals facts and keep your reasoning.</w:t>
       </w:r>
     </w:p>
     <w:p>
       <w:pPr>
-        <w:pStyle w:val="Heading1"/>
-      </w:pPr>
-      <w:r>
-        <w:t>10. Project checkpoint and reflection</w:t>
+        <w:spacing w:line="336" w:lineRule="auto" w:after="180"/>
+      </w:pPr>
+      <w:r>
+        <w:rPr>
+          <w:b w:val="0"/>
+        </w:rPr>
+        <w:t>For the worked scenario, propose one additional case that could reveal a failure, describe its expected outcome before running it, and explain what would need to remain fixed for a fair comparison.</w:t>
       </w:r>
     </w:p>
     <w:p>
-      <w:r>
-        <w:t>Add a labelled uncertainty intervals evidence sheet to Reproducible AI Research Study. Show how you can explain the mechanism and terminology of uncertainty intervals. Use the supplied fictional case and keep its inputs, intermediate steps, calculation or prediction, and limitation. Connect this record to last week’s record; a matching answer without a trace is insufficient.</w:t>
+      <w:pPr>
+        <w:spacing w:line="336" w:lineRule="auto" w:after="180"/>
+      </w:pPr>
+      <w:r>
+        <w:rPr>
+          <w:b w:val="0"/>
+        </w:rPr>
+        <w:t>Do not reuse W4 as a new final test after receiving feedback.</w:t>
       </w:r>
     </w:p>
     <w:p>
@@ -672,7 +844,7 @@
         <w:pStyle w:val="Heading3"/>
       </w:pPr>
       <w:r>
-        <w:t>My project change, supporting evidence and remaining limit</w:t>
+        <w:t>My reasoning and evidence</w:t>
       </w:r>
     </w:p>
     <w:p>
@@ -706,11 +878,142 @@
       </w:r>
     </w:p>
     <w:p>
+      <w:r>
+        <w:t>________________________________________________________________</w:t>
+      </w:r>
+    </w:p>
+    <w:p>
       <w:pPr>
         <w:pStyle w:val="Heading1"/>
       </w:pPr>
       <w:r>
+        <w:t>10. Project checkpoint and reflection</w:t>
+      </w:r>
+    </w:p>
+    <w:p>
+      <w:r>
+        <w:t>Connect Uncertainty intervals to Reproducible AI Research Study, identify a limit and choose the next useful test.</w:t>
+      </w:r>
+    </w:p>
+    <w:p>
+      <w:pPr>
+        <w:spacing w:line="336" w:lineRule="auto" w:after="180"/>
+      </w:pPr>
+      <w:r>
+        <w:rPr>
+          <w:b w:val="0"/>
+        </w:rPr>
+        <w:t xml:space="preserve">Add a labelled uncertainty intervals </w:t>
+      </w:r>
+      <w:r>
+        <w:rPr>
+          <w:b/>
+        </w:rPr>
+        <w:t>evidence</w:t>
+      </w:r>
+      <w:r>
+        <w:rPr>
+          <w:b w:val="0"/>
+        </w:rPr>
+        <w:t xml:space="preserve"> sheet to Reproducible AI Research Study. Show how you can explain the </w:t>
+      </w:r>
+      <w:r>
+        <w:rPr>
+          <w:b/>
+        </w:rPr>
+        <w:t>mechanism</w:t>
+      </w:r>
+      <w:r>
+        <w:rPr>
+          <w:b w:val="0"/>
+        </w:rPr>
+        <w:t xml:space="preserve"> and terminology of uncertainty intervals.</w:t>
+      </w:r>
+    </w:p>
+    <w:p>
+      <w:pPr>
+        <w:spacing w:line="336" w:lineRule="auto" w:after="180"/>
+      </w:pPr>
+      <w:r>
+        <w:rPr>
+          <w:b w:val="0"/>
+        </w:rPr>
+        <w:t xml:space="preserve">Use the supplied fictional case and keep its </w:t>
+      </w:r>
+      <w:r>
+        <w:rPr>
+          <w:b/>
+        </w:rPr>
+        <w:t>input</w:t>
+      </w:r>
+      <w:r>
+        <w:rPr>
+          <w:b w:val="0"/>
+        </w:rPr>
+        <w:t xml:space="preserve">s, intermediate steps, calculation or </w:t>
+      </w:r>
+      <w:r>
+        <w:rPr>
+          <w:b/>
+        </w:rPr>
+        <w:t>prediction</w:t>
+      </w:r>
+      <w:r>
+        <w:rPr>
+          <w:b w:val="0"/>
+        </w:rPr>
+        <w:t>, and limitation. Connect this record to last week’s record; a matching answer without a trace is insufficient.</w:t>
+      </w:r>
+    </w:p>
+    <w:p>
+      <w:pPr>
+        <w:pStyle w:val="Heading3"/>
+      </w:pPr>
+      <w:r>
+        <w:t>My project change, supporting evidence and remaining limit</w:t>
+      </w:r>
+    </w:p>
+    <w:p>
+      <w:r>
+        <w:t>________________________________________________________________</w:t>
+      </w:r>
+    </w:p>
+    <w:p>
+      <w:r>
+        <w:t>________________________________________________________________</w:t>
+      </w:r>
+    </w:p>
+    <w:p>
+      <w:r>
+        <w:t>________________________________________________________________</w:t>
+      </w:r>
+    </w:p>
+    <w:p>
+      <w:r>
+        <w:t>________________________________________________________________</w:t>
+      </w:r>
+    </w:p>
+    <w:p>
+      <w:r>
+        <w:t>________________________________________________________________</w:t>
+      </w:r>
+    </w:p>
+    <w:p>
+      <w:r>
+        <w:t>________________________________________________________________</w:t>
+      </w:r>
+    </w:p>
+    <w:p>
+      <w:pPr>
+        <w:pStyle w:val="Heading1"/>
+      </w:pPr>
+      <w:r>
         <w:t>11. Feedback, return check and learning record</w:t>
+      </w:r>
+    </w:p>
+    <w:p>
+      <w:r>
+        <w:t>Record the first repaired step and a different case to revisit after a delay.</w:t>
       </w:r>
     </w:p>
     <w:tbl>
@@ -850,7 +1153,13 @@
       </w:tr>
     </w:tbl>
     <w:p>
-      <w:r>
+      <w:pPr>
+        <w:spacing w:line="336" w:lineRule="auto" w:after="180"/>
+      </w:pPr>
+      <w:r>
+        <w:rPr>
+          <w:b w:val="0"/>
+        </w:rPr>
         <w:t>Revisit this idea with your teacher after a delay. Familiarity is different from explaining and using it on a changed case.</w:t>
       </w:r>
     </w:p>
@@ -864,12 +1173,41 @@
     </w:p>
     <w:p>
       <w:r>
-        <w:t>Read a supplied uncertainty interval. A fictional study supplies an interval for a mean time difference under its stated sampling model.</w:t>
+        <w:t>Read a supplied uncertainty interval. A fictional study supplies an interval for a mean time difference under its stated sampling model. Explain the labelled step before checking the changed condition.</w:t>
       </w:r>
     </w:p>
     <w:p>
-      <w:r>
-        <w:t>Estimated difference B−A is -0.8 seconds; supplied 95% confidence interval is [-1.4,-0.2] seconds. Assume the study’s interval method is appropriate.</w:t>
+      <w:pPr>
+        <w:spacing w:line="336" w:lineRule="auto" w:after="180"/>
+      </w:pPr>
+      <w:r>
+        <w:rPr>
+          <w:b w:val="0"/>
+        </w:rPr>
+        <w:t>Read a supplied uncertainty interval. A fictional study supplies an interval for a mean time difference under its stated sampling model.</w:t>
+      </w:r>
+    </w:p>
+    <w:p>
+      <w:pPr>
+        <w:spacing w:line="336" w:lineRule="auto" w:after="180"/>
+      </w:pPr>
+      <w:r>
+        <w:rPr>
+          <w:b w:val="0"/>
+        </w:rPr>
+        <w:t xml:space="preserve">Estimated difference B−A is -0.8 seconds; supplied 95% </w:t>
+      </w:r>
+      <w:r>
+        <w:rPr>
+          <w:b/>
+        </w:rPr>
+        <w:t>confidence interval</w:t>
+      </w:r>
+      <w:r>
+        <w:rPr>
+          <w:b w:val="0"/>
+        </w:rPr>
+        <w:t xml:space="preserve"> is [-1.4,-0.2] seconds. Assume the study’s interval method is appropriate.</w:t>
       </w:r>
     </w:p>
     <w:p>
@@ -945,7 +1283,13 @@
       </w:r>
     </w:p>
     <w:p>
-      <w:r>
+      <w:pPr>
+        <w:spacing w:line="336" w:lineRule="auto" w:after="180"/>
+      </w:pPr>
+      <w:r>
+        <w:rPr>
+          <w:b w:val="0"/>
+        </w:rPr>
         <w:t>Locate -0.8 and zero relative to the supplied interval [-1.4,-0.2]. Interpret the sign and confidence-method meaning, then describe what changes with interval [-1.4,0.3].</w:t>
       </w:r>
     </w:p>
@@ -988,35 +1332,126 @@
       </w:r>
     </w:p>
     <w:p>
-      <w:r>
-        <w:t>Support used: alone / hint / worked example. This record is practice evidence.</w:t>
+      <w:pPr>
+        <w:pStyle w:val="Heading3"/>
+      </w:pPr>
+      <w:r>
+        <w:t>Record the help used</w:t>
       </w:r>
     </w:p>
     <w:p>
-      <w:r>
-        <w:t>Project connection: For the Reproducible AI Research Study, retain an annotated worked trace and the changed-case reasoning. Connect the claim to its records, units and assumptions so another investigator can challenge or reproduce it.</w:t>
+      <w:pPr>
+        <w:spacing w:line="336" w:lineRule="auto" w:after="180"/>
+        <w:shd w:fill="F1F6F8"/>
+      </w:pPr>
+      <w:r>
+        <w:rPr>
+          <w:b w:val="0"/>
+        </w:rPr>
+        <w:t xml:space="preserve">Support used: alone / hint / worked example. This record is practice </w:t>
+      </w:r>
+      <w:r>
+        <w:rPr>
+          <w:b/>
+        </w:rPr>
+        <w:t>evidence</w:t>
+      </w:r>
+      <w:r>
+        <w:rPr>
+          <w:b w:val="0"/>
+        </w:rPr>
+        <w:t>.</w:t>
       </w:r>
     </w:p>
     <w:p>
       <w:pPr>
-        <w:pStyle w:val="Heading1"/>
-      </w:pPr>
-      <w:r>
-        <w:t>13. Project portfolio milestone</w:t>
+        <w:spacing w:line="336" w:lineRule="auto" w:after="180"/>
+      </w:pPr>
+      <w:r>
+        <w:rPr>
+          <w:b w:val="0"/>
+        </w:rPr>
+        <w:t>Project connection: For the Reproducible AI Research Study, retain an annotated worked trace and the changed-case reasoning.</w:t>
       </w:r>
     </w:p>
     <w:p>
-      <w:r>
-        <w:t>Project: Reproducible AI Research Study</w:t>
+      <w:pPr>
+        <w:spacing w:line="336" w:lineRule="auto" w:after="180"/>
+      </w:pPr>
+      <w:r>
+        <w:rPr>
+          <w:b w:val="0"/>
+        </w:rPr>
+        <w:t>Connect the claim to its records, units and assumptions so another investigator can challenge or reproduce it.</w:t>
       </w:r>
     </w:p>
     <w:p>
-      <w:r>
-        <w:t>Current milestone: Make a transparent first version. Keep a trace of how one input becomes an output; explain the rule or learned component.</w:t>
+      <w:pPr>
+        <w:pStyle w:val="Heading1"/>
+      </w:pPr>
+      <w:r>
+        <w:t>13. Project portfolio milestone</w:t>
       </w:r>
     </w:p>
     <w:p>
       <w:r>
+        <w:t>Keep this week’s input, deciding step, result and limit together in the Reproducible AI Research Study record.</w:t>
+      </w:r>
+    </w:p>
+    <w:p>
+      <w:pPr>
+        <w:spacing w:line="336" w:lineRule="auto" w:after="180"/>
+      </w:pPr>
+      <w:r>
+        <w:rPr>
+          <w:b w:val="0"/>
+        </w:rPr>
+        <w:t>Project: Reproducible AI Research Study</w:t>
+      </w:r>
+    </w:p>
+    <w:p>
+      <w:pPr>
+        <w:spacing w:line="336" w:lineRule="auto" w:after="180"/>
+      </w:pPr>
+      <w:r>
+        <w:rPr>
+          <w:b w:val="0"/>
+        </w:rPr>
+        <w:t xml:space="preserve">Current milestone: Make a transparent first version. Keep a trace of how one </w:t>
+      </w:r>
+      <w:r>
+        <w:rPr>
+          <w:b/>
+        </w:rPr>
+        <w:t>input</w:t>
+      </w:r>
+      <w:r>
+        <w:rPr>
+          <w:b w:val="0"/>
+        </w:rPr>
+        <w:t xml:space="preserve"> becomes an </w:t>
+      </w:r>
+      <w:r>
+        <w:rPr>
+          <w:b/>
+        </w:rPr>
+        <w:t>output</w:t>
+      </w:r>
+      <w:r>
+        <w:rPr>
+          <w:b w:val="0"/>
+        </w:rPr>
+        <w:t>; explain the rule or learned component.</w:t>
+      </w:r>
+    </w:p>
+    <w:p>
+      <w:pPr>
+        <w:spacing w:line="336" w:lineRule="auto" w:after="180"/>
+      </w:pPr>
+      <w:r>
+        <w:rPr>
+          <w:b w:val="0"/>
+        </w:rPr>
         <w:t>For the Reproducible AI Research Study, retain an annotated worked trace and the changed-case reasoning. Connect the claim to its records, units and assumptions so another investigator can challenge or reproduce it.</w:t>
       </w:r>
     </w:p>
@@ -1179,53 +1614,92 @@
     </w:p>
     <w:p>
       <w:r>
-        <w:t>Use this supported practice once, in the browser or on paper. Keep the reserved independent assessment for a separate first attempt before teacher feedback.</w:t>
+        <w:t>Try the supported questions before comparing with hints and feedback. Record what you repaired and the evidence you retained.</w:t>
       </w:r>
     </w:p>
     <w:p>
-      <w:r>
-        <w:t>Read a supplied uncertainty interval. A fictional study supplies an interval for a mean time difference under its stated sampling model.</w:t>
+      <w:pPr>
+        <w:spacing w:line="336" w:lineRule="auto" w:after="180"/>
+      </w:pPr>
+      <w:r>
+        <w:rPr>
+          <w:b w:val="0"/>
+        </w:rPr>
+        <w:t>Use this supported practice once, in the browser or on paper. Keep the reserved independent assessment for a separate first attempt before teacher feedback.</w:t>
       </w:r>
     </w:p>
     <w:p>
       <w:pPr>
-        <w:pStyle w:val="Heading3"/>
-      </w:pPr>
-      <w:r>
-        <w:t>Practice 1: explain the deciding evidence</w:t>
+        <w:spacing w:line="336" w:lineRule="auto" w:after="180"/>
+      </w:pPr>
+      <w:r>
+        <w:rPr>
+          <w:b w:val="0"/>
+        </w:rPr>
+        <w:t>Read a supplied uncertainty interval. A fictional study supplies an interval for a mean time difference under its stated sampling model.</w:t>
       </w:r>
     </w:p>
     <w:p>
-      <w:r>
-        <w:t>Which labelled step matches this detail? 95% describes the method’s long-run coverage, not a 95% probability for this fixed parameter.</w:t>
+      <w:pPr>
+        <w:pStyle w:val="Heading3"/>
+      </w:pPr>
+      <w:r>
+        <w:t>Practice 1: explain the deciding evidence</w:t>
       </w:r>
     </w:p>
     <w:p>
-      <w:r>
-        <w:t>1. Interpret the sign</w:t>
+      <w:pPr>
+        <w:spacing w:line="336" w:lineRule="auto" w:after="180"/>
+      </w:pPr>
+      <w:r>
+        <w:rPr>
+          <w:b w:val="0"/>
+        </w:rPr>
+        <w:t>Which labelled step matches this detail? 95% describes the method’s long-run coverage, not a 95% probability for this fixed parameter.</w:t>
       </w:r>
     </w:p>
     <w:p>
-      <w:r>
-        <w:t>2. Locate the estimate</w:t>
+      <w:pPr>
+        <w:spacing w:line="336" w:lineRule="auto" w:after="180"/>
+        <w:shd w:fill="F4F9FC"/>
+      </w:pPr>
+      <w:r>
+        <w:rPr>
+          <w:b w:val="0"/>
+        </w:rPr>
+        <w:t>1. Interpret the sign</w:t>
       </w:r>
     </w:p>
     <w:p>
-      <w:r>
-        <w:t>3. Respect coverage meaning</w:t>
+      <w:pPr>
+        <w:spacing w:line="336" w:lineRule="auto" w:after="180"/>
+        <w:shd w:fill="F4F9FC"/>
+      </w:pPr>
+      <w:r>
+        <w:rPr>
+          <w:b w:val="0"/>
+        </w:rPr>
+        <w:t>2. Locate the estimate</w:t>
       </w:r>
     </w:p>
     <w:p>
       <w:pPr>
-        <w:pStyle w:val="Heading3"/>
-      </w:pPr>
-      <w:r>
-        <w:t>My selected conclusion, deciding fact and explanation</w:t>
+        <w:spacing w:line="336" w:lineRule="auto" w:after="180"/>
+        <w:shd w:fill="F4F9FC"/>
+      </w:pPr>
+      <w:r>
+        <w:rPr>
+          <w:b w:val="0"/>
+        </w:rPr>
+        <w:t>3. Respect coverage meaning</w:t>
       </w:r>
     </w:p>
     <w:p>
-      <w:r>
-        <w:t>________________________________________________________________</w:t>
+      <w:pPr>
+        <w:pStyle w:val="Heading3"/>
+      </w:pPr>
+      <w:r>
+        <w:t>My selected conclusion, deciding fact and explanation</w:t>
       </w:r>
     </w:p>
     <w:p>
@@ -1250,40 +1724,67 @@
     </w:p>
     <w:p>
       <w:r>
-        <w:t>Hint if needed: Read the steps in the pictorial case. Match the supplied detail to the stage that performs or records it.</w:t>
+        <w:t>________________________________________________________________</w:t>
       </w:r>
     </w:p>
     <w:p>
-      <w:r>
-        <w:t>After your attempt, compare with the supported explanation: Respect coverage meaning 95% describes the method’s long-run coverage, not a 95% probability for this fixed parameter. An uncertainty interval conveys precision under assumptions. Its endpoints, units, comparison direction and method all matter; the interval is supplied here, not calculated from unavailable raw data.</w:t>
+      <w:pPr>
+        <w:pStyle w:val="Heading3"/>
+      </w:pPr>
+      <w:r>
+        <w:t>Hint · try first</w:t>
       </w:r>
     </w:p>
     <w:p>
       <w:pPr>
-        <w:pStyle w:val="Heading3"/>
-      </w:pPr>
-      <w:r>
-        <w:t>Practice 2: explain the deciding evidence</w:t>
+        <w:spacing w:line="336" w:lineRule="auto" w:after="180"/>
+        <w:shd w:fill="F1F6F8"/>
+      </w:pPr>
+      <w:r>
+        <w:rPr>
+          <w:b w:val="0"/>
+        </w:rPr>
+        <w:t>Hint if needed: Read the steps in the pictorial case. Match the supplied detail to the stage that performs or records it.</w:t>
       </w:r>
     </w:p>
     <w:p>
-      <w:r>
-        <w:t>Changed-case practice: Use a supplied interval [-1.4,0.3] instead. Which conclusion is supported by the supplied facts?</w:t>
+      <w:pPr>
+        <w:pStyle w:val="Heading3"/>
+      </w:pPr>
+      <w:r>
+        <w:t>Feedback · compare after trying</w:t>
       </w:r>
     </w:p>
     <w:p>
-      <w:r>
-        <w:t>1. This one example guarantees correct results for every future input.</w:t>
+      <w:pPr>
+        <w:spacing w:line="336" w:lineRule="auto" w:after="180"/>
+        <w:shd w:fill="F1F6FC"/>
+      </w:pPr>
+      <w:r>
+        <w:rPr>
+          <w:b w:val="0"/>
+        </w:rPr>
+        <w:t>After your attempt, compare with the supported explanation: Respect coverage meaning 95% describes the method’s long-run coverage, not a 95% probability for this fixed parameter.</w:t>
       </w:r>
     </w:p>
     <w:p>
-      <w:r>
-        <w:t>2. We can decide the result without examining the changed input or the procedure.</w:t>
+      <w:pPr>
+        <w:spacing w:line="336" w:lineRule="auto" w:after="180"/>
+        <w:shd w:fill="F1F6FC"/>
+      </w:pPr>
+      <w:r>
+        <w:rPr>
+          <w:b w:val="0"/>
+        </w:rPr>
+        <w:t>An uncertainty interval conveys precision under assumptions. Its endpoints, units, comparison direction and method all matter; the interval is supplied here, not calculated from unavailable raw data.</w:t>
       </w:r>
     </w:p>
     <w:p>
-      <w:r>
-        <w:t>3. It includes zero and positive differences, so both no difference and slower B remain compatible with that interval.</w:t>
+      <w:pPr>
+        <w:pStyle w:val="Heading3"/>
+      </w:pPr>
+      <w:r>
+        <w:t>Practice 2: explain the deciding evidence</w:t>
       </w:r>
     </w:p>
     <w:p>
@@ -1291,104 +1792,1080 @@
         <w:pStyle w:val="Heading3"/>
       </w:pPr>
       <w:r>
-        <w:t>My selected conclusion, deciding fact and explanation</w:t>
+        <w:t>Changed case · predict first</w:t>
       </w:r>
     </w:p>
     <w:p>
-      <w:r>
-        <w:t>________________________________________________________________</w:t>
+      <w:pPr>
+        <w:spacing w:line="336" w:lineRule="auto" w:after="180"/>
+        <w:shd w:fill="F5F1FB"/>
+      </w:pPr>
+      <w:r>
+        <w:rPr>
+          <w:b w:val="0"/>
+        </w:rPr>
+        <w:t>Changed-case practice: Use a supplied interval [-1.4,0.3] instead. Which conclusion is supported by the supplied facts?</w:t>
       </w:r>
     </w:p>
     <w:p>
-      <w:r>
-        <w:t>________________________________________________________________</w:t>
+      <w:pPr>
+        <w:spacing w:line="336" w:lineRule="auto" w:after="180"/>
+        <w:shd w:fill="F4F9FC"/>
+      </w:pPr>
+      <w:r>
+        <w:rPr>
+          <w:b w:val="0"/>
+        </w:rPr>
+        <w:t xml:space="preserve">1. This one example guarantees correct results for every future </w:t>
+      </w:r>
+      <w:r>
+        <w:rPr>
+          <w:b/>
+        </w:rPr>
+        <w:t>input</w:t>
+      </w:r>
+      <w:r>
+        <w:rPr>
+          <w:b w:val="0"/>
+        </w:rPr>
+        <w:t>.</w:t>
       </w:r>
     </w:p>
     <w:p>
-      <w:r>
-        <w:t>________________________________________________________________</w:t>
+      <w:pPr>
+        <w:spacing w:line="336" w:lineRule="auto" w:after="180"/>
+        <w:shd w:fill="F4F9FC"/>
+      </w:pPr>
+      <w:r>
+        <w:rPr>
+          <w:b w:val="0"/>
+        </w:rPr>
+        <w:t xml:space="preserve">2. We can decide the result without examining the changed </w:t>
+      </w:r>
+      <w:r>
+        <w:rPr>
+          <w:b/>
+        </w:rPr>
+        <w:t>input</w:t>
+      </w:r>
+      <w:r>
+        <w:rPr>
+          <w:b w:val="0"/>
+        </w:rPr>
+        <w:t xml:space="preserve"> or the procedure.</w:t>
       </w:r>
     </w:p>
     <w:p>
-      <w:r>
-        <w:t>________________________________________________________________</w:t>
+      <w:pPr>
+        <w:spacing w:line="336" w:lineRule="auto" w:after="180"/>
+        <w:shd w:fill="F4F9FC"/>
+      </w:pPr>
+      <w:r>
+        <w:rPr>
+          <w:b w:val="0"/>
+        </w:rPr>
+        <w:t>3. It includes zero and positive differences, so both no difference and slower B remain compatible with that interval.</w:t>
       </w:r>
     </w:p>
     <w:p>
-      <w:r>
-        <w:t>________________________________________________________________</w:t>
+      <w:pPr>
+        <w:pStyle w:val="Heading3"/>
+      </w:pPr>
+      <w:r>
+        <w:t>My selected conclusion, deciding fact and explanation</w:t>
       </w:r>
     </w:p>
     <w:p>
       <w:r>
-        <w:t>Hint if needed: Use the changed condition and the deciding step in the pictorial trace. The answer must say what follows from those facts.</w:t>
+        <w:t>________________________________________________________________</w:t>
       </w:r>
     </w:p>
     <w:p>
       <w:r>
-        <w:t>After your attempt, compare with the supported explanation: It includes zero and positive differences, so both no difference and slower B remain compatible with that interval. The new upper endpoint crosses zero.</w:t>
+        <w:t>________________________________________________________________</w:t>
       </w:r>
     </w:p>
     <w:p>
-      <w:pPr>
-        <w:pStyle w:val="Heading3"/>
-      </w:pPr>
-      <w:r>
-        <w:t>Repair a missing building block</w:t>
+      <w:r>
+        <w:t>________________________________________________________________</w:t>
       </w:r>
     </w:p>
     <w:p>
       <w:r>
-        <w:t>Review Sampling variability (ai-7/11). Goal: Explain the mechanism and terminology of sampling variability. Short practice: Calculate the two four-case rates and their difference. Explain how changed included cases can affect a fixed model, and why identical deterministic records should not differ on a rerun.. Return to this week and explain what you changed.</w:t>
+        <w:t>________________________________________________________________</w:t>
       </w:r>
     </w:p>
     <w:p>
       <w:r>
-        <w:t>Review Experimental units and independence (ai-7/9). Goal: Explain the mechanism and terminology of experimental units and independence. Short practice: Count independent plants and photo views. Construct the stated group-correct split, then explain why placing a P1 view in evaluation creates leakage for the new-plant goal.. Return to this week and explain what you changed.</w:t>
+        <w:t>________________________________________________________________</w:t>
       </w:r>
     </w:p>
     <w:p>
-      <w:r>
-        <w:t>Review A literature comparison matrix (ai-7/6). Goal: Explain the mechanism and terminology of a literature comparison matrix. Short practice: Explain why 8/10 indoors and 16/20 outdoors share a rate but not a controlled comparison. Which condition column must the literature matrix preserve?. Return to this week and explain what you changed.</w:t>
+      <w:pPr>
+        <w:pStyle w:val="Heading3"/>
+      </w:pPr>
+      <w:r>
+        <w:t>Hint · try first</w:t>
       </w:r>
     </w:p>
     <w:p>
       <w:pPr>
-        <w:pStyle w:val="Heading3"/>
-      </w:pPr>
-      <w:r>
-        <w:t>Predict, run and debug</w:t>
+        <w:spacing w:line="336" w:lineRule="auto" w:after="180"/>
+        <w:shd w:fill="F1F6F8"/>
+      </w:pPr>
+      <w:r>
+        <w:rPr>
+          <w:b w:val="0"/>
+        </w:rPr>
+        <w:t>Hint if needed: Use the changed condition and the deciding step in the pictorial trace. The answer must say what follows from those facts.</w:t>
       </w:r>
     </w:p>
     <w:p>
-      <w:r>
-        <w:t>The browser lab lets you edit the supported Python examples already included in this lesson. Predict first, run, inspect the actual output or error, change one input, then run again. Keep code, predictions, actual results and a reasoned revision together. On paper, label your result as a trace rather than an execution.</w:t>
+      <w:pPr>
+        <w:pStyle w:val="Heading3"/>
+      </w:pPr>
+      <w:r>
+        <w:t>Feedback · compare after trying</w:t>
       </w:r>
     </w:p>
     <w:p>
       <w:pPr>
-        <w:pStyle w:val="Heading3"/>
-      </w:pPr>
-      <w:r>
-        <w:t>Keep your completed work</w:t>
+        <w:spacing w:line="336" w:lineRule="auto" w:after="180"/>
+        <w:shd w:fill="F1F6FC"/>
+      </w:pPr>
+      <w:r>
+        <w:rPr>
+          <w:b w:val="0"/>
+        </w:rPr>
+        <w:t>After your attempt, compare with the supported explanation: It includes zero and positive differences, so both no difference and slower B remain compatible with that interval. The new upper endpoint crosses zero.</w:t>
       </w:r>
     </w:p>
     <w:p>
-      <w:r>
-        <w:t>Use Download completed work in the hosted lesson to export your answers, reflections, practice feedback and code-run evidence. Open the HTML copy to read or print it. Drafts stay in this browser when storage is available; clear drafts on a shared device.</w:t>
+      <w:pPr>
+        <w:pStyle w:val="Heading3"/>
+      </w:pPr>
+      <w:r>
+        <w:t>Repair a missing building block</w:t>
       </w:r>
     </w:p>
     <w:p>
       <w:pPr>
-        <w:pStyle w:val="Heading3"/>
-      </w:pPr>
-      <w:r>
-        <w:t>What I repaired, the evidence I kept and the next test</w:t>
+        <w:spacing w:line="336" w:lineRule="auto" w:after="180"/>
+      </w:pPr>
+      <w:r>
+        <w:rPr>
+          <w:b w:val="0"/>
+        </w:rPr>
+        <w:t xml:space="preserve">Review Sampling variability (ai-7/11). Goal: Explain the </w:t>
+      </w:r>
+      <w:r>
+        <w:rPr>
+          <w:b/>
+        </w:rPr>
+        <w:t>mechanism</w:t>
+      </w:r>
+      <w:r>
+        <w:rPr>
+          <w:b w:val="0"/>
+        </w:rPr>
+        <w:t xml:space="preserve"> and terminology of sampling variability. Short practice: Calculate the two four-case rates and their difference.</w:t>
       </w:r>
     </w:p>
     <w:p>
+      <w:pPr>
+        <w:spacing w:line="336" w:lineRule="auto" w:after="180"/>
+      </w:pPr>
+      <w:r>
+        <w:rPr>
+          <w:b w:val="0"/>
+        </w:rPr>
+        <w:t>Explain how changed included cases can affect a fixed model, and why identical deterministic records should not differ on a rerun.. Return to this week and explain what you changed.</w:t>
+      </w:r>
+    </w:p>
+    <w:p>
+      <w:pPr>
+        <w:spacing w:line="336" w:lineRule="auto" w:after="180"/>
+      </w:pPr>
+      <w:r>
+        <w:rPr>
+          <w:b w:val="0"/>
+        </w:rPr>
+        <w:t xml:space="preserve">Review Experimental units and independence (ai-7/9). Goal: Explain the </w:t>
+      </w:r>
+      <w:r>
+        <w:rPr>
+          <w:b/>
+        </w:rPr>
+        <w:t>mechanism</w:t>
+      </w:r>
+      <w:r>
+        <w:rPr>
+          <w:b w:val="0"/>
+        </w:rPr>
+        <w:t xml:space="preserve"> and terminology of experimental units and independence. Short practice: Count independent plants and photo views.</w:t>
+      </w:r>
+    </w:p>
+    <w:p>
+      <w:pPr>
+        <w:spacing w:line="336" w:lineRule="auto" w:after="180"/>
+      </w:pPr>
+      <w:r>
+        <w:rPr>
+          <w:b w:val="0"/>
+        </w:rPr>
+        <w:t>Construct the stated group-correct split, then explain why placing a P1 view in evaluation creates leakage for the new-plant goal.. Return to this week and explain what you changed.</w:t>
+      </w:r>
+    </w:p>
+    <w:p>
+      <w:pPr>
+        <w:spacing w:line="336" w:lineRule="auto" w:after="180"/>
+      </w:pPr>
+      <w:r>
+        <w:rPr>
+          <w:b w:val="0"/>
+        </w:rPr>
+        <w:t xml:space="preserve">Review A literature comparison matrix (ai-7/6). Goal: Explain the </w:t>
+      </w:r>
+      <w:r>
+        <w:rPr>
+          <w:b/>
+        </w:rPr>
+        <w:t>mechanism</w:t>
+      </w:r>
+      <w:r>
+        <w:rPr>
+          <w:b w:val="0"/>
+        </w:rPr>
+        <w:t xml:space="preserve"> and terminology of a literature comparison matrix.</w:t>
+      </w:r>
+    </w:p>
+    <w:p>
+      <w:pPr>
+        <w:spacing w:line="336" w:lineRule="auto" w:after="180"/>
+      </w:pPr>
+      <w:r>
+        <w:rPr>
+          <w:b w:val="0"/>
+        </w:rPr>
+        <w:t>Short practice: Explain why 8/10 indoors and 16/20 outdoors share a rate but not a controlled comparison. Which condition column must the literature matrix preserve?. Return to this week and explain what you changed.</w:t>
+      </w:r>
+    </w:p>
+    <w:p>
+      <w:pPr>
+        <w:pStyle w:val="Heading3"/>
+      </w:pPr>
+      <w:r>
+        <w:t>Predict, run and debug</w:t>
+      </w:r>
+    </w:p>
+    <w:p>
+      <w:pPr>
+        <w:spacing w:line="336" w:lineRule="auto" w:after="180"/>
+      </w:pPr>
+      <w:r>
+        <w:rPr>
+          <w:b w:val="0"/>
+        </w:rPr>
+        <w:t xml:space="preserve">The browser lab lets you edit the supported Python examples already included in this lesson. Predict first, run, inspect the actual </w:t>
+      </w:r>
+      <w:r>
+        <w:rPr>
+          <w:b/>
+        </w:rPr>
+        <w:t>output</w:t>
+      </w:r>
+      <w:r>
+        <w:rPr>
+          <w:b w:val="0"/>
+        </w:rPr>
+        <w:t xml:space="preserve"> or error, change one </w:t>
+      </w:r>
+      <w:r>
+        <w:rPr>
+          <w:b/>
+        </w:rPr>
+        <w:t>input</w:t>
+      </w:r>
+      <w:r>
+        <w:rPr>
+          <w:b w:val="0"/>
+        </w:rPr>
+        <w:t>, then run again.</w:t>
+      </w:r>
+    </w:p>
+    <w:p>
+      <w:pPr>
+        <w:spacing w:line="336" w:lineRule="auto" w:after="180"/>
+      </w:pPr>
+      <w:r>
+        <w:rPr>
+          <w:b w:val="0"/>
+        </w:rPr>
+        <w:t xml:space="preserve">Keep code, </w:t>
+      </w:r>
+      <w:r>
+        <w:rPr>
+          <w:b/>
+        </w:rPr>
+        <w:t>prediction</w:t>
+      </w:r>
+      <w:r>
+        <w:rPr>
+          <w:b w:val="0"/>
+        </w:rPr>
+        <w:t>s, actual results and a reasoned revision together. On paper, label your result as a trace rather than an execution.</w:t>
+      </w:r>
+    </w:p>
+    <w:p>
+      <w:pPr>
+        <w:pStyle w:val="Heading3"/>
+      </w:pPr>
+      <w:r>
+        <w:t>Keep your completed work</w:t>
+      </w:r>
+    </w:p>
+    <w:p>
+      <w:pPr>
+        <w:spacing w:line="336" w:lineRule="auto" w:after="180"/>
+      </w:pPr>
+      <w:r>
+        <w:rPr>
+          <w:b w:val="0"/>
+        </w:rPr>
+        <w:t xml:space="preserve">Use Download completed work in the hosted lesson to export your answers, reflections, practice feedback and code-run </w:t>
+      </w:r>
+      <w:r>
+        <w:rPr>
+          <w:b/>
+        </w:rPr>
+        <w:t>evidence</w:t>
+      </w:r>
+      <w:r>
+        <w:rPr>
+          <w:b w:val="0"/>
+        </w:rPr>
+        <w:t>. Open the HTML copy to read or print it.</w:t>
+      </w:r>
+    </w:p>
+    <w:p>
+      <w:pPr>
+        <w:spacing w:line="336" w:lineRule="auto" w:after="180"/>
+      </w:pPr>
+      <w:r>
+        <w:rPr>
+          <w:b w:val="0"/>
+        </w:rPr>
+        <w:t>Drafts stay in this browser when storage is available; clear drafts on a shared device.</w:t>
+      </w:r>
+    </w:p>
+    <w:p>
+      <w:pPr>
+        <w:pStyle w:val="Heading3"/>
+      </w:pPr>
+      <w:r>
+        <w:t>What I repaired, the evidence I kept and the next test</w:t>
+      </w:r>
+    </w:p>
+    <w:p>
       <w:r>
         <w:t>________________________________________________________________</w:t>
+      </w:r>
+    </w:p>
+    <w:p>
+      <w:r>
+        <w:t>________________________________________________________________</w:t>
+      </w:r>
+    </w:p>
+    <w:p>
+      <w:r>
+        <w:t>________________________________________________________________</w:t>
+      </w:r>
+    </w:p>
+    <w:p>
+      <w:r>
+        <w:t>________________________________________________________________</w:t>
+      </w:r>
+    </w:p>
+    <w:p>
+      <w:r>
+        <w:t>________________________________________________________________</w:t>
+      </w:r>
+    </w:p>
+    <w:p>
+      <w:pPr>
+        <w:pStyle w:val="Heading1"/>
+      </w:pPr>
+      <w:r>
+        <w:t>15. Visual concept journey</w:t>
+      </w:r>
+    </w:p>
+    <w:p>
+      <w:r>
+        <w:t>Explain each Uncertainty intervals picture from its labels, then record a relevant limit.</w:t>
+      </w:r>
+    </w:p>
+    <w:p>
+      <w:pPr>
+        <w:pStyle w:val="Heading3"/>
+      </w:pPr>
+      <w:r>
+        <w:t>01. Uncertainty intervals: the case</w:t>
+      </w:r>
+    </w:p>
+    <w:p>
+      <w:r>
+        <w:drawing>
+          <wp:inline xmlns:a="http://schemas.openxmlformats.org/drawingml/2006/main" xmlns:pic="http://schemas.openxmlformats.org/drawingml/2006/picture">
+            <wp:extent cx="5486400" cy="2834640"/>
+            <wp:docPr id="3" name="Picture 3" descr="Read a supplied uncertainty interval. A fictional study supplies an interval for a mean time difference under its stated sampling model. Supplied facts: Estimated difference B−A is -0.8 seconds; supplied 95% confidence interval is [-1.4,-0.2] seconds. Assume the study’s interval method is appropriate."/>
+            <wp:cNvGraphicFramePr>
+              <a:graphicFrameLocks noChangeAspect="1"/>
+            </wp:cNvGraphicFramePr>
+            <a:graphic>
+              <a:graphicData uri="http://schemas.openxmlformats.org/drawingml/2006/picture">
+                <pic:pic>
+                  <pic:nvPicPr>
+                    <pic:cNvPr id="0" name="academy-story-ai-7-12-01.png"/>
+                    <pic:cNvPicPr/>
+                  </pic:nvPicPr>
+                  <pic:blipFill>
+                    <a:blip r:embed="rId11"/>
+                    <a:stretch>
+                      <a:fillRect/>
+                    </a:stretch>
+                  </pic:blipFill>
+                  <pic:spPr>
+                    <a:xfrm>
+                      <a:off x="0" y="0"/>
+                      <a:ext cx="5486400" cy="2834640"/>
+                    </a:xfrm>
+                    <a:prstGeom prst="rect"/>
+                  </pic:spPr>
+                </pic:pic>
+              </a:graphicData>
+            </a:graphic>
+          </wp:inline>
+        </w:drawing>
+      </w:r>
+    </w:p>
+    <w:p>
+      <w:pPr>
+        <w:spacing w:line="336" w:lineRule="auto" w:after="180"/>
+      </w:pPr>
+      <w:r>
+        <w:rPr>
+          <w:b w:val="0"/>
+        </w:rPr>
+        <w:t>Read a supplied uncertainty interval. A fictional study supplies an interval for a mean time difference under its stated sampling model.</w:t>
+      </w:r>
+    </w:p>
+    <w:p>
+      <w:pPr>
+        <w:spacing w:line="336" w:lineRule="auto" w:after="180"/>
+      </w:pPr>
+      <w:r>
+        <w:rPr>
+          <w:b w:val="0"/>
+        </w:rPr>
+        <w:t xml:space="preserve">Supplied facts: Estimated difference B−A is -0.8 seconds; supplied 95% </w:t>
+      </w:r>
+      <w:r>
+        <w:rPr>
+          <w:b/>
+        </w:rPr>
+        <w:t>confidence interval</w:t>
+      </w:r>
+      <w:r>
+        <w:rPr>
+          <w:b w:val="0"/>
+        </w:rPr>
+        <w:t xml:space="preserve"> is [-1.4,-0.2] seconds. Assume the study’s interval method is appropriate.</w:t>
+      </w:r>
+    </w:p>
+    <w:p>
+      <w:pPr>
+        <w:spacing w:line="336" w:lineRule="auto" w:after="180"/>
+        <w:shd w:fill="F5F1FB"/>
+      </w:pPr>
+      <w:r>
+        <w:rPr>
+          <w:b w:val="0"/>
+        </w:rPr>
+        <w:t>Point to the given fact that matters most. Explain why it matters.</w:t>
+      </w:r>
+    </w:p>
+    <w:p>
+      <w:pPr>
+        <w:pStyle w:val="Heading3"/>
+      </w:pPr>
+      <w:r>
+        <w:t>My picture explanation, deciding evidence and one limit</w:t>
+      </w:r>
+    </w:p>
+    <w:p>
+      <w:r>
+        <w:t>________________________________________________________________</w:t>
+      </w:r>
+    </w:p>
+    <w:p>
+      <w:r>
+        <w:t>________________________________________________________________</w:t>
+      </w:r>
+    </w:p>
+    <w:p>
+      <w:r>
+        <w:t>________________________________________________________________</w:t>
+      </w:r>
+    </w:p>
+    <w:p>
+      <w:r>
+        <w:t>________________________________________________________________</w:t>
+      </w:r>
+    </w:p>
+    <w:p>
+      <w:pPr>
+        <w:pStyle w:val="Heading3"/>
+      </w:pPr>
+      <w:r>
+        <w:t>02. Follow the deciding steps</w:t>
+      </w:r>
+    </w:p>
+    <w:p>
+      <w:r>
+        <w:drawing>
+          <wp:inline xmlns:a="http://schemas.openxmlformats.org/drawingml/2006/main" xmlns:pic="http://schemas.openxmlformats.org/drawingml/2006/picture">
+            <wp:extent cx="5486400" cy="3337560"/>
+            <wp:docPr id="4" name="Picture 4" descr="Locate the estimate: -0.8 lies between the interval endpoints. → Interpret the sign: Negative B−A means B took less time under this measurement convention. → Respect coverage meaning: 95% describes the method’s long-run coverage, not a 95% probability for this fixed parameter."/>
+            <wp:cNvGraphicFramePr>
+              <a:graphicFrameLocks noChangeAspect="1"/>
+            </wp:cNvGraphicFramePr>
+            <a:graphic>
+              <a:graphicData uri="http://schemas.openxmlformats.org/drawingml/2006/picture">
+                <pic:pic>
+                  <pic:nvPicPr>
+                    <pic:cNvPr id="0" name="academy-story-ai-7-12-02.png"/>
+                    <pic:cNvPicPr/>
+                  </pic:nvPicPr>
+                  <pic:blipFill>
+                    <a:blip r:embed="rId12"/>
+                    <a:stretch>
+                      <a:fillRect/>
+                    </a:stretch>
+                  </pic:blipFill>
+                  <pic:spPr>
+                    <a:xfrm>
+                      <a:off x="0" y="0"/>
+                      <a:ext cx="5486400" cy="3337560"/>
+                    </a:xfrm>
+                    <a:prstGeom prst="rect"/>
+                  </pic:spPr>
+                </pic:pic>
+              </a:graphicData>
+            </a:graphic>
+          </wp:inline>
+        </w:drawing>
+      </w:r>
+    </w:p>
+    <w:p>
+      <w:pPr>
+        <w:spacing w:line="336" w:lineRule="auto" w:after="180"/>
+      </w:pPr>
+      <w:r>
+        <w:rPr>
+          <w:b w:val="0"/>
+        </w:rPr>
+        <w:t>Locate the estimate: -0.8 lies between the interval endpoints. → Interpret the sign: Negative B−A means B took less time under this measurement convention. → Respect coverage meaning: 95% describes the method’s long-run coverage, not a 95% probability for this fixed parameter.</w:t>
+      </w:r>
+    </w:p>
+    <w:p>
+      <w:pPr>
+        <w:spacing w:line="336" w:lineRule="auto" w:after="180"/>
+        <w:shd w:fill="F5F1FB"/>
+      </w:pPr>
+      <w:r>
+        <w:rPr>
+          <w:b w:val="0"/>
+        </w:rPr>
+        <w:t xml:space="preserve">Point to each numbered stage and explain which recorded </w:t>
+      </w:r>
+      <w:r>
+        <w:rPr>
+          <w:b/>
+        </w:rPr>
+        <w:t>input</w:t>
+      </w:r>
+      <w:r>
+        <w:rPr>
+          <w:b w:val="0"/>
+        </w:rPr>
+        <w:t xml:space="preserve"> it uses.</w:t>
+      </w:r>
+    </w:p>
+    <w:p>
+      <w:pPr>
+        <w:pStyle w:val="Heading3"/>
+      </w:pPr>
+      <w:r>
+        <w:t>My picture explanation, deciding evidence and one limit</w:t>
+      </w:r>
+    </w:p>
+    <w:p>
+      <w:r>
+        <w:t>________________________________________________________________</w:t>
+      </w:r>
+    </w:p>
+    <w:p>
+      <w:r>
+        <w:t>________________________________________________________________</w:t>
+      </w:r>
+    </w:p>
+    <w:p>
+      <w:r>
+        <w:t>________________________________________________________________</w:t>
+      </w:r>
+    </w:p>
+    <w:p>
+      <w:r>
+        <w:t>________________________________________________________________</w:t>
+      </w:r>
+    </w:p>
+    <w:p>
+      <w:pPr>
+        <w:pStyle w:val="Heading3"/>
+      </w:pPr>
+      <w:r>
+        <w:t>03. Supplied interval for B minus A time</w:t>
+      </w:r>
+    </w:p>
+    <w:p>
+      <w:r>
+        <w:drawing>
+          <wp:inline xmlns:a="http://schemas.openxmlformats.org/drawingml/2006/main" xmlns:pic="http://schemas.openxmlformats.org/drawingml/2006/picture">
+            <wp:extent cx="5486400" cy="3096768"/>
+            <wp:docPr id="5" name="Picture 5" descr="Supplied interval for B minus A time. Original supplied interval: Lower endpoint (s) = -1.4, Estimate (s) = -0.8, Upper endpoint (s) = -0.2. Changed supplied interval: Lower endpoint (s) = -1.4, Estimate (s) = not specified, Upper endpoint (s) = 0.3."/>
+            <wp:cNvGraphicFramePr>
+              <a:graphicFrameLocks noChangeAspect="1"/>
+            </wp:cNvGraphicFramePr>
+            <a:graphic>
+              <a:graphicData uri="http://schemas.openxmlformats.org/drawingml/2006/picture">
+                <pic:pic>
+                  <pic:nvPicPr>
+                    <pic:cNvPr id="0" name="academy-story-ai-7-12-03.png"/>
+                    <pic:cNvPicPr/>
+                  </pic:nvPicPr>
+                  <pic:blipFill>
+                    <a:blip r:embed="rId13"/>
+                    <a:stretch>
+                      <a:fillRect/>
+                    </a:stretch>
+                  </pic:blipFill>
+                  <pic:spPr>
+                    <a:xfrm>
+                      <a:off x="0" y="0"/>
+                      <a:ext cx="5486400" cy="3096768"/>
+                    </a:xfrm>
+                    <a:prstGeom prst="rect"/>
+                  </pic:spPr>
+                </pic:pic>
+              </a:graphicData>
+            </a:graphic>
+          </wp:inline>
+        </w:drawing>
+      </w:r>
+    </w:p>
+    <w:p>
+      <w:pPr>
+        <w:spacing w:line="336" w:lineRule="auto" w:after="180"/>
+      </w:pPr>
+      <w:r>
+        <w:rPr>
+          <w:b w:val="0"/>
+        </w:rPr>
+        <w:t>Supplied interval for B minus A time. Original supplied interval: Lower endpoint (s) = -1.4, Estimate (s) = -0.8, Upper endpoint (s) = -0.2.</w:t>
+      </w:r>
+    </w:p>
+    <w:p>
+      <w:pPr>
+        <w:spacing w:line="336" w:lineRule="auto" w:after="180"/>
+      </w:pPr>
+      <w:r>
+        <w:rPr>
+          <w:b w:val="0"/>
+        </w:rPr>
+        <w:t>Changed supplied interval: Lower endpoint (s) = -1.4, Estimate (s) = not specified, Upper endpoint (s) = 0.3.</w:t>
+      </w:r>
+    </w:p>
+    <w:p>
+      <w:pPr>
+        <w:spacing w:line="336" w:lineRule="auto" w:after="180"/>
+        <w:shd w:fill="F5F1FB"/>
+      </w:pPr>
+      <w:r>
+        <w:rPr>
+          <w:b w:val="0"/>
+        </w:rPr>
+        <w:t>Read the labels and values. Explain the relationship the model shows.</w:t>
+      </w:r>
+    </w:p>
+    <w:p>
+      <w:pPr>
+        <w:pStyle w:val="Heading3"/>
+      </w:pPr>
+      <w:r>
+        <w:t>My picture explanation, deciding evidence and one limit</w:t>
+      </w:r>
+    </w:p>
+    <w:p>
+      <w:r>
+        <w:t>________________________________________________________________</w:t>
+      </w:r>
+    </w:p>
+    <w:p>
+      <w:r>
+        <w:t>________________________________________________________________</w:t>
+      </w:r>
+    </w:p>
+    <w:p>
+      <w:r>
+        <w:t>________________________________________________________________</w:t>
+      </w:r>
+    </w:p>
+    <w:p>
+      <w:r>
+        <w:t>________________________________________________________________</w:t>
+      </w:r>
+    </w:p>
+    <w:p>
+      <w:pPr>
+        <w:pStyle w:val="Heading3"/>
+      </w:pPr>
+      <w:r>
+        <w:t>04. Change one thing. Trace what follows.</w:t>
+      </w:r>
+    </w:p>
+    <w:p>
+      <w:r>
+        <w:drawing>
+          <wp:inline xmlns:a="http://schemas.openxmlformats.org/drawingml/2006/main" xmlns:pic="http://schemas.openxmlformats.org/drawingml/2006/picture">
+            <wp:extent cx="5486400" cy="3191256"/>
+            <wp:docPr id="6" name="Picture 6" descr="Original case: 95% describes the method’s long-run coverage, not a 95% probability for this fixed parameter. Changed condition: Use a supplied interval [-1.4,0.3] instead. Expected result: It includes zero and positive differences, so both no difference and slower B remain compatible with that interval. Reason: The new upper endpoint crosses zero."/>
+            <wp:cNvGraphicFramePr>
+              <a:graphicFrameLocks noChangeAspect="1"/>
+            </wp:cNvGraphicFramePr>
+            <a:graphic>
+              <a:graphicData uri="http://schemas.openxmlformats.org/drawingml/2006/picture">
+                <pic:pic>
+                  <pic:nvPicPr>
+                    <pic:cNvPr id="0" name="academy-story-ai-7-12-04.png"/>
+                    <pic:cNvPicPr/>
+                  </pic:nvPicPr>
+                  <pic:blipFill>
+                    <a:blip r:embed="rId14"/>
+                    <a:stretch>
+                      <a:fillRect/>
+                    </a:stretch>
+                  </pic:blipFill>
+                  <pic:spPr>
+                    <a:xfrm>
+                      <a:off x="0" y="0"/>
+                      <a:ext cx="5486400" cy="3191256"/>
+                    </a:xfrm>
+                    <a:prstGeom prst="rect"/>
+                  </pic:spPr>
+                </pic:pic>
+              </a:graphicData>
+            </a:graphic>
+          </wp:inline>
+        </w:drawing>
+      </w:r>
+    </w:p>
+    <w:p>
+      <w:pPr>
+        <w:spacing w:line="336" w:lineRule="auto" w:after="180"/>
+      </w:pPr>
+      <w:r>
+        <w:rPr>
+          <w:b w:val="0"/>
+        </w:rPr>
+        <w:t>Original case: 95% describes the method’s long-run coverage, not a 95% probability for this fixed parameter. Changed condition: Use a supplied interval [-1.4,0.3] instead.</w:t>
+      </w:r>
+    </w:p>
+    <w:p>
+      <w:pPr>
+        <w:spacing w:line="336" w:lineRule="auto" w:after="180"/>
+      </w:pPr>
+      <w:r>
+        <w:rPr>
+          <w:b w:val="0"/>
+        </w:rPr>
+        <w:t>Expected result: It includes zero and positive differences, so both no difference and slower B remain compatible with that interval. Reason: The new upper endpoint crosses zero.</w:t>
+      </w:r>
+    </w:p>
+    <w:p>
+      <w:pPr>
+        <w:spacing w:line="336" w:lineRule="auto" w:after="180"/>
+        <w:shd w:fill="F5F1FB"/>
+      </w:pPr>
+      <w:r>
+        <w:rPr>
+          <w:b w:val="0"/>
+        </w:rPr>
+        <w:t>Predict before checking the worked changed-case result. Name what changed and what the supplied facts allow you to conclude.</w:t>
+      </w:r>
+    </w:p>
+    <w:p>
+      <w:pPr>
+        <w:pStyle w:val="Heading3"/>
+      </w:pPr>
+      <w:r>
+        <w:t>My picture explanation, deciding evidence and one limit</w:t>
+      </w:r>
+    </w:p>
+    <w:p>
+      <w:r>
+        <w:t>________________________________________________________________</w:t>
+      </w:r>
+    </w:p>
+    <w:p>
+      <w:r>
+        <w:t>________________________________________________________________</w:t>
+      </w:r>
+    </w:p>
+    <w:p>
+      <w:r>
+        <w:t>________________________________________________________________</w:t>
+      </w:r>
+    </w:p>
+    <w:p>
+      <w:r>
+        <w:t>________________________________________________________________</w:t>
+      </w:r>
+    </w:p>
+    <w:p>
+      <w:pPr>
+        <w:pStyle w:val="Heading3"/>
+      </w:pPr>
+      <w:r>
+        <w:t>05. Connect the explanation to its limit</w:t>
+      </w:r>
+    </w:p>
+    <w:p>
+      <w:r>
+        <w:drawing>
+          <wp:inline xmlns:a="http://schemas.openxmlformats.org/drawingml/2006/main" xmlns:pic="http://schemas.openxmlformats.org/drawingml/2006/picture">
+            <wp:extent cx="5486400" cy="2834640"/>
+            <wp:docPr id="7" name="Picture 7" descr="An uncertainty interval conveys precision under assumptions. Its endpoints, units, comparison direction and method all matter; the interval is supplied here, not calculated from unavailable raw data. Limit: An interval does not establish practical value or causality, and invalid sampling assumptions can invalidate its interpretation."/>
+            <wp:cNvGraphicFramePr>
+              <a:graphicFrameLocks noChangeAspect="1"/>
+            </wp:cNvGraphicFramePr>
+            <a:graphic>
+              <a:graphicData uri="http://schemas.openxmlformats.org/drawingml/2006/picture">
+                <pic:pic>
+                  <pic:nvPicPr>
+                    <pic:cNvPr id="0" name="academy-story-ai-7-12-05.png"/>
+                    <pic:cNvPicPr/>
+                  </pic:nvPicPr>
+                  <pic:blipFill>
+                    <a:blip r:embed="rId15"/>
+                    <a:stretch>
+                      <a:fillRect/>
+                    </a:stretch>
+                  </pic:blipFill>
+                  <pic:spPr>
+                    <a:xfrm>
+                      <a:off x="0" y="0"/>
+                      <a:ext cx="5486400" cy="2834640"/>
+                    </a:xfrm>
+                    <a:prstGeom prst="rect"/>
+                  </pic:spPr>
+                </pic:pic>
+              </a:graphicData>
+            </a:graphic>
+          </wp:inline>
+        </w:drawing>
+      </w:r>
+    </w:p>
+    <w:p>
+      <w:pPr>
+        <w:spacing w:line="336" w:lineRule="auto" w:after="180"/>
+      </w:pPr>
+      <w:r>
+        <w:rPr>
+          <w:b w:val="0"/>
+        </w:rPr>
+        <w:t>An uncertainty interval conveys precision under assumptions. Its endpoints, units, comparison direction and method all matter; the interval is supplied here, not calculated from unavailable raw data.</w:t>
+      </w:r>
+    </w:p>
+    <w:p>
+      <w:pPr>
+        <w:spacing w:line="336" w:lineRule="auto" w:after="180"/>
+      </w:pPr>
+      <w:r>
+        <w:rPr>
+          <w:b w:val="0"/>
+        </w:rPr>
+        <w:t>Limit: An interval does not establish practical value or causality, and invalid sampling assumptions can invalidate its interpretation.</w:t>
+      </w:r>
+    </w:p>
+    <w:p>
+      <w:pPr>
+        <w:spacing w:line="336" w:lineRule="auto" w:after="180"/>
+        <w:shd w:fill="F5F1FB"/>
+      </w:pPr>
+      <w:r>
+        <w:rPr>
+          <w:b w:val="0"/>
+        </w:rPr>
+        <w:t>Explain the case, then point to a limit on the claim.</w:t>
+      </w:r>
+    </w:p>
+    <w:p>
+      <w:pPr>
+        <w:pStyle w:val="Heading3"/>
+      </w:pPr>
+      <w:r>
+        <w:t>My picture explanation, deciding evidence and one limit</w:t>
+      </w:r>
+    </w:p>
+    <w:p>
+      <w:r>
+        <w:t>________________________________________________________________</w:t>
+      </w:r>
+    </w:p>
+    <w:p>
+      <w:r>
+        <w:t>________________________________________________________________</w:t>
+      </w:r>
+    </w:p>
+    <w:p>
+      <w:r>
+        <w:t>________________________________________________________________</w:t>
+      </w:r>
+    </w:p>
+    <w:p>
+      <w:r>
+        <w:t>________________________________________________________________</w:t>
+      </w:r>
+    </w:p>
+    <w:p>
+      <w:pPr>
+        <w:pStyle w:val="Heading3"/>
+      </w:pPr>
+      <w:r>
+        <w:t>06. Make the idea visible in your project</w:t>
+      </w:r>
+    </w:p>
+    <w:p>
+      <w:r>
+        <w:drawing>
+          <wp:inline xmlns:a="http://schemas.openxmlformats.org/drawingml/2006/main" xmlns:pic="http://schemas.openxmlformats.org/drawingml/2006/picture">
+            <wp:extent cx="5486400" cy="3681984"/>
+            <wp:docPr id="8" name="Picture 8" descr="For the Reproducible AI Research Study, retain an annotated worked trace and the changed-case reasoning. Connect the claim to its records, units and assumptions so another investigator can challenge or reproduce it. Draw your input, deciding step, result and limit. Supported question: Locate -0.8 and zero relative to the supplied interval [-1.4,-0.2]. Interpret the sign and confidence-method meaning, then describe what changes with interval [-1.4,0.3]."/>
+            <wp:cNvGraphicFramePr>
+              <a:graphicFrameLocks noChangeAspect="1"/>
+            </wp:cNvGraphicFramePr>
+            <a:graphic>
+              <a:graphicData uri="http://schemas.openxmlformats.org/drawingml/2006/picture">
+                <pic:pic>
+                  <pic:nvPicPr>
+                    <pic:cNvPr id="0" name="academy-story-ai-7-12-06.png"/>
+                    <pic:cNvPicPr/>
+                  </pic:nvPicPr>
+                  <pic:blipFill>
+                    <a:blip r:embed="rId16"/>
+                    <a:stretch>
+                      <a:fillRect/>
+                    </a:stretch>
+                  </pic:blipFill>
+                  <pic:spPr>
+                    <a:xfrm>
+                      <a:off x="0" y="0"/>
+                      <a:ext cx="5486400" cy="3681984"/>
+                    </a:xfrm>
+                    <a:prstGeom prst="rect"/>
+                  </pic:spPr>
+                </pic:pic>
+              </a:graphicData>
+            </a:graphic>
+          </wp:inline>
+        </w:drawing>
+      </w:r>
+    </w:p>
+    <w:p>
+      <w:pPr>
+        <w:spacing w:line="336" w:lineRule="auto" w:after="180"/>
+      </w:pPr>
+      <w:r>
+        <w:rPr>
+          <w:b w:val="0"/>
+        </w:rPr>
+        <w:t>For the Reproducible AI Research Study, retain an annotated worked trace and the changed-case reasoning. Connect the claim to its records, units and assumptions so another investigator can challenge or reproduce it.</w:t>
+      </w:r>
+    </w:p>
+    <w:p>
+      <w:pPr>
+        <w:spacing w:line="336" w:lineRule="auto" w:after="180"/>
+      </w:pPr>
+      <w:r>
+        <w:rPr>
+          <w:b w:val="0"/>
+        </w:rPr>
+        <w:t xml:space="preserve">Draw your </w:t>
+      </w:r>
+      <w:r>
+        <w:rPr>
+          <w:b/>
+        </w:rPr>
+        <w:t>input</w:t>
+      </w:r>
+      <w:r>
+        <w:rPr>
+          <w:b w:val="0"/>
+        </w:rPr>
+        <w:t>, deciding step, result and limit. Supported question: Locate -0.8 and zero relative to the supplied interval [-1.4,-0.2].</w:t>
+      </w:r>
+    </w:p>
+    <w:p>
+      <w:pPr>
+        <w:spacing w:line="336" w:lineRule="auto" w:after="180"/>
+      </w:pPr>
+      <w:r>
+        <w:rPr>
+          <w:b w:val="0"/>
+        </w:rPr>
+        <w:t>Interpret the sign and confidence-method meaning, then describe what changes with interval [-1.4,0.3].</w:t>
+      </w:r>
+    </w:p>
+    <w:p>
+      <w:pPr>
+        <w:spacing w:line="336" w:lineRule="auto" w:after="180"/>
+        <w:shd w:fill="F5F1FB"/>
+      </w:pPr>
+      <w:r>
+        <w:rPr>
+          <w:b w:val="0"/>
+        </w:rPr>
+        <w:t xml:space="preserve">Draw your project trace and justify the deciding step using </w:t>
+      </w:r>
+      <w:r>
+        <w:rPr>
+          <w:b/>
+        </w:rPr>
+        <w:t>evidence</w:t>
+      </w:r>
+      <w:r>
+        <w:rPr>
+          <w:b w:val="0"/>
+        </w:rPr>
+        <w:t>.</w:t>
+      </w:r>
+    </w:p>
+    <w:p>
+      <w:pPr>
+        <w:pStyle w:val="Heading3"/>
+      </w:pPr>
+      <w:r>
+        <w:t>My picture explanation, deciding evidence and one limit</w:t>
       </w:r>
     </w:p>
     <w:p>

--- a/downloads/workbook/ai-7-week-12.docx
+++ b/downloads/workbook/ai-7-week-12.docx
@@ -401,19 +401,7 @@
         <w:rPr>
           <w:b w:val="0"/>
         </w:rPr>
-        <w:t xml:space="preserve">Mean20, n25, </w:t>
-      </w:r>
-      <w:r>
-        <w:rPr>
-          <w:b/>
-        </w:rPr>
-        <w:t>known sigma</w:t>
-      </w:r>
-      <w:r>
-        <w:rPr>
-          <w:b w:val="0"/>
-        </w:rPr>
-        <w:t>5 and critical1.96. Compute interval and name one assumption.</w:t>
+        <w:t>Observed mean is 20 from 25 independent normal measurements; population standard deviation is known to be 5. Use the supplied 95% rule mean ± 1.96 × sigma / sqrt(n). Compute the interval and name one assumption.</w:t>
       </w:r>
     </w:p>
     <w:p>
@@ -589,7 +577,7 @@
         <w:rPr>
           <w:b w:val="0"/>
         </w:rPr>
-        <w:t xml:space="preserve">Observed mean10, n16, sigma2. Compute </w:t>
+        <w:t xml:space="preserve">Assume 16 independent normal measurements with observed mean 10 and known population standard deviation 2. Use a 95% interval: mean ± 1.96 × sigma / sqrt(n). Compute the </w:t>
       </w:r>
       <w:r>
         <w:rPr>
@@ -741,19 +729,7 @@
         <w:rPr>
           <w:b w:val="0"/>
         </w:rPr>
-        <w:t xml:space="preserve">Mean20, n25, </w:t>
-      </w:r>
-      <w:r>
-        <w:rPr>
-          <w:b/>
-        </w:rPr>
-        <w:t>known sigma</w:t>
-      </w:r>
-      <w:r>
-        <w:rPr>
-          <w:b w:val="0"/>
-        </w:rPr>
-        <w:t>5 and critical1.96. Compute interval and name one assumption.</w:t>
+        <w:t>Observed mean is 20 from 25 independent normal measurements; population standard deviation is known to be 5. Use the supplied 95% rule mean ± 1.96 × sigma / sqrt(n). Compute the interval and name one assumption.</w:t>
       </w:r>
     </w:p>
     <w:p>

--- a/downloads/workbook/ai-7-week-12.docx
+++ b/downloads/workbook/ai-7-week-12.docx
@@ -25,22 +25,45 @@
         <w:pStyle w:val="Heading1"/>
       </w:pPr>
       <w:r>
-        <w:t>01. Recall and choose your starting point</w:t>
-      </w:r>
-    </w:p>
-    <w:p>
-      <w:r>
-        <w:t>Record your starting explanation for Uncertainty intervals before opening notes. Show any later correction separately.</w:t>
-      </w:r>
-    </w:p>
-    <w:p>
-      <w:pPr>
-        <w:spacing w:line="336" w:lineRule="auto" w:after="180"/>
-      </w:pPr>
-      <w:r>
-        <w:rPr>
-          <w:b w:val="0"/>
-        </w:rPr>
+        <w:t>One complete interval-input, assumption and interpretation record.</w:t>
+      </w:r>
+    </w:p>
+    <w:p>
+      <w:r>
+        <w:t>Keep target, mean/sigma/n, formula, units, bounds, method status and evidence limits together.</w:t>
+      </w:r>
+    </w:p>
+    <w:p>
+      <w:r>
+        <w:t>Recall → W1–W3/W5 → independent interval calculation → uncertainty project → delayed return.</w:t>
+      </w:r>
+    </w:p>
+    <w:p>
+      <w:pPr>
+        <w:pStyle w:val="Heading1"/>
+      </w:pPr>
+      <w:r>
+        <w:t>01. Recall · Retrieve before notes</w:t>
+      </w:r>
+    </w:p>
+    <w:p>
+      <w:r>
+        <w:t>Keep this task’s inputs,rule and response together.</w:t>
+      </w:r>
+    </w:p>
+    <w:p>
+      <w:pPr>
+        <w:pStyle w:val="Heading2"/>
+      </w:pPr>
+      <w:r>
+        <w:t>Complete task and evidence</w:t>
+      </w:r>
+    </w:p>
+    <w:p>
+      <w:pPr>
+        <w:pStyle w:val="ListBullet"/>
+      </w:pPr>
+      <w:r>
         <w:t>Try the recall before opening notes. Then use a different colour or a labelled second line to correct your explanation.</w:t>
       </w:r>
     </w:p>
@@ -54,12 +77,9 @@
     </w:p>
     <w:p>
       <w:pPr>
-        <w:spacing w:line="336" w:lineRule="auto" w:after="180"/>
-      </w:pPr>
-      <w:r>
-        <w:rPr>
-          <w:b w:val="0"/>
-        </w:rPr>
+        <w:pStyle w:val="ListBullet"/>
+      </w:pPr>
+      <w:r>
         <w:t>Without opening the old lesson, explain one key idea from Sampling variability. Give an example and a mistake that the idea helps you avoid.</w:t>
       </w:r>
     </w:p>
@@ -96,12 +116,9 @@
     </w:p>
     <w:p>
       <w:pPr>
-        <w:spacing w:line="336" w:lineRule="auto" w:after="180"/>
-      </w:pPr>
-      <w:r>
-        <w:rPr>
-          <w:b w:val="0"/>
-        </w:rPr>
+        <w:pStyle w:val="ListBullet"/>
+      </w:pPr>
+      <w:r>
         <w:t>Without opening the old lesson, explain one key idea from Experimental units and independence. Give an example and a mistake that the idea helps you avoid.</w:t>
       </w:r>
     </w:p>
@@ -138,12 +155,9 @@
     </w:p>
     <w:p>
       <w:pPr>
-        <w:spacing w:line="336" w:lineRule="auto" w:after="180"/>
-      </w:pPr>
-      <w:r>
-        <w:rPr>
-          <w:b w:val="0"/>
-        </w:rPr>
+        <w:pStyle w:val="ListBullet"/>
+      </w:pPr>
+      <w:r>
         <w:t>Without opening the old lesson, explain one key idea from A literature comparison matrix. Give an example and a mistake that the idea helps you avoid.</w:t>
       </w:r>
     </w:p>
@@ -175,23 +189,95 @@
         <w:pStyle w:val="Heading1"/>
       </w:pPr>
       <w:r>
-        <w:t>02. Practise with fading help</w:t>
-      </w:r>
-    </w:p>
-    <w:p>
-      <w:r>
-        <w:t>Complete the supported Uncertainty intervals trace and record the first step you can explain without help.</w:t>
-      </w:r>
-    </w:p>
-    <w:p>
-      <w:pPr>
-        <w:spacing w:line="336" w:lineRule="auto" w:after="180"/>
-      </w:pPr>
-      <w:r>
-        <w:rPr>
-          <w:b w:val="0"/>
-        </w:rPr>
-        <w:t>Use W2: Trace the worked case for Uncertainty intervals. Record the answer once; the lesson and workbook refer to the same attempt.</w:t>
+        <w:t>05. W1 · Explain the current example</w:t>
+      </w:r>
+    </w:p>
+    <w:p>
+      <w:r>
+        <w:t>Keep this task’s inputs,rule and response together.</w:t>
+      </w:r>
+    </w:p>
+    <w:p>
+      <w:pPr>
+        <w:pStyle w:val="Heading2"/>
+      </w:pPr>
+      <w:r>
+        <w:t>Complete task and evidence</w:t>
+      </w:r>
+    </w:p>
+    <w:p>
+      <w:pPr>
+        <w:pStyle w:val="ListBullet"/>
+      </w:pPr>
+      <w:r>
+        <w:t>An uncertainty interval needs a target, sampling model and assumptions. Main exercise: independent normal measurements and known positive population sigma. With mean 10 units, sigma 2 units and n=16, sqrt(n)=4, SE=0.5, margin=1.96×0.5=0.98, and interval [9.02, 10.98]. Rounded critical value 1.96 gives approximately 95% theoretical repeated-sampling coverage. This interval concerns the population mean; it is not a range for 95% of individual values or a posterior probability attached to the fixed mean after observation. Unknown sigma requires a justified alternative method, and biased or dependent sampling is not repaired by arithmetic. Separate picture supplies B−A estimate −0.8 seconds and appropriate-method 95% bounds [−1.4, −0.2], entirely negative. Changed supplied bounds [−1.4, 0.3] include both signs and zero, not proof of equality. Raw data and fitting details are absent: no SE, symmetric reconstruction or refitting claimed. Neither example establishes every-request speed, causality or practical value. Code validates finite nondegenerate arithmetic, not real sampling assumptions.</w:t>
+      </w:r>
+    </w:p>
+    <w:p>
+      <w:pPr>
+        <w:pStyle w:val="ListBullet"/>
+      </w:pPr>
+      <w:r>
+        <w:t>Explain the weekly mechanism in your own words. Use the worked scenario to name its input, decision rule and output.</w:t>
+      </w:r>
+    </w:p>
+    <w:p>
+      <w:pPr>
+        <w:pStyle w:val="Heading3"/>
+      </w:pPr>
+      <w:r>
+        <w:t>My reasoning and evidence</w:t>
+      </w:r>
+    </w:p>
+    <w:p>
+      <w:r>
+        <w:t>________________________________________________________________</w:t>
+      </w:r>
+    </w:p>
+    <w:p>
+      <w:r>
+        <w:t>________________________________________________________________</w:t>
+      </w:r>
+    </w:p>
+    <w:p>
+      <w:r>
+        <w:t>________________________________________________________________</w:t>
+      </w:r>
+    </w:p>
+    <w:p>
+      <w:r>
+        <w:t>________________________________________________________________</w:t>
+      </w:r>
+    </w:p>
+    <w:p>
+      <w:r>
+        <w:t>________________________________________________________________</w:t>
+      </w:r>
+    </w:p>
+    <w:p>
+      <w:r>
+        <w:t>________________________________________________________________</w:t>
+      </w:r>
+    </w:p>
+    <w:p>
+      <w:pPr>
+        <w:pStyle w:val="Heading1"/>
+      </w:pPr>
+      <w:r>
+        <w:t>06. W2 · Trace the worked case</w:t>
+      </w:r>
+    </w:p>
+    <w:p>
+      <w:r>
+        <w:t>Keep the supplied inputs, comparison rule and evidence together.</w:t>
+      </w:r>
+    </w:p>
+    <w:p>
+      <w:pPr>
+        <w:pStyle w:val="Heading2"/>
+      </w:pPr>
+      <w:r>
+        <w:t>Complete task and evidence</w:t>
       </w:r>
     </w:p>
     <w:tbl>
@@ -201,10 +287,9 @@
         <w:tblLook w:firstColumn="1" w:firstRow="1" w:lastColumn="0" w:lastRow="0" w:noHBand="0" w:noVBand="1" w:val="04A0"/>
       </w:tblPr>
       <w:tblGrid>
-        <w:gridCol w:w="2556"/>
-        <w:gridCol w:w="2556"/>
-        <w:gridCol w:w="2556"/>
-        <w:gridCol w:w="2556"/>
+        <w:gridCol w:w="3408"/>
+        <w:gridCol w:w="3408"/>
+        <w:gridCol w:w="3408"/>
       </w:tblGrid>
       <w:tr>
         <w:trPr>
@@ -212,41 +297,31 @@
         </w:trPr>
         <w:tc>
           <w:tcPr>
-            <w:tcW w:type="dxa" w:w="2556"/>
+            <w:tcW w:type="dxa" w:w="3408"/>
           </w:tcPr>
           <w:p>
             <w:r>
-              <w:t>Given inputs</w:t>
+              <w:t>Main calculation step</w:t>
             </w:r>
           </w:p>
         </w:tc>
         <w:tc>
           <w:tcPr>
-            <w:tcW w:type="dxa" w:w="2556"/>
+            <w:tcW w:type="dxa" w:w="3408"/>
           </w:tcPr>
           <w:p>
             <w:r>
-              <w:t>Procedure I chose</w:t>
+              <w:t>Substitution</w:t>
             </w:r>
           </w:p>
         </w:tc>
         <w:tc>
           <w:tcPr>
-            <w:tcW w:type="dxa" w:w="2556"/>
+            <w:tcW w:type="dxa" w:w="3408"/>
           </w:tcPr>
           <w:p>
             <w:r>
-              <w:t>Middle steps</w:t>
-            </w:r>
-          </w:p>
-        </w:tc>
-        <w:tc>
-          <w:tcPr>
-            <w:tcW w:type="dxa" w:w="2556"/>
-          </w:tcPr>
-          <w:p>
-            <w:r>
-              <w:t>Result and check</w:t>
+              <w:t>Result and unit</w:t>
             </w:r>
           </w:p>
         </w:tc>
@@ -254,44 +329,250 @@
       <w:tr>
         <w:tc>
           <w:tcPr>
-            <w:tcW w:type="dxa" w:w="2556"/>
+            <w:tcW w:type="dxa" w:w="3408"/>
           </w:tcPr>
           <w:p>
-            <w:r/>
+            <w:r>
+              <w:t>Root sample size</w:t>
+            </w:r>
           </w:p>
         </w:tc>
         <w:tc>
           <w:tcPr>
-            <w:tcW w:type="dxa" w:w="2556"/>
+            <w:tcW w:type="dxa" w:w="3408"/>
           </w:tcPr>
           <w:p>
-            <w:r/>
+            <w:r>
+              <w:t>sqrt(16)</w:t>
+            </w:r>
           </w:p>
         </w:tc>
         <w:tc>
           <w:tcPr>
-            <w:tcW w:type="dxa" w:w="2556"/>
+            <w:tcW w:type="dxa" w:w="3408"/>
           </w:tcPr>
           <w:p>
-            <w:r/>
+            <w:r>
+              <w:t>4, dimensionless</w:t>
+            </w:r>
+          </w:p>
+        </w:tc>
+      </w:tr>
+      <w:tr>
+        <w:tc>
+          <w:tcPr>
+            <w:tcW w:type="dxa" w:w="3408"/>
+          </w:tcPr>
+          <w:p>
+            <w:r>
+              <w:t>Standard error</w:t>
+            </w:r>
           </w:p>
         </w:tc>
         <w:tc>
           <w:tcPr>
-            <w:tcW w:type="dxa" w:w="2556"/>
+            <w:tcW w:type="dxa" w:w="3408"/>
           </w:tcPr>
           <w:p>
-            <w:r/>
+            <w:r>
+              <w:t>sigma / sqrt(n) =2/4</w:t>
+            </w:r>
+          </w:p>
+        </w:tc>
+        <w:tc>
+          <w:tcPr>
+            <w:tcW w:type="dxa" w:w="3408"/>
+          </w:tcPr>
+          <w:p>
+            <w:r>
+              <w:t>0.5 measurement units</w:t>
+            </w:r>
+          </w:p>
+        </w:tc>
+      </w:tr>
+      <w:tr>
+        <w:tc>
+          <w:tcPr>
+            <w:tcW w:type="dxa" w:w="3408"/>
+          </w:tcPr>
+          <w:p>
+            <w:r>
+              <w:t>Margin</w:t>
+            </w:r>
+          </w:p>
+        </w:tc>
+        <w:tc>
+          <w:tcPr>
+            <w:tcW w:type="dxa" w:w="3408"/>
+          </w:tcPr>
+          <w:p>
+            <w:r>
+              <w:t>1.96 ×0.5</w:t>
+            </w:r>
+          </w:p>
+        </w:tc>
+        <w:tc>
+          <w:tcPr>
+            <w:tcW w:type="dxa" w:w="3408"/>
+          </w:tcPr>
+          <w:p>
+            <w:r>
+              <w:t>0.98 measurement units</w:t>
+            </w:r>
+          </w:p>
+        </w:tc>
+      </w:tr>
+      <w:tr>
+        <w:tc>
+          <w:tcPr>
+            <w:tcW w:type="dxa" w:w="3408"/>
+          </w:tcPr>
+          <w:p>
+            <w:r>
+              <w:t>Lower endpoint</w:t>
+            </w:r>
+          </w:p>
+        </w:tc>
+        <w:tc>
+          <w:tcPr>
+            <w:tcW w:type="dxa" w:w="3408"/>
+          </w:tcPr>
+          <w:p>
+            <w:r>
+              <w:t>10 −0.98</w:t>
+            </w:r>
+          </w:p>
+        </w:tc>
+        <w:tc>
+          <w:tcPr>
+            <w:tcW w:type="dxa" w:w="3408"/>
+          </w:tcPr>
+          <w:p>
+            <w:r>
+              <w:t>9.02 measurement units</w:t>
+            </w:r>
+          </w:p>
+        </w:tc>
+      </w:tr>
+      <w:tr>
+        <w:tc>
+          <w:tcPr>
+            <w:tcW w:type="dxa" w:w="3408"/>
+          </w:tcPr>
+          <w:p>
+            <w:r>
+              <w:t>Upper endpoint</w:t>
+            </w:r>
+          </w:p>
+        </w:tc>
+        <w:tc>
+          <w:tcPr>
+            <w:tcW w:type="dxa" w:w="3408"/>
+          </w:tcPr>
+          <w:p>
+            <w:r>
+              <w:t>10 +0.98</w:t>
+            </w:r>
+          </w:p>
+        </w:tc>
+        <w:tc>
+          <w:tcPr>
+            <w:tcW w:type="dxa" w:w="3408"/>
+          </w:tcPr>
+          <w:p>
+            <w:r>
+              <w:t>10.98 measurement units</w:t>
+            </w:r>
+          </w:p>
+        </w:tc>
+      </w:tr>
+      <w:tr>
+        <w:tc>
+          <w:tcPr>
+            <w:tcW w:type="dxa" w:w="3408"/>
+          </w:tcPr>
+          <w:p>
+            <w:r>
+              <w:t>Reported interval</w:t>
+            </w:r>
+          </w:p>
+        </w:tc>
+        <w:tc>
+          <w:tcPr>
+            <w:tcW w:type="dxa" w:w="3408"/>
+          </w:tcPr>
+          <w:p>
+            <w:r>
+              <w:t>[9.02, 10.98]</w:t>
+            </w:r>
+          </w:p>
+        </w:tc>
+        <w:tc>
+          <w:tcPr>
+            <w:tcW w:type="dxa" w:w="3408"/>
+          </w:tcPr>
+          <w:p>
+            <w:r>
+              <w:t>For the population mean under stated assumptions</w:t>
+            </w:r>
+          </w:p>
+        </w:tc>
+      </w:tr>
+      <w:tr>
+        <w:tc>
+          <w:tcPr>
+            <w:tcW w:type="dxa" w:w="3408"/>
+          </w:tcPr>
+          <w:p>
+            <w:r>
+              <w:t>What is not calculated</w:t>
+            </w:r>
+          </w:p>
+        </w:tc>
+        <w:tc>
+          <w:tcPr>
+            <w:tcW w:type="dxa" w:w="3408"/>
+          </w:tcPr>
+          <w:p>
+            <w:r>
+              <w:t>Raw individual-value coverage or unknown-sigma interval</w:t>
+            </w:r>
+          </w:p>
+        </w:tc>
+        <w:tc>
+          <w:tcPr>
+            <w:tcW w:type="dxa" w:w="3408"/>
+          </w:tcPr>
+          <w:p>
+            <w:r>
+              <w:t>No actual sampling or coverage experiment</w:t>
+            </w:r>
           </w:p>
         </w:tc>
       </w:tr>
     </w:tbl>
     <w:p>
       <w:pPr>
+        <w:pStyle w:val="ListBullet"/>
+      </w:pPr>
+      <w:r>
+        <w:t>An uncertainty interval needs a target, sampling model and assumptions. Main exercise: independent normal measurements and known positive population sigma. With mean 10 units, sigma 2 units and n=16, sqrt(n)=4, SE=0.5, margin=1.96×0.5=0.98, and interval [9.02, 10.98]. Rounded critical value 1.96 gives approximately 95% theoretical repeated-sampling coverage. This interval concerns the population mean; it is not a range for 95% of individual values or a posterior probability attached to the fixed mean after observation. Unknown sigma requires a justified alternative method, and biased or dependent sampling is not repaired by arithmetic. Separate picture supplies B−A estimate −0.8 seconds and appropriate-method 95% bounds [−1.4, −0.2], entirely negative. Changed supplied bounds [−1.4, 0.3] include both signs and zero, not proof of equality. Raw data and fitting details are absent: no SE, symmetric reconstruction or refitting claimed. Neither example establishes every-request speed, causality or practical value. Code validates finite nondegenerate arithmetic, not real sampling assumptions.</w:t>
+      </w:r>
+    </w:p>
+    <w:p>
+      <w:pPr>
+        <w:pStyle w:val="ListBullet"/>
+      </w:pPr>
+      <w:r>
+        <w:t>Assume 16 independent normal measurements with observed mean 10 and known population standard deviation 2. Use a 95% interval: mean ± 1.96 × sigma / sqrt(n). Compute the standard error, margin and interval. Show the intermediate steps and give the conclusion with its scope.</w:t>
+      </w:r>
+    </w:p>
+    <w:p>
+      <w:pPr>
         <w:pStyle w:val="Heading3"/>
       </w:pPr>
       <w:r>
-        <w:t>The step I completed without help, and the hint I needed</w:t>
+        <w:t>My reasoning and evidence</w:t>
       </w:r>
     </w:p>
     <w:p>
@@ -310,38 +591,60 @@
       </w:r>
     </w:p>
     <w:p>
+      <w:r>
+        <w:t>________________________________________________________________</w:t>
+      </w:r>
+    </w:p>
+    <w:p>
+      <w:r>
+        <w:t>________________________________________________________________</w:t>
+      </w:r>
+    </w:p>
+    <w:p>
+      <w:r>
+        <w:t>________________________________________________________________</w:t>
+      </w:r>
+    </w:p>
+    <w:p>
+      <w:r>
+        <w:t>________________________________________________________________</w:t>
+      </w:r>
+    </w:p>
+    <w:p>
       <w:pPr>
         <w:pStyle w:val="Heading1"/>
       </w:pPr>
       <w:r>
-        <w:t>03. Individual reasoning check</w:t>
-      </w:r>
-    </w:p>
-    <w:p>
-      <w:r>
-        <w:t>Check the proposed Uncertainty intervals explanation against the supplied facts before discussing it.</w:t>
-      </w:r>
-    </w:p>
-    <w:p>
-      <w:pPr>
-        <w:spacing w:line="336" w:lineRule="auto" w:after="180"/>
-      </w:pPr>
-      <w:r>
-        <w:rPr>
-          <w:b w:val="0"/>
-        </w:rPr>
-        <w:t>Use the worked case for Uncertainty intervals. Proposed explanation: “The worked result establishes every future case”. Decide whether this explanation is supported.</w:t>
-      </w:r>
-    </w:p>
-    <w:p>
-      <w:pPr>
-        <w:spacing w:line="336" w:lineRule="auto" w:after="180"/>
-      </w:pPr>
-      <w:r>
-        <w:rPr>
-          <w:b w:val="0"/>
-        </w:rPr>
-        <w:t>Point to the step or supplied fact that decides; explain your repair if needed.</w:t>
+        <w:t>07. W3 · Repair a misconception</w:t>
+      </w:r>
+    </w:p>
+    <w:p>
+      <w:r>
+        <w:t>Keep this task’s inputs,rule and response together.</w:t>
+      </w:r>
+    </w:p>
+    <w:p>
+      <w:pPr>
+        <w:pStyle w:val="Heading2"/>
+      </w:pPr>
+      <w:r>
+        <w:t>Complete task and evidence</w:t>
+      </w:r>
+    </w:p>
+    <w:p>
+      <w:pPr>
+        <w:pStyle w:val="ListBullet"/>
+      </w:pPr>
+      <w:r>
+        <w:t>An uncertainty interval needs a target, sampling model and assumptions. Main exercise: independent normal measurements and known positive population sigma. With mean 10 units, sigma 2 units and n=16, sqrt(n)=4, SE=0.5, margin=1.96×0.5=0.98, and interval [9.02, 10.98]. Rounded critical value 1.96 gives approximately 95% theoretical repeated-sampling coverage. This interval concerns the population mean; it is not a range for 95% of individual values or a posterior probability attached to the fixed mean after observation. Unknown sigma requires a justified alternative method, and biased or dependent sampling is not repaired by arithmetic. Separate picture supplies B−A estimate −0.8 seconds and appropriate-method 95% bounds [−1.4, −0.2], entirely negative. Changed supplied bounds [−1.4, 0.3] include both signs and zero, not proof of equality. Raw data and fitting details are absent: no SE, symmetric reconstruction or refitting claimed. Neither example establishes every-request speed, causality or practical value. Code validates finite nondegenerate arithmetic, not real sampling assumptions.</w:t>
+      </w:r>
+    </w:p>
+    <w:p>
+      <w:pPr>
+        <w:pStyle w:val="ListBullet"/>
+      </w:pPr>
+      <w:r>
+        <w:t>A report omits this qualification: A narrow interval can be precisely biased; sampling independence and representativeness must be justified. Explain how omitting it could change a reader's interpretation, and write an accurate replacement.</w:t>
       </w:r>
     </w:p>
     <w:p>
@@ -349,7 +652,7 @@
         <w:pStyle w:val="Heading3"/>
       </w:pPr>
       <w:r>
-        <w:t>My explanation before partner discussion</w:t>
+        <w:t>My reasoning and evidence</w:t>
       </w:r>
     </w:p>
     <w:p>
@@ -373,16 +676,50 @@
       </w:r>
     </w:p>
     <w:p>
+      <w:r>
+        <w:t>________________________________________________________________</w:t>
+      </w:r>
+    </w:p>
+    <w:p>
+      <w:r>
+        <w:t>________________________________________________________________</w:t>
+      </w:r>
+    </w:p>
+    <w:p>
       <w:pPr>
         <w:pStyle w:val="Heading1"/>
       </w:pPr>
       <w:r>
-        <w:t>04. Independent transfer case</w:t>
-      </w:r>
-    </w:p>
-    <w:p>
-      <w:r>
-        <w:t>Write one first attempt at the reserved independent case before feedback. Repeated copies of that case refer to the same recorded attempt.</w:t>
+        <w:t>09. W5 · Explain the limitation</w:t>
+      </w:r>
+    </w:p>
+    <w:p>
+      <w:r>
+        <w:t>Keep this task’s inputs,rule and response together.</w:t>
+      </w:r>
+    </w:p>
+    <w:p>
+      <w:pPr>
+        <w:pStyle w:val="Heading2"/>
+      </w:pPr>
+      <w:r>
+        <w:t>Complete task and evidence</w:t>
+      </w:r>
+    </w:p>
+    <w:p>
+      <w:pPr>
+        <w:pStyle w:val="ListBullet"/>
+      </w:pPr>
+      <w:r>
+        <w:t>An uncertainty interval needs a target, sampling model and assumptions. Main exercise: independent normal measurements and known positive population sigma. With mean 10 units, sigma 2 units and n=16, sqrt(n)=4, SE=0.5, margin=1.96×0.5=0.98, and interval [9.02, 10.98]. Rounded critical value 1.96 gives approximately 95% theoretical repeated-sampling coverage. This interval concerns the population mean; it is not a range for 95% of individual values or a posterior probability attached to the fixed mean after observation. Unknown sigma requires a justified alternative method, and biased or dependent sampling is not repaired by arithmetic. Separate picture supplies B−A estimate −0.8 seconds and appropriate-method 95% bounds [−1.4, −0.2], entirely negative. Changed supplied bounds [−1.4, 0.3] include both signs and zero, not proof of equality. Raw data and fitting details are absent: no SE, symmetric reconstruction or refitting claimed. Neither example establishes every-request speed, causality or practical value. Code validates finite nondegenerate arithmetic, not real sampling assumptions.</w:t>
+      </w:r>
+    </w:p>
+    <w:p>
+      <w:pPr>
+        <w:pStyle w:val="ListBullet"/>
+      </w:pPr>
+      <w:r>
+        <w:t>For the worked scenario, propose one additional case that could reveal a failure, describe its expected outcome before running it, and explain what would need to remain fixed for a fair comparison. Do not reuse W4 as a new final test after receiving feedback.</w:t>
       </w:r>
     </w:p>
     <w:p>
@@ -390,17 +727,78 @@
         <w:pStyle w:val="Heading3"/>
       </w:pPr>
       <w:r>
+        <w:t>My reasoning and evidence</w:t>
+      </w:r>
+    </w:p>
+    <w:p>
+      <w:r>
+        <w:t>________________________________________________________________</w:t>
+      </w:r>
+    </w:p>
+    <w:p>
+      <w:r>
+        <w:t>________________________________________________________________</w:t>
+      </w:r>
+    </w:p>
+    <w:p>
+      <w:r>
+        <w:t>________________________________________________________________</w:t>
+      </w:r>
+    </w:p>
+    <w:p>
+      <w:r>
+        <w:t>________________________________________________________________</w:t>
+      </w:r>
+    </w:p>
+    <w:p>
+      <w:r>
+        <w:t>________________________________________________________________</w:t>
+      </w:r>
+    </w:p>
+    <w:p>
+      <w:r>
+        <w:t>________________________________________________________________</w:t>
+      </w:r>
+    </w:p>
+    <w:p>
+      <w:r>
+        <w:t>________________________________________________________________</w:t>
+      </w:r>
+    </w:p>
+    <w:p>
+      <w:pPr>
+        <w:pStyle w:val="Heading1"/>
+      </w:pPr>
+      <w:r>
+        <w:t>04. Try alone · Selected transfer</w:t>
+      </w:r>
+    </w:p>
+    <w:p>
+      <w:r>
+        <w:t>Keep this task’s inputs,rule and response together.</w:t>
+      </w:r>
+    </w:p>
+    <w:p>
+      <w:pPr>
+        <w:pStyle w:val="Heading2"/>
+      </w:pPr>
+      <w:r>
+        <w:t>Complete task and evidence</w:t>
+      </w:r>
+    </w:p>
+    <w:p>
+      <w:pPr>
+        <w:pStyle w:val="Heading3"/>
+      </w:pPr>
+      <w:r>
         <w:t>Independent case: Apply a new case independently</w:t>
       </w:r>
     </w:p>
     <w:p>
       <w:pPr>
-        <w:spacing w:line="336" w:lineRule="auto" w:after="180"/>
-      </w:pPr>
-      <w:r>
-        <w:rPr>
-          <w:b w:val="0"/>
-        </w:rPr>
+        <w:pStyle w:val="ListBullet"/>
+      </w:pPr>
+      <w:r>
         <w:t>Observed mean is 20 from 25 independent normal measurements; population standard deviation is known to be 5. Use the supplied 95% rule mean ± 1.96 × sigma / sqrt(n). Compute the interval and name one assumption.</w:t>
       </w:r>
     </w:p>
@@ -449,12 +847,9 @@
     </w:p>
     <w:p>
       <w:pPr>
-        <w:spacing w:line="336" w:lineRule="auto" w:after="180"/>
-      </w:pPr>
-      <w:r>
-        <w:rPr>
-          <w:b w:val="0"/>
-        </w:rPr>
+        <w:pStyle w:val="ListBullet"/>
+      </w:pPr>
+      <w:r>
         <w:t>Attempt this case before feedback. Record any help. Earlier examples below are further practice; a case already practised with feedback cannot establish fresh transfer.</w:t>
       </w:r>
     </w:p>
@@ -463,59 +858,28 @@
         <w:pStyle w:val="Heading1"/>
       </w:pPr>
       <w:r>
-        <w:t>05. W1 Explain the mechanism</w:t>
-      </w:r>
-    </w:p>
-    <w:p>
-      <w:r>
-        <w:t>Explain the mechanism. Apply the supplied Uncertainty intervals facts and keep your reasoning.</w:t>
-      </w:r>
-    </w:p>
-    <w:p>
-      <w:pPr>
-        <w:spacing w:line="336" w:lineRule="auto" w:after="180"/>
-      </w:pPr>
-      <w:r>
-        <w:rPr>
-          <w:b w:val="0"/>
-        </w:rPr>
-        <w:t xml:space="preserve">Explain the weekly </w:t>
-      </w:r>
-      <w:r>
-        <w:rPr>
-          <w:b/>
-        </w:rPr>
-        <w:t>mechanism</w:t>
-      </w:r>
-      <w:r>
-        <w:rPr>
-          <w:b w:val="0"/>
-        </w:rPr>
-        <w:t xml:space="preserve"> in your own words. Use the worked scenario to name its </w:t>
-      </w:r>
-      <w:r>
-        <w:rPr>
-          <w:b/>
-        </w:rPr>
-        <w:t>input</w:t>
-      </w:r>
-      <w:r>
-        <w:rPr>
-          <w:b w:val="0"/>
-        </w:rPr>
-        <w:t xml:space="preserve">, decision rule and </w:t>
-      </w:r>
-      <w:r>
-        <w:rPr>
-          <w:b/>
-        </w:rPr>
-        <w:t>output</w:t>
-      </w:r>
-      <w:r>
-        <w:rPr>
-          <w:b w:val="0"/>
-        </w:rPr>
-        <w:t>.</w:t>
+        <w:t>10. Project · Keep the research evidence</w:t>
+      </w:r>
+    </w:p>
+    <w:p>
+      <w:r>
+        <w:t>Preserve the question, protocol, observations, analysis and limits.</w:t>
+      </w:r>
+    </w:p>
+    <w:p>
+      <w:pPr>
+        <w:pStyle w:val="Heading2"/>
+      </w:pPr>
+      <w:r>
+        <w:t>Complete task and evidence</w:t>
+      </w:r>
+    </w:p>
+    <w:p>
+      <w:pPr>
+        <w:pStyle w:val="ListBullet"/>
+      </w:pPr>
+      <w:r>
+        <w:t>Add a labelled uncertainty intervals evidence sheet to Reproducible AI Research Study. Show how you can explain the mechanism and terminology of uncertainty intervals. Use the supplied fictional case and keep its inputs, intermediate steps, calculation or prediction, and limitation. Connect this record to last week’s record; a matching answer without a trace is insufficient.</w:t>
       </w:r>
     </w:p>
     <w:p>
@@ -523,7 +887,7 @@
         <w:pStyle w:val="Heading3"/>
       </w:pPr>
       <w:r>
-        <w:t>My reasoning and evidence</w:t>
+        <w:t>My project change, supporting evidence and remaining limit</w:t>
       </w:r>
     </w:p>
     <w:p>
@@ -561,435 +925,20 @@
         <w:pStyle w:val="Heading1"/>
       </w:pPr>
       <w:r>
-        <w:t>06. W2 Trace the worked case</w:t>
-      </w:r>
-    </w:p>
-    <w:p>
-      <w:r>
-        <w:t>Trace the worked case. Apply the supplied Uncertainty intervals facts and keep your reasoning.</w:t>
-      </w:r>
-    </w:p>
-    <w:p>
-      <w:pPr>
-        <w:spacing w:line="336" w:lineRule="auto" w:after="180"/>
-      </w:pPr>
-      <w:r>
-        <w:rPr>
-          <w:b w:val="0"/>
-        </w:rPr>
-        <w:t xml:space="preserve">Assume 16 independent normal measurements with observed mean 10 and known population standard deviation 2. Use a 95% interval: mean ± 1.96 × sigma / sqrt(n). Compute the </w:t>
-      </w:r>
-      <w:r>
-        <w:rPr>
-          <w:b/>
-        </w:rPr>
-        <w:t>standard error</w:t>
-      </w:r>
-      <w:r>
-        <w:rPr>
-          <w:b w:val="0"/>
-        </w:rPr>
-        <w:t>, margin and interval. Show the intermediate steps and give the conclusion with its scope.</w:t>
-      </w:r>
-    </w:p>
-    <w:p>
-      <w:pPr>
-        <w:pStyle w:val="Heading3"/>
-      </w:pPr>
-      <w:r>
-        <w:t>My reasoning and evidence</w:t>
-      </w:r>
-    </w:p>
-    <w:p>
-      <w:r>
-        <w:t>________________________________________________________________</w:t>
-      </w:r>
-    </w:p>
-    <w:p>
-      <w:r>
-        <w:t>________________________________________________________________</w:t>
-      </w:r>
-    </w:p>
-    <w:p>
-      <w:r>
-        <w:t>________________________________________________________________</w:t>
-      </w:r>
-    </w:p>
-    <w:p>
-      <w:r>
-        <w:t>________________________________________________________________</w:t>
-      </w:r>
-    </w:p>
-    <w:p>
-      <w:r>
-        <w:t>________________________________________________________________</w:t>
-      </w:r>
-    </w:p>
-    <w:p>
-      <w:r>
-        <w:t>________________________________________________________________</w:t>
-      </w:r>
-    </w:p>
-    <w:p>
-      <w:r>
-        <w:t>________________________________________________________________</w:t>
-      </w:r>
-    </w:p>
-    <w:p>
-      <w:pPr>
-        <w:pStyle w:val="Heading1"/>
-      </w:pPr>
-      <w:r>
-        <w:t>07. W3 Audit the limit</w:t>
-      </w:r>
-    </w:p>
-    <w:p>
-      <w:r>
-        <w:t>Audit the limit. Apply the supplied Uncertainty intervals facts and keep your reasoning.</w:t>
-      </w:r>
-    </w:p>
-    <w:p>
-      <w:pPr>
-        <w:spacing w:line="336" w:lineRule="auto" w:after="180"/>
-      </w:pPr>
-      <w:r>
-        <w:rPr>
-          <w:b w:val="0"/>
-        </w:rPr>
-        <w:t>A report omits this qualification: A narrow interval can be precisely biased; sampling independence and representativeness must be justified.</w:t>
-      </w:r>
-    </w:p>
-    <w:p>
-      <w:pPr>
-        <w:spacing w:line="336" w:lineRule="auto" w:after="180"/>
-      </w:pPr>
-      <w:r>
-        <w:rPr>
-          <w:b w:val="0"/>
-        </w:rPr>
-        <w:t>Explain how omitting it could change a reader's interpretation, and write an accurate replacement.</w:t>
-      </w:r>
-    </w:p>
-    <w:p>
-      <w:pPr>
-        <w:pStyle w:val="Heading3"/>
-      </w:pPr>
-      <w:r>
-        <w:t>My reasoning and evidence</w:t>
-      </w:r>
-    </w:p>
-    <w:p>
-      <w:r>
-        <w:t>________________________________________________________________</w:t>
-      </w:r>
-    </w:p>
-    <w:p>
-      <w:r>
-        <w:t>________________________________________________________________</w:t>
-      </w:r>
-    </w:p>
-    <w:p>
-      <w:r>
-        <w:t>________________________________________________________________</w:t>
-      </w:r>
-    </w:p>
-    <w:p>
-      <w:r>
-        <w:t>________________________________________________________________</w:t>
-      </w:r>
-    </w:p>
-    <w:p>
-      <w:r>
-        <w:t>________________________________________________________________</w:t>
-      </w:r>
-    </w:p>
-    <w:p>
-      <w:r>
-        <w:t>________________________________________________________________</w:t>
-      </w:r>
-    </w:p>
-    <w:p>
-      <w:pPr>
-        <w:pStyle w:val="Heading1"/>
-      </w:pPr>
-      <w:r>
-        <w:t>08. W4 Apply a new case independently</w:t>
-      </w:r>
-    </w:p>
-    <w:p>
-      <w:r>
-        <w:t>Attempt before feedback. If this repeats the selected independent case, reuse that first attempt; otherwise keep a separate record. Apply a new case independently. Apply the supplied Uncertainty intervals facts and keep your reasoning.</w:t>
-      </w:r>
-    </w:p>
-    <w:p>
-      <w:pPr>
-        <w:spacing w:line="336" w:lineRule="auto" w:after="180"/>
-      </w:pPr>
-      <w:r>
-        <w:rPr>
-          <w:b w:val="0"/>
-        </w:rPr>
-        <w:t>Observed mean is 20 from 25 independent normal measurements; population standard deviation is known to be 5. Use the supplied 95% rule mean ± 1.96 × sigma / sqrt(n). Compute the interval and name one assumption.</w:t>
-      </w:r>
-    </w:p>
-    <w:p>
-      <w:pPr>
-        <w:pStyle w:val="Heading3"/>
-      </w:pPr>
-      <w:r>
-        <w:t>My reasoning and evidence</w:t>
-      </w:r>
-    </w:p>
-    <w:p>
-      <w:r>
-        <w:t>________________________________________________________________</w:t>
-      </w:r>
-    </w:p>
-    <w:p>
-      <w:r>
-        <w:t>________________________________________________________________</w:t>
-      </w:r>
-    </w:p>
-    <w:p>
-      <w:r>
-        <w:t>________________________________________________________________</w:t>
-      </w:r>
-    </w:p>
-    <w:p>
-      <w:r>
-        <w:t>________________________________________________________________</w:t>
-      </w:r>
-    </w:p>
-    <w:p>
-      <w:r>
-        <w:t>________________________________________________________________</w:t>
-      </w:r>
-    </w:p>
-    <w:p>
-      <w:r>
-        <w:t>________________________________________________________________</w:t>
-      </w:r>
-    </w:p>
-    <w:p>
-      <w:r>
-        <w:t>________________________________________________________________</w:t>
-      </w:r>
-    </w:p>
-    <w:p>
-      <w:r>
-        <w:t>________________________________________________________________</w:t>
-      </w:r>
-    </w:p>
-    <w:p>
-      <w:pPr>
-        <w:pStyle w:val="Heading1"/>
-      </w:pPr>
-      <w:r>
-        <w:t>09. W5 Design a revealing follow-up</w:t>
-      </w:r>
-    </w:p>
-    <w:p>
-      <w:r>
-        <w:t>Design a revealing follow-up. Apply the supplied Uncertainty intervals facts and keep your reasoning.</w:t>
-      </w:r>
-    </w:p>
-    <w:p>
-      <w:pPr>
-        <w:spacing w:line="336" w:lineRule="auto" w:after="180"/>
-      </w:pPr>
-      <w:r>
-        <w:rPr>
-          <w:b w:val="0"/>
-        </w:rPr>
-        <w:t>For the worked scenario, propose one additional case that could reveal a failure, describe its expected outcome before running it, and explain what would need to remain fixed for a fair comparison.</w:t>
-      </w:r>
-    </w:p>
-    <w:p>
-      <w:pPr>
-        <w:spacing w:line="336" w:lineRule="auto" w:after="180"/>
-      </w:pPr>
-      <w:r>
-        <w:rPr>
-          <w:b w:val="0"/>
-        </w:rPr>
-        <w:t>Do not reuse W4 as a new final test after receiving feedback.</w:t>
-      </w:r>
-    </w:p>
-    <w:p>
-      <w:pPr>
-        <w:pStyle w:val="Heading3"/>
-      </w:pPr>
-      <w:r>
-        <w:t>My reasoning and evidence</w:t>
-      </w:r>
-    </w:p>
-    <w:p>
-      <w:r>
-        <w:t>________________________________________________________________</w:t>
-      </w:r>
-    </w:p>
-    <w:p>
-      <w:r>
-        <w:t>________________________________________________________________</w:t>
-      </w:r>
-    </w:p>
-    <w:p>
-      <w:r>
-        <w:t>________________________________________________________________</w:t>
-      </w:r>
-    </w:p>
-    <w:p>
-      <w:r>
-        <w:t>________________________________________________________________</w:t>
-      </w:r>
-    </w:p>
-    <w:p>
-      <w:r>
-        <w:t>________________________________________________________________</w:t>
-      </w:r>
-    </w:p>
-    <w:p>
-      <w:r>
-        <w:t>________________________________________________________________</w:t>
-      </w:r>
-    </w:p>
-    <w:p>
-      <w:r>
-        <w:t>________________________________________________________________</w:t>
-      </w:r>
-    </w:p>
-    <w:p>
-      <w:pPr>
-        <w:pStyle w:val="Heading1"/>
-      </w:pPr>
-      <w:r>
-        <w:t>10. Project checkpoint and reflection</w:t>
-      </w:r>
-    </w:p>
-    <w:p>
-      <w:r>
-        <w:t>Connect Uncertainty intervals to Reproducible AI Research Study, identify a limit and choose the next useful test.</w:t>
-      </w:r>
-    </w:p>
-    <w:p>
-      <w:pPr>
-        <w:spacing w:line="336" w:lineRule="auto" w:after="180"/>
-      </w:pPr>
-      <w:r>
-        <w:rPr>
-          <w:b w:val="0"/>
-        </w:rPr>
-        <w:t xml:space="preserve">Add a labelled uncertainty intervals </w:t>
-      </w:r>
-      <w:r>
-        <w:rPr>
-          <w:b/>
-        </w:rPr>
-        <w:t>evidence</w:t>
-      </w:r>
-      <w:r>
-        <w:rPr>
-          <w:b w:val="0"/>
-        </w:rPr>
-        <w:t xml:space="preserve"> sheet to Reproducible AI Research Study. Show how you can explain the </w:t>
-      </w:r>
-      <w:r>
-        <w:rPr>
-          <w:b/>
-        </w:rPr>
-        <w:t>mechanism</w:t>
-      </w:r>
-      <w:r>
-        <w:rPr>
-          <w:b w:val="0"/>
-        </w:rPr>
-        <w:t xml:space="preserve"> and terminology of uncertainty intervals.</w:t>
-      </w:r>
-    </w:p>
-    <w:p>
-      <w:pPr>
-        <w:spacing w:line="336" w:lineRule="auto" w:after="180"/>
-      </w:pPr>
-      <w:r>
-        <w:rPr>
-          <w:b w:val="0"/>
-        </w:rPr>
-        <w:t xml:space="preserve">Use the supplied fictional case and keep its </w:t>
-      </w:r>
-      <w:r>
-        <w:rPr>
-          <w:b/>
-        </w:rPr>
-        <w:t>input</w:t>
-      </w:r>
-      <w:r>
-        <w:rPr>
-          <w:b w:val="0"/>
-        </w:rPr>
-        <w:t xml:space="preserve">s, intermediate steps, calculation or </w:t>
-      </w:r>
-      <w:r>
-        <w:rPr>
-          <w:b/>
-        </w:rPr>
-        <w:t>prediction</w:t>
-      </w:r>
-      <w:r>
-        <w:rPr>
-          <w:b w:val="0"/>
-        </w:rPr>
-        <w:t>, and limitation. Connect this record to last week’s record; a matching answer without a trace is insufficient.</w:t>
-      </w:r>
-    </w:p>
-    <w:p>
-      <w:pPr>
-        <w:pStyle w:val="Heading3"/>
-      </w:pPr>
-      <w:r>
-        <w:t>My project change, supporting evidence and remaining limit</w:t>
-      </w:r>
-    </w:p>
-    <w:p>
-      <w:r>
-        <w:t>________________________________________________________________</w:t>
-      </w:r>
-    </w:p>
-    <w:p>
-      <w:r>
-        <w:t>________________________________________________________________</w:t>
-      </w:r>
-    </w:p>
-    <w:p>
-      <w:r>
-        <w:t>________________________________________________________________</w:t>
-      </w:r>
-    </w:p>
-    <w:p>
-      <w:r>
-        <w:t>________________________________________________________________</w:t>
-      </w:r>
-    </w:p>
-    <w:p>
-      <w:r>
-        <w:t>________________________________________________________________</w:t>
-      </w:r>
-    </w:p>
-    <w:p>
-      <w:r>
-        <w:t>________________________________________________________________</w:t>
-      </w:r>
-    </w:p>
-    <w:p>
-      <w:pPr>
-        <w:pStyle w:val="Heading1"/>
-      </w:pPr>
-      <w:r>
-        <w:t>11. Feedback, return check and learning record</w:t>
-      </w:r>
-    </w:p>
-    <w:p>
-      <w:r>
-        <w:t>Record the first repaired step and a different case to revisit after a delay.</w:t>
+        <w:t>11. Feedback · Repair and return</w:t>
+      </w:r>
+    </w:p>
+    <w:p>
+      <w:r>
+        <w:t>Keep this task’s inputs,rule and response together.</w:t>
+      </w:r>
+    </w:p>
+    <w:p>
+      <w:pPr>
+        <w:pStyle w:val="Heading2"/>
+      </w:pPr>
+      <w:r>
+        <w:t>Complete task and evidence</w:t>
       </w:r>
     </w:p>
     <w:tbl>
@@ -1130,12 +1079,9 @@
     </w:tbl>
     <w:p>
       <w:pPr>
-        <w:spacing w:line="336" w:lineRule="auto" w:after="180"/>
-      </w:pPr>
-      <w:r>
-        <w:rPr>
-          <w:b w:val="0"/>
-        </w:rPr>
+        <w:pStyle w:val="ListBullet"/>
+      </w:pPr>
+      <w:r>
         <w:t>Revisit this idea with your teacher after a delay. Familiarity is different from explaining and using it on a changed case.</w:t>
       </w:r>
     </w:p>
@@ -1144,46 +1090,358 @@
         <w:pStyle w:val="Heading1"/>
       </w:pPr>
       <w:r>
-        <w:t>12. Pictorial case practice: Uncertainty intervals</w:t>
-      </w:r>
-    </w:p>
-    <w:p>
-      <w:r>
-        <w:t>Read a supplied uncertainty interval. A fictional study supplies an interval for a mean time difference under its stated sampling model. Explain the labelled step before checking the changed condition.</w:t>
-      </w:r>
-    </w:p>
-    <w:p>
-      <w:pPr>
-        <w:spacing w:line="336" w:lineRule="auto" w:after="180"/>
-      </w:pPr>
-      <w:r>
-        <w:rPr>
-          <w:b w:val="0"/>
-        </w:rPr>
+        <w:t>Reference bank and extra practice</w:t>
+      </w:r>
+    </w:p>
+    <w:p>
+      <w:pPr>
+        <w:pStyle w:val="Heading1"/>
+      </w:pPr>
+      <w:r>
+        <w:t>02. Reference · Supported W2 record</w:t>
+      </w:r>
+    </w:p>
+    <w:p>
+      <w:r>
+        <w:t>Keep this task’s inputs,rule and response together.</w:t>
+      </w:r>
+    </w:p>
+    <w:p>
+      <w:pPr>
+        <w:pStyle w:val="Heading2"/>
+      </w:pPr>
+      <w:r>
+        <w:t>Complete task and evidence</w:t>
+      </w:r>
+    </w:p>
+    <w:p>
+      <w:pPr>
+        <w:pStyle w:val="ListBullet"/>
+      </w:pPr>
+      <w:r>
+        <w:t>Use W2: Trace the worked case for Uncertainty intervals. Record the answer once; the lesson and workbook refer to the same attempt.</w:t>
+      </w:r>
+    </w:p>
+    <w:tbl>
+      <w:tblPr>
+        <w:tblStyle w:val="LightShading-Accent1"/>
+        <w:tblW w:type="auto" w:w="0"/>
+        <w:tblLook w:firstColumn="1" w:firstRow="1" w:lastColumn="0" w:lastRow="0" w:noHBand="0" w:noVBand="1" w:val="04A0"/>
+      </w:tblPr>
+      <w:tblGrid>
+        <w:gridCol w:w="2556"/>
+        <w:gridCol w:w="2556"/>
+        <w:gridCol w:w="2556"/>
+        <w:gridCol w:w="2556"/>
+      </w:tblGrid>
+      <w:tr>
+        <w:trPr>
+          <w:tblHeader/>
+        </w:trPr>
+        <w:tc>
+          <w:tcPr>
+            <w:tcW w:type="dxa" w:w="2556"/>
+          </w:tcPr>
+          <w:p>
+            <w:r>
+              <w:t>Given inputs</w:t>
+            </w:r>
+          </w:p>
+        </w:tc>
+        <w:tc>
+          <w:tcPr>
+            <w:tcW w:type="dxa" w:w="2556"/>
+          </w:tcPr>
+          <w:p>
+            <w:r>
+              <w:t>Procedure I chose</w:t>
+            </w:r>
+          </w:p>
+        </w:tc>
+        <w:tc>
+          <w:tcPr>
+            <w:tcW w:type="dxa" w:w="2556"/>
+          </w:tcPr>
+          <w:p>
+            <w:r>
+              <w:t>Middle steps</w:t>
+            </w:r>
+          </w:p>
+        </w:tc>
+        <w:tc>
+          <w:tcPr>
+            <w:tcW w:type="dxa" w:w="2556"/>
+          </w:tcPr>
+          <w:p>
+            <w:r>
+              <w:t>Result and check</w:t>
+            </w:r>
+          </w:p>
+        </w:tc>
+      </w:tr>
+      <w:tr>
+        <w:tc>
+          <w:tcPr>
+            <w:tcW w:type="dxa" w:w="2556"/>
+          </w:tcPr>
+          <w:p>
+            <w:r/>
+          </w:p>
+        </w:tc>
+        <w:tc>
+          <w:tcPr>
+            <w:tcW w:type="dxa" w:w="2556"/>
+          </w:tcPr>
+          <w:p>
+            <w:r/>
+          </w:p>
+        </w:tc>
+        <w:tc>
+          <w:tcPr>
+            <w:tcW w:type="dxa" w:w="2556"/>
+          </w:tcPr>
+          <w:p>
+            <w:r/>
+          </w:p>
+        </w:tc>
+        <w:tc>
+          <w:tcPr>
+            <w:tcW w:type="dxa" w:w="2556"/>
+          </w:tcPr>
+          <w:p>
+            <w:r/>
+          </w:p>
+        </w:tc>
+      </w:tr>
+    </w:tbl>
+    <w:p>
+      <w:pPr>
+        <w:pStyle w:val="Heading3"/>
+      </w:pPr>
+      <w:r>
+        <w:t>The step I completed without help, and the hint I needed</w:t>
+      </w:r>
+    </w:p>
+    <w:p>
+      <w:r>
+        <w:t>________________________________________________________________</w:t>
+      </w:r>
+    </w:p>
+    <w:p>
+      <w:r>
+        <w:t>________________________________________________________________</w:t>
+      </w:r>
+    </w:p>
+    <w:p>
+      <w:r>
+        <w:t>________________________________________________________________</w:t>
+      </w:r>
+    </w:p>
+    <w:p>
+      <w:pPr>
+        <w:pStyle w:val="Heading1"/>
+      </w:pPr>
+      <w:r>
+        <w:t>03. Extra practice · Individual reasoning check</w:t>
+      </w:r>
+    </w:p>
+    <w:p>
+      <w:r>
+        <w:t>Keep this task’s inputs,rule and response together.</w:t>
+      </w:r>
+    </w:p>
+    <w:p>
+      <w:pPr>
+        <w:pStyle w:val="Heading2"/>
+      </w:pPr>
+      <w:r>
+        <w:t>Complete task and evidence</w:t>
+      </w:r>
+    </w:p>
+    <w:p>
+      <w:pPr>
+        <w:pStyle w:val="ListBullet"/>
+      </w:pPr>
+      <w:r>
+        <w:t>Use the worked case for Uncertainty intervals. Proposed explanation: “The worked result establishes every future case”. Decide whether this explanation is supported. Point to the step or supplied fact that decides; explain your repair if needed.</w:t>
+      </w:r>
+    </w:p>
+    <w:p>
+      <w:pPr>
+        <w:pStyle w:val="Heading3"/>
+      </w:pPr>
+      <w:r>
+        <w:t>My explanation before partner discussion</w:t>
+      </w:r>
+    </w:p>
+    <w:p>
+      <w:r>
+        <w:t>________________________________________________________________</w:t>
+      </w:r>
+    </w:p>
+    <w:p>
+      <w:r>
+        <w:t>________________________________________________________________</w:t>
+      </w:r>
+    </w:p>
+    <w:p>
+      <w:r>
+        <w:t>________________________________________________________________</w:t>
+      </w:r>
+    </w:p>
+    <w:p>
+      <w:r>
+        <w:t>________________________________________________________________</w:t>
+      </w:r>
+    </w:p>
+    <w:p>
+      <w:pPr>
+        <w:pStyle w:val="Heading1"/>
+      </w:pPr>
+      <w:r>
+        <w:t>08. Reference · Earlier W4 response copy</w:t>
+      </w:r>
+    </w:p>
+    <w:p>
+      <w:r>
+        <w:t>Keep this task’s inputs,rule and response together.</w:t>
+      </w:r>
+    </w:p>
+    <w:p>
+      <w:pPr>
+        <w:pStyle w:val="Heading2"/>
+      </w:pPr>
+      <w:r>
+        <w:t>Complete task and evidence</w:t>
+      </w:r>
+    </w:p>
+    <w:p>
+      <w:pPr>
+        <w:pStyle w:val="ListBullet"/>
+      </w:pPr>
+      <w:r>
+        <w:t>Observed mean is 20 from 25 independent normal measurements; population standard deviation is known to be 5. Use the supplied 95% rule mean ± 1.96 × sigma / sqrt(n). Compute the interval and name one assumption.</w:t>
+      </w:r>
+    </w:p>
+    <w:p>
+      <w:pPr>
+        <w:pStyle w:val="Heading3"/>
+      </w:pPr>
+      <w:r>
+        <w:t>My reasoning and evidence</w:t>
+      </w:r>
+    </w:p>
+    <w:p>
+      <w:r>
+        <w:t>________________________________________________________________</w:t>
+      </w:r>
+    </w:p>
+    <w:p>
+      <w:r>
+        <w:t>________________________________________________________________</w:t>
+      </w:r>
+    </w:p>
+    <w:p>
+      <w:r>
+        <w:t>________________________________________________________________</w:t>
+      </w:r>
+    </w:p>
+    <w:p>
+      <w:r>
+        <w:t>________________________________________________________________</w:t>
+      </w:r>
+    </w:p>
+    <w:p>
+      <w:r>
+        <w:t>________________________________________________________________</w:t>
+      </w:r>
+    </w:p>
+    <w:p>
+      <w:r>
+        <w:t>________________________________________________________________</w:t>
+      </w:r>
+    </w:p>
+    <w:p>
+      <w:r>
+        <w:t>________________________________________________________________</w:t>
+      </w:r>
+    </w:p>
+    <w:p>
+      <w:r>
+        <w:t>________________________________________________________________</w:t>
+      </w:r>
+    </w:p>
+    <w:p>
+      <w:pPr>
+        <w:pStyle w:val="Heading1"/>
+      </w:pPr>
+      <w:r>
+        <w:t>12. Extra practice · Pictured case</w:t>
+      </w:r>
+    </w:p>
+    <w:p>
+      <w:r>
+        <w:t>Keep this task’s inputs,rule and response together.</w:t>
+      </w:r>
+    </w:p>
+    <w:p>
+      <w:pPr>
+        <w:pStyle w:val="Heading2"/>
+      </w:pPr>
+      <w:r>
+        <w:t>Complete task and evidence</w:t>
+      </w:r>
+    </w:p>
+    <w:p>
+      <w:r>
+        <w:drawing>
+          <wp:inline xmlns:a="http://schemas.openxmlformats.org/drawingml/2006/main" xmlns:pic="http://schemas.openxmlformats.org/drawingml/2006/picture">
+            <wp:extent cx="5334000" cy="3200400"/>
+            <wp:docPr id="1" name="Picture 1" descr="Two supplied 95 percent mean-time-difference intervals for B minus A, both with estimate minus0.8 seconds. Original bounds minus1.4 to minus0.2 lie entirely below zero. Changed bounds minus1.4 to plus0.3 include zero. No raw data or fitting method is inferred; zero inclusion does not prove equality."/>
+            <wp:cNvGraphicFramePr>
+              <a:graphicFrameLocks noChangeAspect="1"/>
+            </wp:cNvGraphicFramePr>
+            <a:graphic>
+              <a:graphicData uri="http://schemas.openxmlformats.org/drawingml/2006/picture">
+                <pic:pic>
+                  <pic:nvPicPr>
+                    <pic:cNvPr id="0" name="ai-7-12-supplied-time-intervals.png"/>
+                    <pic:cNvPicPr/>
+                  </pic:nvPicPr>
+                  <pic:blipFill>
+                    <a:blip r:embed="rId9"/>
+                    <a:stretch>
+                      <a:fillRect/>
+                    </a:stretch>
+                  </pic:blipFill>
+                  <pic:spPr>
+                    <a:xfrm>
+                      <a:off x="0" y="0"/>
+                      <a:ext cx="5334000" cy="3200400"/>
+                    </a:xfrm>
+                    <a:prstGeom prst="rect"/>
+                  </pic:spPr>
+                </pic:pic>
+              </a:graphicData>
+            </a:graphic>
+          </wp:inline>
+        </w:drawing>
+      </w:r>
+    </w:p>
+    <w:p>
+      <w:pPr>
+        <w:pStyle w:val="ListBullet"/>
+      </w:pPr>
+      <w:r>
         <w:t>Read a supplied uncertainty interval. A fictional study supplies an interval for a mean time difference under its stated sampling model.</w:t>
       </w:r>
     </w:p>
     <w:p>
       <w:pPr>
-        <w:spacing w:line="336" w:lineRule="auto" w:after="180"/>
-      </w:pPr>
-      <w:r>
-        <w:rPr>
-          <w:b w:val="0"/>
-        </w:rPr>
-        <w:t xml:space="preserve">Estimated difference B−A is -0.8 seconds; supplied 95% </w:t>
-      </w:r>
-      <w:r>
-        <w:rPr>
-          <w:b/>
-        </w:rPr>
-        <w:t>confidence interval</w:t>
-      </w:r>
-      <w:r>
-        <w:rPr>
-          <w:b w:val="0"/>
-        </w:rPr>
-        <w:t xml:space="preserve"> is [-1.4,-0.2] seconds. Assume the study’s interval method is appropriate.</w:t>
+        <w:pStyle w:val="ListBullet"/>
+      </w:pPr>
+      <w:r>
+        <w:t>Estimated difference B−A is -0.8 seconds; supplied 95% confidence interval is [-1.4,-0.2] seconds. Assume the study’s interval method is appropriate.</w:t>
       </w:r>
     </w:p>
     <w:p>
@@ -1191,7 +1449,7 @@
         <w:drawing>
           <wp:inline xmlns:a="http://schemas.openxmlformats.org/drawingml/2006/main" xmlns:pic="http://schemas.openxmlformats.org/drawingml/2006/picture">
             <wp:extent cx="5486400" cy="3077029"/>
-            <wp:docPr id="1" name="Picture 1" descr="Supplied interval for B minus A time"/>
+            <wp:docPr id="2" name="Picture 2" descr="Supplied interval for B minus A time"/>
             <wp:cNvGraphicFramePr>
               <a:graphicFrameLocks noChangeAspect="1"/>
             </wp:cNvGraphicFramePr>
@@ -1203,7 +1461,7 @@
                     <pic:cNvPicPr/>
                   </pic:nvPicPr>
                   <pic:blipFill>
-                    <a:blip r:embed="rId9"/>
+                    <a:blip r:embed="rId10"/>
                     <a:stretch>
                       <a:fillRect/>
                     </a:stretch>
@@ -1227,7 +1485,7 @@
         <w:drawing>
           <wp:inline xmlns:a="http://schemas.openxmlformats.org/drawingml/2006/main" xmlns:pic="http://schemas.openxmlformats.org/drawingml/2006/picture">
             <wp:extent cx="5486400" cy="5225143"/>
-            <wp:docPr id="2" name="Picture 2" descr="Uncertainty intervals. Locate the estimate: -0.8 lies between the interval endpoints.. Interpret the sign: Negative B−A means B took less time under this measurement convention.. Respect coverage meaning: 95% describes the method’s long-run coverage, not a 95% probability for this fixed parameter."/>
+            <wp:docPr id="3" name="Picture 3" descr="Uncertainty intervals. Locate the estimate: -0.8 lies between the interval endpoints.. Interpret the sign: Negative B−A means B took less time under this measurement convention.. Respect coverage meaning: 95% describes the method’s long-run coverage, not a 95% probability for this fixed parameter."/>
             <wp:cNvGraphicFramePr>
               <a:graphicFrameLocks noChangeAspect="1"/>
             </wp:cNvGraphicFramePr>
@@ -1239,7 +1497,7 @@
                     <pic:cNvPicPr/>
                   </pic:nvPicPr>
                   <pic:blipFill>
-                    <a:blip r:embed="rId10"/>
+                    <a:blip r:embed="rId11"/>
                     <a:stretch>
                       <a:fillRect/>
                     </a:stretch>
@@ -1260,12 +1518,9 @@
     </w:p>
     <w:p>
       <w:pPr>
-        <w:spacing w:line="336" w:lineRule="auto" w:after="180"/>
-      </w:pPr>
-      <w:r>
-        <w:rPr>
-          <w:b w:val="0"/>
-        </w:rPr>
+        <w:pStyle w:val="ListBullet"/>
+      </w:pPr>
+      <w:r>
         <w:t>Locate -0.8 and zero relative to the supplied interval [-1.4,-0.2]. Interpret the sign and confidence-method meaning, then describe what changes with interval [-1.4,0.3].</w:t>
       </w:r>
     </w:p>
@@ -1309,56 +1564,18 @@
     </w:p>
     <w:p>
       <w:pPr>
-        <w:pStyle w:val="Heading3"/>
-      </w:pPr>
-      <w:r>
-        <w:t>Record the help used</w:t>
-      </w:r>
-    </w:p>
-    <w:p>
-      <w:pPr>
-        <w:spacing w:line="336" w:lineRule="auto" w:after="180"/>
-        <w:shd w:fill="F1F6F8"/>
-      </w:pPr>
-      <w:r>
-        <w:rPr>
-          <w:b w:val="0"/>
-        </w:rPr>
-        <w:t xml:space="preserve">Support used: alone / hint / worked example. This record is practice </w:t>
-      </w:r>
-      <w:r>
-        <w:rPr>
-          <w:b/>
-        </w:rPr>
-        <w:t>evidence</w:t>
-      </w:r>
-      <w:r>
-        <w:rPr>
-          <w:b w:val="0"/>
-        </w:rPr>
-        <w:t>.</w:t>
-      </w:r>
-    </w:p>
-    <w:p>
-      <w:pPr>
-        <w:spacing w:line="336" w:lineRule="auto" w:after="180"/>
-      </w:pPr>
-      <w:r>
-        <w:rPr>
-          <w:b w:val="0"/>
-        </w:rPr>
-        <w:t>Project connection: For the Reproducible AI Research Study, retain an annotated worked trace and the changed-case reasoning.</w:t>
-      </w:r>
-    </w:p>
-    <w:p>
-      <w:pPr>
-        <w:spacing w:line="336" w:lineRule="auto" w:after="180"/>
-      </w:pPr>
-      <w:r>
-        <w:rPr>
-          <w:b w:val="0"/>
-        </w:rPr>
-        <w:t>Connect the claim to its records, units and assumptions so another investigator can challenge or reproduce it.</w:t>
+        <w:pStyle w:val="ListBullet"/>
+      </w:pPr>
+      <w:r>
+        <w:t>Support used: alone / hint / worked example. This record is practice evidence.</w:t>
+      </w:r>
+    </w:p>
+    <w:p>
+      <w:pPr>
+        <w:pStyle w:val="ListBullet"/>
+      </w:pPr>
+      <w:r>
+        <w:t>Project connection: For the Reproducible AI Research Study, retain an annotated worked trace and the changed-case reasoning. Connect the claim to its records, units and assumptions so another investigator can challenge or reproduce it.</w:t>
       </w:r>
     </w:p>
     <w:p>
@@ -1366,68 +1583,43 @@
         <w:pStyle w:val="Heading1"/>
       </w:pPr>
       <w:r>
-        <w:t>13. Project portfolio milestone</w:t>
-      </w:r>
-    </w:p>
-    <w:p>
-      <w:r>
-        <w:t>Keep this week’s input, deciding step, result and limit together in the Reproducible AI Research Study record.</w:t>
-      </w:r>
-    </w:p>
-    <w:p>
-      <w:pPr>
-        <w:spacing w:line="336" w:lineRule="auto" w:after="180"/>
-      </w:pPr>
-      <w:r>
-        <w:rPr>
-          <w:b w:val="0"/>
-        </w:rPr>
+        <w:t>13. Reference · Project milestone</w:t>
+      </w:r>
+    </w:p>
+    <w:p>
+      <w:r>
+        <w:t>Keep this task’s inputs,rule and response together.</w:t>
+      </w:r>
+    </w:p>
+    <w:p>
+      <w:pPr>
+        <w:pStyle w:val="Heading2"/>
+      </w:pPr>
+      <w:r>
+        <w:t>Complete task and evidence</w:t>
+      </w:r>
+    </w:p>
+    <w:p>
+      <w:pPr>
+        <w:pStyle w:val="ListBullet"/>
+      </w:pPr>
+      <w:r>
         <w:t>Project: Reproducible AI Research Study</w:t>
       </w:r>
     </w:p>
     <w:p>
       <w:pPr>
-        <w:spacing w:line="336" w:lineRule="auto" w:after="180"/>
-      </w:pPr>
-      <w:r>
-        <w:rPr>
-          <w:b w:val="0"/>
-        </w:rPr>
-        <w:t xml:space="preserve">Current milestone: Make a transparent first version. Keep a trace of how one </w:t>
-      </w:r>
-      <w:r>
-        <w:rPr>
-          <w:b/>
-        </w:rPr>
-        <w:t>input</w:t>
-      </w:r>
-      <w:r>
-        <w:rPr>
-          <w:b w:val="0"/>
-        </w:rPr>
-        <w:t xml:space="preserve"> becomes an </w:t>
-      </w:r>
-      <w:r>
-        <w:rPr>
-          <w:b/>
-        </w:rPr>
-        <w:t>output</w:t>
-      </w:r>
-      <w:r>
-        <w:rPr>
-          <w:b w:val="0"/>
-        </w:rPr>
-        <w:t>; explain the rule or learned component.</w:t>
-      </w:r>
-    </w:p>
-    <w:p>
-      <w:pPr>
-        <w:spacing w:line="336" w:lineRule="auto" w:after="180"/>
-      </w:pPr>
-      <w:r>
-        <w:rPr>
-          <w:b w:val="0"/>
-        </w:rPr>
+        <w:pStyle w:val="ListBullet"/>
+      </w:pPr>
+      <w:r>
+        <w:t>Current milestone: Make a transparent first version. Keep a trace of how one input becomes an output; explain the rule or learned component.</w:t>
+      </w:r>
+    </w:p>
+    <w:p>
+      <w:pPr>
+        <w:pStyle w:val="ListBullet"/>
+      </w:pPr>
+      <w:r>
         <w:t>For the Reproducible AI Research Study, retain an annotated worked trace and the changed-case reasoning. Connect the claim to its records, units and assumptions so another investigator can challenge or reproduce it.</w:t>
       </w:r>
     </w:p>
@@ -1585,12 +1777,490 @@
         <w:pStyle w:val="Heading1"/>
       </w:pPr>
       <w:r>
-        <w:t>14. Supported practice and learning evidence</w:t>
-      </w:r>
-    </w:p>
-    <w:p>
-      <w:r>
-        <w:t>Try the supported questions before comparing with hints and feedback. Record what you repaired and the evidence you retained.</w:t>
+        <w:t>14. Extra practice · Predict,check and repair</w:t>
+      </w:r>
+    </w:p>
+    <w:p>
+      <w:r>
+        <w:t>Keep supported feedback separate from the independent case.</w:t>
+      </w:r>
+    </w:p>
+    <w:p>
+      <w:pPr>
+        <w:pStyle w:val="Heading2"/>
+      </w:pPr>
+      <w:r>
+        <w:t>First supported question and optional hint</w:t>
+      </w:r>
+    </w:p>
+    <w:p>
+      <w:pPr>
+        <w:pStyle w:val="ListBullet"/>
+      </w:pPr>
+      <w:r>
+        <w:t>Read a supplied uncertainty interval. A fictional study supplies an interval for a mean time difference under its stated sampling model.</w:t>
+      </w:r>
+    </w:p>
+    <w:p>
+      <w:pPr>
+        <w:pStyle w:val="Heading3"/>
+      </w:pPr>
+      <w:r>
+        <w:t>Practice 1: explain the deciding evidence</w:t>
+      </w:r>
+    </w:p>
+    <w:p>
+      <w:pPr>
+        <w:pStyle w:val="ListBullet"/>
+      </w:pPr>
+      <w:r>
+        <w:t>Which labelled step matches this detail? 95% describes the method’s long-run coverage, not a 95% probability for this fixed parameter.</w:t>
+      </w:r>
+    </w:p>
+    <w:p>
+      <w:pPr>
+        <w:pStyle w:val="ListBullet"/>
+      </w:pPr>
+      <w:r>
+        <w:t>1. Interpret the sign</w:t>
+      </w:r>
+    </w:p>
+    <w:p>
+      <w:pPr>
+        <w:pStyle w:val="ListBullet"/>
+      </w:pPr>
+      <w:r>
+        <w:t>2. Locate the estimate</w:t>
+      </w:r>
+    </w:p>
+    <w:p>
+      <w:pPr>
+        <w:pStyle w:val="ListBullet"/>
+      </w:pPr>
+      <w:r>
+        <w:t>3. Respect coverage meaning</w:t>
+      </w:r>
+    </w:p>
+    <w:p>
+      <w:pPr>
+        <w:pStyle w:val="Heading3"/>
+      </w:pPr>
+      <w:r>
+        <w:t>My selected conclusion, deciding fact and explanation</w:t>
+      </w:r>
+    </w:p>
+    <w:p>
+      <w:r>
+        <w:t>________________________________________________________________</w:t>
+      </w:r>
+    </w:p>
+    <w:p>
+      <w:r>
+        <w:t>________________________________________________________________</w:t>
+      </w:r>
+    </w:p>
+    <w:p>
+      <w:r>
+        <w:t>________________________________________________________________</w:t>
+      </w:r>
+    </w:p>
+    <w:p>
+      <w:r>
+        <w:t>________________________________________________________________</w:t>
+      </w:r>
+    </w:p>
+    <w:p>
+      <w:r>
+        <w:t>________________________________________________________________</w:t>
+      </w:r>
+    </w:p>
+    <w:p>
+      <w:pPr>
+        <w:pStyle w:val="ListBullet"/>
+      </w:pPr>
+      <w:r>
+        <w:t>Hint if needed: Read the steps in the pictorial case. Match the supplied detail to the stage that performs or records it.</w:t>
+      </w:r>
+    </w:p>
+    <w:p>
+      <w:pPr>
+        <w:pStyle w:val="Heading2"/>
+      </w:pPr>
+      <w:r>
+        <w:t>Check after the first attempt · reference / check after trying</w:t>
+      </w:r>
+    </w:p>
+    <w:p>
+      <w:pPr>
+        <w:spacing w:line="336" w:lineRule="auto" w:after="180"/>
+      </w:pPr>
+      <w:r>
+        <w:rPr>
+          <w:b w:val="0"/>
+        </w:rPr>
+        <w:t>After your attempt, compare with the supported explanation: Respect coverage meaning 95% describes the method’s long-run coverage, not a 95% probability for this fixed parameter.</w:t>
+      </w:r>
+    </w:p>
+    <w:p>
+      <w:pPr>
+        <w:spacing w:line="336" w:lineRule="auto" w:after="180"/>
+      </w:pPr>
+      <w:r>
+        <w:rPr>
+          <w:b w:val="0"/>
+        </w:rPr>
+        <w:t>An uncertainty interval conveys precision under assumptions. Its endpoints, units, comparison direction and method all matter; the interval is supplied here, not calculated from unavailable raw data.</w:t>
+      </w:r>
+    </w:p>
+    <w:p>
+      <w:pPr>
+        <w:pStyle w:val="Heading2"/>
+      </w:pPr>
+      <w:r>
+        <w:t>Changed-case question and optional hint</w:t>
+      </w:r>
+    </w:p>
+    <w:p>
+      <w:pPr>
+        <w:pStyle w:val="Heading3"/>
+      </w:pPr>
+      <w:r>
+        <w:t>Practice 2: explain the deciding evidence</w:t>
+      </w:r>
+    </w:p>
+    <w:p>
+      <w:pPr>
+        <w:pStyle w:val="ListBullet"/>
+      </w:pPr>
+      <w:r>
+        <w:t>Changed-case practice: Use a supplied interval [-1.4,0.3] instead. Which conclusion is supported by the supplied facts?</w:t>
+      </w:r>
+    </w:p>
+    <w:p>
+      <w:pPr>
+        <w:pStyle w:val="ListBullet"/>
+      </w:pPr>
+      <w:r>
+        <w:t>1. This one example guarantees correct results for every future input.</w:t>
+      </w:r>
+    </w:p>
+    <w:p>
+      <w:pPr>
+        <w:pStyle w:val="ListBullet"/>
+      </w:pPr>
+      <w:r>
+        <w:t>2. We can decide the result without examining the changed input or the procedure.</w:t>
+      </w:r>
+    </w:p>
+    <w:p>
+      <w:pPr>
+        <w:pStyle w:val="ListBullet"/>
+      </w:pPr>
+      <w:r>
+        <w:t>3. It includes zero and positive differences, so both no difference and slower B remain compatible with that interval.</w:t>
+      </w:r>
+    </w:p>
+    <w:p>
+      <w:pPr>
+        <w:pStyle w:val="Heading3"/>
+      </w:pPr>
+      <w:r>
+        <w:t>My selected conclusion, deciding fact and explanation</w:t>
+      </w:r>
+    </w:p>
+    <w:p>
+      <w:r>
+        <w:t>________________________________________________________________</w:t>
+      </w:r>
+    </w:p>
+    <w:p>
+      <w:r>
+        <w:t>________________________________________________________________</w:t>
+      </w:r>
+    </w:p>
+    <w:p>
+      <w:r>
+        <w:t>________________________________________________________________</w:t>
+      </w:r>
+    </w:p>
+    <w:p>
+      <w:r>
+        <w:t>________________________________________________________________</w:t>
+      </w:r>
+    </w:p>
+    <w:p>
+      <w:r>
+        <w:t>________________________________________________________________</w:t>
+      </w:r>
+    </w:p>
+    <w:p>
+      <w:pPr>
+        <w:pStyle w:val="ListBullet"/>
+      </w:pPr>
+      <w:r>
+        <w:t>Hint if needed: Use the changed condition and the deciding step in the pictorial trace. The answer must say what follows from those facts.</w:t>
+      </w:r>
+    </w:p>
+    <w:p>
+      <w:pPr>
+        <w:pStyle w:val="Heading2"/>
+      </w:pPr>
+      <w:r>
+        <w:t>Check after the changed attempt · reference / check after trying</w:t>
+      </w:r>
+    </w:p>
+    <w:p>
+      <w:pPr>
+        <w:spacing w:line="336" w:lineRule="auto" w:after="180"/>
+      </w:pPr>
+      <w:r>
+        <w:rPr>
+          <w:b w:val="0"/>
+        </w:rPr>
+        <w:t>After your attempt, compare with the supported explanation: It includes zero and positive differences, so both no difference and slower B remain compatible with that interval. The new upper endpoint crosses zero.</w:t>
+      </w:r>
+    </w:p>
+    <w:p>
+      <w:pPr>
+        <w:pStyle w:val="Heading2"/>
+      </w:pPr>
+      <w:r>
+        <w:t>Repair and retain the record</w:t>
+      </w:r>
+    </w:p>
+    <w:p>
+      <w:pPr>
+        <w:spacing w:line="336" w:lineRule="auto" w:after="180"/>
+      </w:pPr>
+      <w:r>
+        <w:rPr>
+          <w:b w:val="0"/>
+        </w:rPr>
+        <w:t xml:space="preserve">Review Sampling variability (ai-7/11). Goal: Explain the </w:t>
+      </w:r>
+      <w:r>
+        <w:rPr>
+          <w:b/>
+        </w:rPr>
+        <w:t>mechanism</w:t>
+      </w:r>
+      <w:r>
+        <w:rPr>
+          <w:b w:val="0"/>
+        </w:rPr>
+        <w:t xml:space="preserve"> and terminology of sampling variability. Short practice: Calculate the two four-case rates and their difference.</w:t>
+      </w:r>
+    </w:p>
+    <w:p>
+      <w:pPr>
+        <w:spacing w:line="336" w:lineRule="auto" w:after="180"/>
+      </w:pPr>
+      <w:r>
+        <w:rPr>
+          <w:b w:val="0"/>
+        </w:rPr>
+        <w:t>Explain how changed included cases can affect a fixed model, and why identical deterministic records should not differ on a rerun.. Return to this week and explain what you changed.</w:t>
+      </w:r>
+    </w:p>
+    <w:p>
+      <w:pPr>
+        <w:spacing w:line="336" w:lineRule="auto" w:after="180"/>
+      </w:pPr>
+      <w:r>
+        <w:rPr>
+          <w:b w:val="0"/>
+        </w:rPr>
+        <w:t xml:space="preserve">Review Experimental units and independence (ai-7/9). Goal: Explain the </w:t>
+      </w:r>
+      <w:r>
+        <w:rPr>
+          <w:b/>
+        </w:rPr>
+        <w:t>mechanism</w:t>
+      </w:r>
+      <w:r>
+        <w:rPr>
+          <w:b w:val="0"/>
+        </w:rPr>
+        <w:t xml:space="preserve"> and terminology of experimental units and independence. Short practice: Count independent plants and photo views.</w:t>
+      </w:r>
+    </w:p>
+    <w:p>
+      <w:pPr>
+        <w:spacing w:line="336" w:lineRule="auto" w:after="180"/>
+      </w:pPr>
+      <w:r>
+        <w:rPr>
+          <w:b w:val="0"/>
+        </w:rPr>
+        <w:t>Construct the stated group-correct split, then explain why placing a P1 view in evaluation creates leakage for the new-plant goal.. Return to this week and explain what you changed.</w:t>
+      </w:r>
+    </w:p>
+    <w:p>
+      <w:pPr>
+        <w:spacing w:line="336" w:lineRule="auto" w:after="180"/>
+      </w:pPr>
+      <w:r>
+        <w:rPr>
+          <w:b w:val="0"/>
+        </w:rPr>
+        <w:t xml:space="preserve">Review A literature comparison matrix (ai-7/6). Goal: Explain the </w:t>
+      </w:r>
+      <w:r>
+        <w:rPr>
+          <w:b/>
+        </w:rPr>
+        <w:t>mechanism</w:t>
+      </w:r>
+      <w:r>
+        <w:rPr>
+          <w:b w:val="0"/>
+        </w:rPr>
+        <w:t xml:space="preserve"> and terminology of a literature comparison matrix.</w:t>
+      </w:r>
+    </w:p>
+    <w:p>
+      <w:pPr>
+        <w:spacing w:line="336" w:lineRule="auto" w:after="180"/>
+      </w:pPr>
+      <w:r>
+        <w:rPr>
+          <w:b w:val="0"/>
+        </w:rPr>
+        <w:t>Short practice: Explain why 8/10 indoors and 16/20 outdoors share a rate but not a controlled comparison. Which condition column must the literature matrix preserve?. Return to this week and explain what you changed.</w:t>
+      </w:r>
+    </w:p>
+    <w:p>
+      <w:pPr>
+        <w:spacing w:line="336" w:lineRule="auto" w:after="180"/>
+      </w:pPr>
+      <w:r>
+        <w:rPr>
+          <w:b w:val="0"/>
+        </w:rPr>
+        <w:t xml:space="preserve">The browser lab lets you edit the supported Python examples already included in this lesson. Predict first, run, inspect the actual </w:t>
+      </w:r>
+      <w:r>
+        <w:rPr>
+          <w:b/>
+        </w:rPr>
+        <w:t>output</w:t>
+      </w:r>
+      <w:r>
+        <w:rPr>
+          <w:b w:val="0"/>
+        </w:rPr>
+        <w:t xml:space="preserve"> or error, change one </w:t>
+      </w:r>
+      <w:r>
+        <w:rPr>
+          <w:b/>
+        </w:rPr>
+        <w:t>input</w:t>
+      </w:r>
+      <w:r>
+        <w:rPr>
+          <w:b w:val="0"/>
+        </w:rPr>
+        <w:t>, then run again.</w:t>
+      </w:r>
+    </w:p>
+    <w:p>
+      <w:pPr>
+        <w:spacing w:line="336" w:lineRule="auto" w:after="180"/>
+      </w:pPr>
+      <w:r>
+        <w:rPr>
+          <w:b w:val="0"/>
+        </w:rPr>
+        <w:t xml:space="preserve">Keep code, </w:t>
+      </w:r>
+      <w:r>
+        <w:rPr>
+          <w:b/>
+        </w:rPr>
+        <w:t>prediction</w:t>
+      </w:r>
+      <w:r>
+        <w:rPr>
+          <w:b w:val="0"/>
+        </w:rPr>
+        <w:t>s, actual results and a reasoned revision together. On paper, label your result as a trace rather than an execution.</w:t>
+      </w:r>
+    </w:p>
+    <w:p>
+      <w:pPr>
+        <w:spacing w:line="336" w:lineRule="auto" w:after="180"/>
+      </w:pPr>
+      <w:r>
+        <w:rPr>
+          <w:b w:val="0"/>
+        </w:rPr>
+        <w:t xml:space="preserve">Use Download completed work in the hosted lesson to export your answers, reflections, practice feedback and code-run </w:t>
+      </w:r>
+      <w:r>
+        <w:rPr>
+          <w:b/>
+        </w:rPr>
+        <w:t>evidence</w:t>
+      </w:r>
+      <w:r>
+        <w:rPr>
+          <w:b w:val="0"/>
+        </w:rPr>
+        <w:t>. Open the HTML copy to read or print it.</w:t>
+      </w:r>
+    </w:p>
+    <w:p>
+      <w:pPr>
+        <w:spacing w:line="336" w:lineRule="auto" w:after="180"/>
+      </w:pPr>
+      <w:r>
+        <w:rPr>
+          <w:b w:val="0"/>
+        </w:rPr>
+        <w:t>Drafts stay in this browser when storage is available; clear drafts on a shared device.</w:t>
+      </w:r>
+    </w:p>
+    <w:p>
+      <w:pPr>
+        <w:pStyle w:val="Heading3"/>
+      </w:pPr>
+      <w:r>
+        <w:t>What I repaired, the evidence I kept and the next test</w:t>
+      </w:r>
+    </w:p>
+    <w:p>
+      <w:r>
+        <w:t>________________________________________________________________</w:t>
+      </w:r>
+    </w:p>
+    <w:p>
+      <w:r>
+        <w:t>________________________________________________________________</w:t>
+      </w:r>
+    </w:p>
+    <w:p>
+      <w:r>
+        <w:t>________________________________________________________________</w:t>
+      </w:r>
+    </w:p>
+    <w:p>
+      <w:r>
+        <w:t>________________________________________________________________</w:t>
+      </w:r>
+    </w:p>
+    <w:p>
+      <w:r>
+        <w:t>________________________________________________________________</w:t>
+      </w:r>
+    </w:p>
+    <w:p>
+      <w:pPr>
+        <w:pStyle w:val="Heading2"/>
+      </w:pPr>
+      <w:r>
+        <w:t>Earlier wording, alternatives and picture transcripts · reference / check after trying</w:t>
       </w:r>
     </w:p>
     <w:p>
@@ -1606,68 +2276,10 @@
     </w:p>
     <w:p>
       <w:pPr>
-        <w:spacing w:line="336" w:lineRule="auto" w:after="180"/>
-      </w:pPr>
-      <w:r>
-        <w:rPr>
-          <w:b w:val="0"/>
-        </w:rPr>
-        <w:t>Read a supplied uncertainty interval. A fictional study supplies an interval for a mean time difference under its stated sampling model.</w:t>
-      </w:r>
-    </w:p>
-    <w:p>
-      <w:pPr>
         <w:pStyle w:val="Heading3"/>
       </w:pPr>
       <w:r>
-        <w:t>Practice 1: explain the deciding evidence</w:t>
-      </w:r>
-    </w:p>
-    <w:p>
-      <w:pPr>
-        <w:spacing w:line="336" w:lineRule="auto" w:after="180"/>
-      </w:pPr>
-      <w:r>
-        <w:rPr>
-          <w:b w:val="0"/>
-        </w:rPr>
-        <w:t>Which labelled step matches this detail? 95% describes the method’s long-run coverage, not a 95% probability for this fixed parameter.</w:t>
-      </w:r>
-    </w:p>
-    <w:p>
-      <w:pPr>
-        <w:spacing w:line="336" w:lineRule="auto" w:after="180"/>
-        <w:shd w:fill="F4F9FC"/>
-      </w:pPr>
-      <w:r>
-        <w:rPr>
-          <w:b w:val="0"/>
-        </w:rPr>
-        <w:t>1. Interpret the sign</w:t>
-      </w:r>
-    </w:p>
-    <w:p>
-      <w:pPr>
-        <w:spacing w:line="336" w:lineRule="auto" w:after="180"/>
-        <w:shd w:fill="F4F9FC"/>
-      </w:pPr>
-      <w:r>
-        <w:rPr>
-          <w:b w:val="0"/>
-        </w:rPr>
-        <w:t>2. Locate the estimate</w:t>
-      </w:r>
-    </w:p>
-    <w:p>
-      <w:pPr>
-        <w:spacing w:line="336" w:lineRule="auto" w:after="180"/>
-        <w:shd w:fill="F4F9FC"/>
-      </w:pPr>
-      <w:r>
-        <w:rPr>
-          <w:b w:val="0"/>
-        </w:rPr>
-        <w:t>3. Respect coverage meaning</w:t>
+        <w:t>Repair a missing building block</w:t>
       </w:r>
     </w:p>
     <w:p>
@@ -1675,32 +2287,7 @@
         <w:pStyle w:val="Heading3"/>
       </w:pPr>
       <w:r>
-        <w:t>My selected conclusion, deciding fact and explanation</w:t>
-      </w:r>
-    </w:p>
-    <w:p>
-      <w:r>
-        <w:t>________________________________________________________________</w:t>
-      </w:r>
-    </w:p>
-    <w:p>
-      <w:r>
-        <w:t>________________________________________________________________</w:t>
-      </w:r>
-    </w:p>
-    <w:p>
-      <w:r>
-        <w:t>________________________________________________________________</w:t>
-      </w:r>
-    </w:p>
-    <w:p>
-      <w:r>
-        <w:t>________________________________________________________________</w:t>
-      </w:r>
-    </w:p>
-    <w:p>
-      <w:r>
-        <w:t>________________________________________________________________</w:t>
+        <w:t>Predict, run and debug</w:t>
       </w:r>
     </w:p>
     <w:p>
@@ -1708,481 +2295,25 @@
         <w:pStyle w:val="Heading3"/>
       </w:pPr>
       <w:r>
-        <w:t>Hint · try first</w:t>
-      </w:r>
-    </w:p>
-    <w:p>
-      <w:pPr>
-        <w:spacing w:line="336" w:lineRule="auto" w:after="180"/>
-        <w:shd w:fill="F1F6F8"/>
-      </w:pPr>
-      <w:r>
-        <w:rPr>
-          <w:b w:val="0"/>
-        </w:rPr>
-        <w:t>Hint if needed: Read the steps in the pictorial case. Match the supplied detail to the stage that performs or records it.</w:t>
-      </w:r>
-    </w:p>
-    <w:p>
-      <w:pPr>
-        <w:pStyle w:val="Heading3"/>
-      </w:pPr>
-      <w:r>
-        <w:t>Feedback · compare after trying</w:t>
-      </w:r>
-    </w:p>
-    <w:p>
-      <w:pPr>
-        <w:spacing w:line="336" w:lineRule="auto" w:after="180"/>
-        <w:shd w:fill="F1F6FC"/>
-      </w:pPr>
-      <w:r>
-        <w:rPr>
-          <w:b w:val="0"/>
-        </w:rPr>
-        <w:t>After your attempt, compare with the supported explanation: Respect coverage meaning 95% describes the method’s long-run coverage, not a 95% probability for this fixed parameter.</w:t>
-      </w:r>
-    </w:p>
-    <w:p>
-      <w:pPr>
-        <w:spacing w:line="336" w:lineRule="auto" w:after="180"/>
-        <w:shd w:fill="F1F6FC"/>
-      </w:pPr>
-      <w:r>
-        <w:rPr>
-          <w:b w:val="0"/>
-        </w:rPr>
-        <w:t>An uncertainty interval conveys precision under assumptions. Its endpoints, units, comparison direction and method all matter; the interval is supplied here, not calculated from unavailable raw data.</w:t>
-      </w:r>
-    </w:p>
-    <w:p>
-      <w:pPr>
-        <w:pStyle w:val="Heading3"/>
-      </w:pPr>
-      <w:r>
-        <w:t>Practice 2: explain the deciding evidence</w:t>
-      </w:r>
-    </w:p>
-    <w:p>
-      <w:pPr>
-        <w:pStyle w:val="Heading3"/>
-      </w:pPr>
-      <w:r>
-        <w:t>Changed case · predict first</w:t>
-      </w:r>
-    </w:p>
-    <w:p>
-      <w:pPr>
-        <w:spacing w:line="336" w:lineRule="auto" w:after="180"/>
-        <w:shd w:fill="F5F1FB"/>
-      </w:pPr>
-      <w:r>
-        <w:rPr>
-          <w:b w:val="0"/>
-        </w:rPr>
-        <w:t>Changed-case practice: Use a supplied interval [-1.4,0.3] instead. Which conclusion is supported by the supplied facts?</w:t>
-      </w:r>
-    </w:p>
-    <w:p>
-      <w:pPr>
-        <w:spacing w:line="336" w:lineRule="auto" w:after="180"/>
-        <w:shd w:fill="F4F9FC"/>
-      </w:pPr>
-      <w:r>
-        <w:rPr>
-          <w:b w:val="0"/>
-        </w:rPr>
-        <w:t xml:space="preserve">1. This one example guarantees correct results for every future </w:t>
-      </w:r>
-      <w:r>
-        <w:rPr>
-          <w:b/>
-        </w:rPr>
-        <w:t>input</w:t>
-      </w:r>
-      <w:r>
-        <w:rPr>
-          <w:b w:val="0"/>
-        </w:rPr>
-        <w:t>.</w:t>
-      </w:r>
-    </w:p>
-    <w:p>
-      <w:pPr>
-        <w:spacing w:line="336" w:lineRule="auto" w:after="180"/>
-        <w:shd w:fill="F4F9FC"/>
-      </w:pPr>
-      <w:r>
-        <w:rPr>
-          <w:b w:val="0"/>
-        </w:rPr>
-        <w:t xml:space="preserve">2. We can decide the result without examining the changed </w:t>
-      </w:r>
-      <w:r>
-        <w:rPr>
-          <w:b/>
-        </w:rPr>
-        <w:t>input</w:t>
-      </w:r>
-      <w:r>
-        <w:rPr>
-          <w:b w:val="0"/>
-        </w:rPr>
-        <w:t xml:space="preserve"> or the procedure.</w:t>
-      </w:r>
-    </w:p>
-    <w:p>
-      <w:pPr>
-        <w:spacing w:line="336" w:lineRule="auto" w:after="180"/>
-        <w:shd w:fill="F4F9FC"/>
-      </w:pPr>
-      <w:r>
-        <w:rPr>
-          <w:b w:val="0"/>
-        </w:rPr>
-        <w:t>3. It includes zero and positive differences, so both no difference and slower B remain compatible with that interval.</w:t>
-      </w:r>
-    </w:p>
-    <w:p>
-      <w:pPr>
-        <w:pStyle w:val="Heading3"/>
-      </w:pPr>
-      <w:r>
-        <w:t>My selected conclusion, deciding fact and explanation</w:t>
-      </w:r>
-    </w:p>
-    <w:p>
-      <w:r>
-        <w:t>________________________________________________________________</w:t>
-      </w:r>
-    </w:p>
-    <w:p>
-      <w:r>
-        <w:t>________________________________________________________________</w:t>
-      </w:r>
-    </w:p>
-    <w:p>
-      <w:r>
-        <w:t>________________________________________________________________</w:t>
-      </w:r>
-    </w:p>
-    <w:p>
-      <w:r>
-        <w:t>________________________________________________________________</w:t>
-      </w:r>
-    </w:p>
-    <w:p>
-      <w:r>
-        <w:t>________________________________________________________________</w:t>
-      </w:r>
-    </w:p>
-    <w:p>
-      <w:pPr>
-        <w:pStyle w:val="Heading3"/>
-      </w:pPr>
-      <w:r>
-        <w:t>Hint · try first</w:t>
-      </w:r>
-    </w:p>
-    <w:p>
-      <w:pPr>
-        <w:spacing w:line="336" w:lineRule="auto" w:after="180"/>
-        <w:shd w:fill="F1F6F8"/>
-      </w:pPr>
-      <w:r>
-        <w:rPr>
-          <w:b w:val="0"/>
-        </w:rPr>
-        <w:t>Hint if needed: Use the changed condition and the deciding step in the pictorial trace. The answer must say what follows from those facts.</w:t>
-      </w:r>
-    </w:p>
-    <w:p>
-      <w:pPr>
-        <w:pStyle w:val="Heading3"/>
-      </w:pPr>
-      <w:r>
-        <w:t>Feedback · compare after trying</w:t>
-      </w:r>
-    </w:p>
-    <w:p>
-      <w:pPr>
-        <w:spacing w:line="336" w:lineRule="auto" w:after="180"/>
-        <w:shd w:fill="F1F6FC"/>
-      </w:pPr>
-      <w:r>
-        <w:rPr>
-          <w:b w:val="0"/>
-        </w:rPr>
-        <w:t>After your attempt, compare with the supported explanation: It includes zero and positive differences, so both no difference and slower B remain compatible with that interval. The new upper endpoint crosses zero.</w:t>
-      </w:r>
-    </w:p>
-    <w:p>
-      <w:pPr>
-        <w:pStyle w:val="Heading3"/>
-      </w:pPr>
-      <w:r>
-        <w:t>Repair a missing building block</w:t>
-      </w:r>
-    </w:p>
-    <w:p>
-      <w:pPr>
-        <w:spacing w:line="336" w:lineRule="auto" w:after="180"/>
-      </w:pPr>
-      <w:r>
-        <w:rPr>
-          <w:b w:val="0"/>
-        </w:rPr>
-        <w:t xml:space="preserve">Review Sampling variability (ai-7/11). Goal: Explain the </w:t>
-      </w:r>
-      <w:r>
-        <w:rPr>
-          <w:b/>
-        </w:rPr>
-        <w:t>mechanism</w:t>
-      </w:r>
-      <w:r>
-        <w:rPr>
-          <w:b w:val="0"/>
-        </w:rPr>
-        <w:t xml:space="preserve"> and terminology of sampling variability. Short practice: Calculate the two four-case rates and their difference.</w:t>
-      </w:r>
-    </w:p>
-    <w:p>
-      <w:pPr>
-        <w:spacing w:line="336" w:lineRule="auto" w:after="180"/>
-      </w:pPr>
-      <w:r>
-        <w:rPr>
-          <w:b w:val="0"/>
-        </w:rPr>
-        <w:t>Explain how changed included cases can affect a fixed model, and why identical deterministic records should not differ on a rerun.. Return to this week and explain what you changed.</w:t>
-      </w:r>
-    </w:p>
-    <w:p>
-      <w:pPr>
-        <w:spacing w:line="336" w:lineRule="auto" w:after="180"/>
-      </w:pPr>
-      <w:r>
-        <w:rPr>
-          <w:b w:val="0"/>
-        </w:rPr>
-        <w:t xml:space="preserve">Review Experimental units and independence (ai-7/9). Goal: Explain the </w:t>
-      </w:r>
-      <w:r>
-        <w:rPr>
-          <w:b/>
-        </w:rPr>
-        <w:t>mechanism</w:t>
-      </w:r>
-      <w:r>
-        <w:rPr>
-          <w:b w:val="0"/>
-        </w:rPr>
-        <w:t xml:space="preserve"> and terminology of experimental units and independence. Short practice: Count independent plants and photo views.</w:t>
-      </w:r>
-    </w:p>
-    <w:p>
-      <w:pPr>
-        <w:spacing w:line="336" w:lineRule="auto" w:after="180"/>
-      </w:pPr>
-      <w:r>
-        <w:rPr>
-          <w:b w:val="0"/>
-        </w:rPr>
-        <w:t>Construct the stated group-correct split, then explain why placing a P1 view in evaluation creates leakage for the new-plant goal.. Return to this week and explain what you changed.</w:t>
-      </w:r>
-    </w:p>
-    <w:p>
-      <w:pPr>
-        <w:spacing w:line="336" w:lineRule="auto" w:after="180"/>
-      </w:pPr>
-      <w:r>
-        <w:rPr>
-          <w:b w:val="0"/>
-        </w:rPr>
-        <w:t xml:space="preserve">Review A literature comparison matrix (ai-7/6). Goal: Explain the </w:t>
-      </w:r>
-      <w:r>
-        <w:rPr>
-          <w:b/>
-        </w:rPr>
-        <w:t>mechanism</w:t>
-      </w:r>
-      <w:r>
-        <w:rPr>
-          <w:b w:val="0"/>
-        </w:rPr>
-        <w:t xml:space="preserve"> and terminology of a literature comparison matrix.</w:t>
-      </w:r>
-    </w:p>
-    <w:p>
-      <w:pPr>
-        <w:spacing w:line="336" w:lineRule="auto" w:after="180"/>
-      </w:pPr>
-      <w:r>
-        <w:rPr>
-          <w:b w:val="0"/>
-        </w:rPr>
-        <w:t>Short practice: Explain why 8/10 indoors and 16/20 outdoors share a rate but not a controlled comparison. Which condition column must the literature matrix preserve?. Return to this week and explain what you changed.</w:t>
-      </w:r>
-    </w:p>
-    <w:p>
-      <w:pPr>
-        <w:pStyle w:val="Heading3"/>
-      </w:pPr>
-      <w:r>
-        <w:t>Predict, run and debug</w:t>
-      </w:r>
-    </w:p>
-    <w:p>
-      <w:pPr>
-        <w:spacing w:line="336" w:lineRule="auto" w:after="180"/>
-      </w:pPr>
-      <w:r>
-        <w:rPr>
-          <w:b w:val="0"/>
-        </w:rPr>
-        <w:t xml:space="preserve">The browser lab lets you edit the supported Python examples already included in this lesson. Predict first, run, inspect the actual </w:t>
-      </w:r>
-      <w:r>
-        <w:rPr>
-          <w:b/>
-        </w:rPr>
-        <w:t>output</w:t>
-      </w:r>
-      <w:r>
-        <w:rPr>
-          <w:b w:val="0"/>
-        </w:rPr>
-        <w:t xml:space="preserve"> or error, change one </w:t>
-      </w:r>
-      <w:r>
-        <w:rPr>
-          <w:b/>
-        </w:rPr>
-        <w:t>input</w:t>
-      </w:r>
-      <w:r>
-        <w:rPr>
-          <w:b w:val="0"/>
-        </w:rPr>
-        <w:t>, then run again.</w:t>
-      </w:r>
-    </w:p>
-    <w:p>
-      <w:pPr>
-        <w:spacing w:line="336" w:lineRule="auto" w:after="180"/>
-      </w:pPr>
-      <w:r>
-        <w:rPr>
-          <w:b w:val="0"/>
-        </w:rPr>
-        <w:t xml:space="preserve">Keep code, </w:t>
-      </w:r>
-      <w:r>
-        <w:rPr>
-          <w:b/>
-        </w:rPr>
-        <w:t>prediction</w:t>
-      </w:r>
-      <w:r>
-        <w:rPr>
-          <w:b w:val="0"/>
-        </w:rPr>
-        <w:t>s, actual results and a reasoned revision together. On paper, label your result as a trace rather than an execution.</w:t>
-      </w:r>
-    </w:p>
-    <w:p>
-      <w:pPr>
-        <w:pStyle w:val="Heading3"/>
-      </w:pPr>
-      <w:r>
         <w:t>Keep your completed work</w:t>
       </w:r>
     </w:p>
     <w:p>
       <w:pPr>
-        <w:spacing w:line="336" w:lineRule="auto" w:after="180"/>
-      </w:pPr>
-      <w:r>
-        <w:rPr>
-          <w:b w:val="0"/>
-        </w:rPr>
-        <w:t xml:space="preserve">Use Download completed work in the hosted lesson to export your answers, reflections, practice feedback and code-run </w:t>
-      </w:r>
-      <w:r>
-        <w:rPr>
-          <w:b/>
-        </w:rPr>
-        <w:t>evidence</w:t>
-      </w:r>
-      <w:r>
-        <w:rPr>
-          <w:b w:val="0"/>
-        </w:rPr>
-        <w:t>. Open the HTML copy to read or print it.</w:t>
-      </w:r>
-    </w:p>
-    <w:p>
-      <w:pPr>
-        <w:spacing w:line="336" w:lineRule="auto" w:after="180"/>
-      </w:pPr>
-      <w:r>
-        <w:rPr>
-          <w:b w:val="0"/>
-        </w:rPr>
-        <w:t>Drafts stay in this browser when storage is available; clear drafts on a shared device.</w:t>
-      </w:r>
-    </w:p>
-    <w:p>
-      <w:pPr>
-        <w:pStyle w:val="Heading3"/>
-      </w:pPr>
-      <w:r>
-        <w:t>What I repaired, the evidence I kept and the next test</w:t>
-      </w:r>
-    </w:p>
-    <w:p>
-      <w:r>
-        <w:t>________________________________________________________________</w:t>
-      </w:r>
-    </w:p>
-    <w:p>
-      <w:r>
-        <w:t>________________________________________________________________</w:t>
-      </w:r>
-    </w:p>
-    <w:p>
-      <w:r>
-        <w:t>________________________________________________________________</w:t>
-      </w:r>
-    </w:p>
-    <w:p>
-      <w:r>
-        <w:t>________________________________________________________________</w:t>
-      </w:r>
-    </w:p>
-    <w:p>
-      <w:r>
-        <w:t>________________________________________________________________</w:t>
-      </w:r>
-    </w:p>
-    <w:p>
-      <w:pPr>
         <w:pStyle w:val="Heading1"/>
       </w:pPr>
       <w:r>
-        <w:t>15. Visual concept journey</w:t>
-      </w:r>
-    </w:p>
-    <w:p>
-      <w:r>
-        <w:t>Explain each Uncertainty intervals picture from its labels, then record a relevant limit.</w:t>
-      </w:r>
-    </w:p>
-    <w:p>
-      <w:pPr>
-        <w:pStyle w:val="Heading3"/>
+        <w:t>15. Reference · Six-picture response sheets</w:t>
+      </w:r>
+    </w:p>
+    <w:p>
+      <w:r>
+        <w:t>Choose the picture that helps explain the current step.</w:t>
+      </w:r>
+    </w:p>
+    <w:p>
+      <w:pPr>
+        <w:pStyle w:val="Heading2"/>
       </w:pPr>
       <w:r>
         <w:t>01. Uncertainty intervals: the case</w:t>
@@ -2193,7 +2324,7 @@
         <w:drawing>
           <wp:inline xmlns:a="http://schemas.openxmlformats.org/drawingml/2006/main" xmlns:pic="http://schemas.openxmlformats.org/drawingml/2006/picture">
             <wp:extent cx="5486400" cy="2834640"/>
-            <wp:docPr id="3" name="Picture 3" descr="Read a supplied uncertainty interval. A fictional study supplies an interval for a mean time difference under its stated sampling model. Supplied facts: Estimated difference B−A is -0.8 seconds; supplied 95% confidence interval is [-1.4,-0.2] seconds. Assume the study’s interval method is appropriate."/>
+            <wp:docPr id="4" name="Picture 4" descr="Read a supplied uncertainty interval. A fictional study supplies an interval for a mean time difference under its stated sampling model. Supplied facts: Estimated difference B−A is -0.8 seconds; supplied 95% confidence interval is [-1.4,-0.2] seconds. Assume the study’s interval method is appropriate."/>
             <wp:cNvGraphicFramePr>
               <a:graphicFrameLocks noChangeAspect="1"/>
             </wp:cNvGraphicFramePr>
@@ -2205,7 +2336,7 @@
                     <pic:cNvPicPr/>
                   </pic:nvPicPr>
                   <pic:blipFill>
-                    <a:blip r:embed="rId11"/>
+                    <a:blip r:embed="rId12"/>
                     <a:stretch>
                       <a:fillRect/>
                     </a:stretch>
@@ -2261,7 +2392,6 @@
     <w:p>
       <w:pPr>
         <w:spacing w:line="336" w:lineRule="auto" w:after="180"/>
-        <w:shd w:fill="F5F1FB"/>
       </w:pPr>
       <w:r>
         <w:rPr>
@@ -2300,7 +2430,7 @@
     </w:p>
     <w:p>
       <w:pPr>
-        <w:pStyle w:val="Heading3"/>
+        <w:pStyle w:val="Heading2"/>
       </w:pPr>
       <w:r>
         <w:t>02. Follow the deciding steps</w:t>
@@ -2311,7 +2441,7 @@
         <w:drawing>
           <wp:inline xmlns:a="http://schemas.openxmlformats.org/drawingml/2006/main" xmlns:pic="http://schemas.openxmlformats.org/drawingml/2006/picture">
             <wp:extent cx="5486400" cy="3337560"/>
-            <wp:docPr id="4" name="Picture 4" descr="Locate the estimate: -0.8 lies between the interval endpoints. → Interpret the sign: Negative B−A means B took less time under this measurement convention. → Respect coverage meaning: 95% describes the method’s long-run coverage, not a 95% probability for this fixed parameter."/>
+            <wp:docPr id="5" name="Picture 5" descr="Locate the estimate: -0.8 lies between the interval endpoints. → Interpret the sign: Negative B−A means B took less time under this measurement convention. → Respect coverage meaning: 95% describes the method’s long-run coverage, not a 95% probability for this fixed parameter."/>
             <wp:cNvGraphicFramePr>
               <a:graphicFrameLocks noChangeAspect="1"/>
             </wp:cNvGraphicFramePr>
@@ -2323,7 +2453,7 @@
                     <pic:cNvPicPr/>
                   </pic:nvPicPr>
                   <pic:blipFill>
-                    <a:blip r:embed="rId12"/>
+                    <a:blip r:embed="rId13"/>
                     <a:stretch>
                       <a:fillRect/>
                     </a:stretch>
@@ -2356,7 +2486,6 @@
     <w:p>
       <w:pPr>
         <w:spacing w:line="336" w:lineRule="auto" w:after="180"/>
-        <w:shd w:fill="F5F1FB"/>
       </w:pPr>
       <w:r>
         <w:rPr>
@@ -2407,7 +2536,7 @@
     </w:p>
     <w:p>
       <w:pPr>
-        <w:pStyle w:val="Heading3"/>
+        <w:pStyle w:val="Heading2"/>
       </w:pPr>
       <w:r>
         <w:t>03. Supplied interval for B minus A time</w:t>
@@ -2418,7 +2547,7 @@
         <w:drawing>
           <wp:inline xmlns:a="http://schemas.openxmlformats.org/drawingml/2006/main" xmlns:pic="http://schemas.openxmlformats.org/drawingml/2006/picture">
             <wp:extent cx="5486400" cy="3096768"/>
-            <wp:docPr id="5" name="Picture 5" descr="Supplied interval for B minus A time. Original supplied interval: Lower endpoint (s) = -1.4, Estimate (s) = -0.8, Upper endpoint (s) = -0.2. Changed supplied interval: Lower endpoint (s) = -1.4, Estimate (s) = not specified, Upper endpoint (s) = 0.3."/>
+            <wp:docPr id="6" name="Picture 6" descr="Supplied interval for B minus A time. Original supplied interval: Lower endpoint (s) = -1.4, Estimate (s) = -0.8, Upper endpoint (s) = -0.2. Changed supplied interval: Lower endpoint (s) = -1.4, Estimate (s) = not specified, Upper endpoint (s) = 0.3."/>
             <wp:cNvGraphicFramePr>
               <a:graphicFrameLocks noChangeAspect="1"/>
             </wp:cNvGraphicFramePr>
@@ -2430,7 +2559,7 @@
                     <pic:cNvPicPr/>
                   </pic:nvPicPr>
                   <pic:blipFill>
-                    <a:blip r:embed="rId13"/>
+                    <a:blip r:embed="rId14"/>
                     <a:stretch>
                       <a:fillRect/>
                     </a:stretch>
@@ -2474,7 +2603,6 @@
     <w:p>
       <w:pPr>
         <w:spacing w:line="336" w:lineRule="auto" w:after="180"/>
-        <w:shd w:fill="F5F1FB"/>
       </w:pPr>
       <w:r>
         <w:rPr>
@@ -2513,7 +2641,7 @@
     </w:p>
     <w:p>
       <w:pPr>
-        <w:pStyle w:val="Heading3"/>
+        <w:pStyle w:val="Heading2"/>
       </w:pPr>
       <w:r>
         <w:t>04. Change one thing. Trace what follows.</w:t>
@@ -2524,7 +2652,7 @@
         <w:drawing>
           <wp:inline xmlns:a="http://schemas.openxmlformats.org/drawingml/2006/main" xmlns:pic="http://schemas.openxmlformats.org/drawingml/2006/picture">
             <wp:extent cx="5486400" cy="3191256"/>
-            <wp:docPr id="6" name="Picture 6" descr="Original case: 95% describes the method’s long-run coverage, not a 95% probability for this fixed parameter. Changed condition: Use a supplied interval [-1.4,0.3] instead. Expected result: It includes zero and positive differences, so both no difference and slower B remain compatible with that interval. Reason: The new upper endpoint crosses zero."/>
+            <wp:docPr id="7" name="Picture 7" descr="Original case: 95% describes the method’s long-run coverage, not a 95% probability for this fixed parameter. Changed condition: Use a supplied interval [-1.4,0.3] instead. Expected result: It includes zero and positive differences, so both no difference and slower B remain compatible with that interval. Reason: The new upper endpoint crosses zero."/>
             <wp:cNvGraphicFramePr>
               <a:graphicFrameLocks noChangeAspect="1"/>
             </wp:cNvGraphicFramePr>
@@ -2536,7 +2664,7 @@
                     <pic:cNvPicPr/>
                   </pic:nvPicPr>
                   <pic:blipFill>
-                    <a:blip r:embed="rId14"/>
+                    <a:blip r:embed="rId15"/>
                     <a:stretch>
                       <a:fillRect/>
                     </a:stretch>
@@ -2580,7 +2708,6 @@
     <w:p>
       <w:pPr>
         <w:spacing w:line="336" w:lineRule="auto" w:after="180"/>
-        <w:shd w:fill="F5F1FB"/>
       </w:pPr>
       <w:r>
         <w:rPr>
@@ -2619,7 +2746,7 @@
     </w:p>
     <w:p>
       <w:pPr>
-        <w:pStyle w:val="Heading3"/>
+        <w:pStyle w:val="Heading2"/>
       </w:pPr>
       <w:r>
         <w:t>05. Connect the explanation to its limit</w:t>
@@ -2630,7 +2757,7 @@
         <w:drawing>
           <wp:inline xmlns:a="http://schemas.openxmlformats.org/drawingml/2006/main" xmlns:pic="http://schemas.openxmlformats.org/drawingml/2006/picture">
             <wp:extent cx="5486400" cy="2834640"/>
-            <wp:docPr id="7" name="Picture 7" descr="An uncertainty interval conveys precision under assumptions. Its endpoints, units, comparison direction and method all matter; the interval is supplied here, not calculated from unavailable raw data. Limit: An interval does not establish practical value or causality, and invalid sampling assumptions can invalidate its interpretation."/>
+            <wp:docPr id="8" name="Picture 8" descr="An uncertainty interval conveys precision under assumptions. Its endpoints, units, comparison direction and method all matter; the interval is supplied here, not calculated from unavailable raw data. Limit: An interval does not establish practical value or causality, and invalid sampling assumptions can invalidate its interpretation."/>
             <wp:cNvGraphicFramePr>
               <a:graphicFrameLocks noChangeAspect="1"/>
             </wp:cNvGraphicFramePr>
@@ -2642,7 +2769,7 @@
                     <pic:cNvPicPr/>
                   </pic:nvPicPr>
                   <pic:blipFill>
-                    <a:blip r:embed="rId15"/>
+                    <a:blip r:embed="rId16"/>
                     <a:stretch>
                       <a:fillRect/>
                     </a:stretch>
@@ -2686,7 +2813,6 @@
     <w:p>
       <w:pPr>
         <w:spacing w:line="336" w:lineRule="auto" w:after="180"/>
-        <w:shd w:fill="F5F1FB"/>
       </w:pPr>
       <w:r>
         <w:rPr>
@@ -2725,7 +2851,7 @@
     </w:p>
     <w:p>
       <w:pPr>
-        <w:pStyle w:val="Heading3"/>
+        <w:pStyle w:val="Heading2"/>
       </w:pPr>
       <w:r>
         <w:t>06. Make the idea visible in your project</w:t>
@@ -2736,7 +2862,7 @@
         <w:drawing>
           <wp:inline xmlns:a="http://schemas.openxmlformats.org/drawingml/2006/main" xmlns:pic="http://schemas.openxmlformats.org/drawingml/2006/picture">
             <wp:extent cx="5486400" cy="3681984"/>
-            <wp:docPr id="8" name="Picture 8" descr="For the Reproducible AI Research Study, retain an annotated worked trace and the changed-case reasoning. Connect the claim to its records, units and assumptions so another investigator can challenge or reproduce it. Draw your input, deciding step, result and limit. Supported question: Locate -0.8 and zero relative to the supplied interval [-1.4,-0.2]. Interpret the sign and confidence-method meaning, then describe what changes with interval [-1.4,0.3]."/>
+            <wp:docPr id="9" name="Picture 9" descr="For the Reproducible AI Research Study, retain an annotated worked trace and the changed-case reasoning. Connect the claim to its records, units and assumptions so another investigator can challenge or reproduce it. Draw your input, deciding step, result and limit. Supported question: Locate -0.8 and zero relative to the supplied interval [-1.4,-0.2]. Interpret the sign and confidence-method meaning, then describe what changes with interval [-1.4,0.3]."/>
             <wp:cNvGraphicFramePr>
               <a:graphicFrameLocks noChangeAspect="1"/>
             </wp:cNvGraphicFramePr>
@@ -2748,7 +2874,7 @@
                     <pic:cNvPicPr/>
                   </pic:nvPicPr>
                   <pic:blipFill>
-                    <a:blip r:embed="rId16"/>
+                    <a:blip r:embed="rId17"/>
                     <a:stretch>
                       <a:fillRect/>
                     </a:stretch>
@@ -2815,7 +2941,6 @@
     <w:p>
       <w:pPr>
         <w:spacing w:line="336" w:lineRule="auto" w:after="180"/>
-        <w:shd w:fill="F5F1FB"/>
       </w:pPr>
       <w:r>
         <w:rPr>
@@ -2862,6 +2987,62 @@
     <w:p>
       <w:r>
         <w:t>________________________________________________________________</w:t>
+      </w:r>
+    </w:p>
+    <w:p>
+      <w:pPr>
+        <w:pStyle w:val="Heading2"/>
+      </w:pPr>
+      <w:r>
+        <w:t>Earlier wording, alternatives and picture transcripts · reference / check after trying</w:t>
+      </w:r>
+    </w:p>
+    <w:p>
+      <w:pPr>
+        <w:pStyle w:val="Heading3"/>
+      </w:pPr>
+      <w:r>
+        <w:t>01. Uncertainty intervals: the case</w:t>
+      </w:r>
+    </w:p>
+    <w:p>
+      <w:pPr>
+        <w:pStyle w:val="Heading3"/>
+      </w:pPr>
+      <w:r>
+        <w:t>02. Follow the deciding steps</w:t>
+      </w:r>
+    </w:p>
+    <w:p>
+      <w:pPr>
+        <w:pStyle w:val="Heading3"/>
+      </w:pPr>
+      <w:r>
+        <w:t>03. Supplied interval for B minus A time</w:t>
+      </w:r>
+    </w:p>
+    <w:p>
+      <w:pPr>
+        <w:pStyle w:val="Heading3"/>
+      </w:pPr>
+      <w:r>
+        <w:t>04. Change one thing. Trace what follows.</w:t>
+      </w:r>
+    </w:p>
+    <w:p>
+      <w:pPr>
+        <w:pStyle w:val="Heading3"/>
+      </w:pPr>
+      <w:r>
+        <w:t>05. Connect the explanation to its limit</w:t>
+      </w:r>
+    </w:p>
+    <w:p>
+      <w:pPr>
+        <w:pStyle w:val="Heading3"/>
+      </w:pPr>
+      <w:r>
+        <w:t>06. Make the idea visible in your project</w:t>
       </w:r>
     </w:p>
     <w:sectPr>
